--- a/Maquette réseaux cisco/Configuration de l'infrastructure réseaux.docx
+++ b/Maquette réseaux cisco/Configuration de l'infrastructure réseaux.docx
@@ -4,7 +4,7 @@
   <w:body>
     <w:p>
       <w:pPr>
-        <w:pStyle w:val="139"/>
+        <w:pStyle w:val="849"/>
         <w:pBdr>
           <w:top w:val="none" w:color="000000" w:sz="4" w:space="0"/>
           <w:left w:val="none" w:color="000000" w:sz="4" w:space="0"/>
@@ -30,6 +30,13 @@
         <w:rPr>
           <w:b/>
           <w:bCs/>
+        </w:rPr>
+      </w:r>
+      <w:r>
+        <w:rPr>
+          <w:b/>
+          <w:bCs/>
+          <w14:ligatures w14:val="none"/>
         </w:rPr>
       </w:r>
     </w:p>
@@ -109,7 +116,7 @@
     </w:p>
     <w:p>
       <w:pPr>
-        <w:pStyle w:val="668"/>
+        <w:pStyle w:val="912"/>
         <w:numPr>
           <w:ilvl w:val="0"/>
           <w:numId w:val="1"/>
@@ -136,7 +143,7 @@
     </w:p>
     <w:p>
       <w:pPr>
-        <w:pStyle w:val="668"/>
+        <w:pStyle w:val="912"/>
         <w:numPr>
           <w:ilvl w:val="0"/>
           <w:numId w:val="1"/>
@@ -163,7 +170,7 @@
     </w:p>
     <w:p>
       <w:pPr>
-        <w:pStyle w:val="668"/>
+        <w:pStyle w:val="912"/>
         <w:numPr>
           <w:ilvl w:val="0"/>
           <w:numId w:val="1"/>
@@ -190,7 +197,7 @@
     </w:p>
     <w:p>
       <w:pPr>
-        <w:pStyle w:val="668"/>
+        <w:pStyle w:val="912"/>
         <w:numPr>
           <w:ilvl w:val="0"/>
           <w:numId w:val="1"/>
@@ -217,7 +224,7 @@
     </w:p>
     <w:p>
       <w:pPr>
-        <w:pStyle w:val="668"/>
+        <w:pStyle w:val="912"/>
         <w:numPr>
           <w:ilvl w:val="0"/>
           <w:numId w:val="1"/>
@@ -246,10 +253,11 @@
           <w:sz w:val="24"/>
         </w:rPr>
       </w:r>
+      <w:r/>
     </w:p>
     <w:p>
       <w:pPr>
-        <w:pStyle w:val="668"/>
+        <w:pStyle w:val="912"/>
         <w:numPr>
           <w:ilvl w:val="0"/>
           <w:numId w:val="1"/>
@@ -283,6 +291,13 @@
           <w:color w:val="000000"/>
           <w:sz w:val="24"/>
           <w:highlight w:val="none"/>
+        </w:rPr>
+      </w:r>
+      <w:r>
+        <w:rPr>
+          <w:rFonts w:ascii="Times New Roman" w:hAnsi="Times New Roman" w:eastAsia="Times New Roman" w:cs="Times New Roman"/>
+          <w:sz w:val="24"/>
+          <w:szCs w:val="24"/>
         </w:rPr>
       </w:r>
     </w:p>
@@ -344,6 +359,17 @@
           <w:sz w:val="24"/>
         </w:rPr>
       </w:r>
+      <w:r>
+        <w:rPr>
+          <w:rFonts w:ascii="Times New Roman" w:hAnsi="Times New Roman" w:eastAsia="Times New Roman" w:cs="Times New Roman"/>
+          <w:b w:val="0"/>
+          <w:bCs w:val="0"/>
+          <w:color w:val="000000"/>
+          <w:sz w:val="24"/>
+          <w:szCs w:val="24"/>
+          <w:highlight w:val="none"/>
+        </w:rPr>
+      </w:r>
     </w:p>
     <w:p>
       <w:pPr>
@@ -363,16 +389,6 @@
           <w:szCs w:val="24"/>
         </w:rPr>
       </w:pPr>
-      <w:r>
-        <w:rPr>
-          <w:rFonts w:ascii="Times New Roman" w:hAnsi="Times New Roman" w:eastAsia="Times New Roman" w:cs="Times New Roman"/>
-          <w:b w:val="0"/>
-          <w:bCs w:val="0"/>
-          <w:color w:val="000000"/>
-          <w:sz w:val="24"/>
-          <w:highlight w:val="none"/>
-        </w:rPr>
-      </w:r>
       <w:r>
         <w:rPr>
           <w:rFonts w:ascii="Times New Roman" w:hAnsi="Times New Roman" w:eastAsia="Times New Roman" w:cs="Times New Roman"/>
@@ -467,15 +483,14 @@
           <w:rFonts w:ascii="Times New Roman" w:hAnsi="Times New Roman" w:eastAsia="Times New Roman" w:cs="Times New Roman"/>
           <w:b w:val="0"/>
           <w:bCs w:val="0"/>
-          <w:color w:val="000000"/>
           <w:sz w:val="24"/>
-          <w:highlight w:val="none"/>
+          <w:szCs w:val="24"/>
         </w:rPr>
       </w:r>
     </w:p>
     <w:p>
       <w:pPr>
-        <w:pStyle w:val="139"/>
+        <w:pStyle w:val="849"/>
         <w:pBdr>
           <w:top w:val="none" w:color="000000" w:sz="4" w:space="0"/>
           <w:left w:val="none" w:color="000000" w:sz="4" w:space="0"/>
@@ -503,10 +518,17 @@
           <w:bCs/>
         </w:rPr>
       </w:r>
+      <w:r>
+        <w:rPr>
+          <w:b/>
+          <w:bCs/>
+          <w14:ligatures w14:val="none"/>
+        </w:rPr>
+      </w:r>
     </w:p>
     <w:p>
       <w:pPr>
-        <w:pStyle w:val="141"/>
+        <w:pStyle w:val="851"/>
         <w:pBdr>
           <w:top w:val="none" w:color="000000" w:sz="4" w:space="0"/>
           <w:left w:val="none" w:color="000000" w:sz="4" w:space="0"/>
@@ -532,37 +554,22 @@
       </w:r>
       <w:r>
         <w:rPr>
-          <w:b/>
-          <w:bCs/>
-        </w:rPr>
-      </w:r>
-      <w:r>
-        <w:rPr>
-          <w:rFonts w:ascii="Times New Roman" w:hAnsi="Times New Roman" w:eastAsia="Times New Roman" w:cs="Times New Roman"/>
-          <w:b w:val="0"/>
-          <w:bCs w:val="0"/>
-          <w:color w:val="000000"/>
-          <w:sz w:val="24"/>
-        </w:rPr>
-      </w:r>
-      <w:r>
-        <w:rPr>
-          <w:b w:val="0"/>
-          <w:bCs w:val="0"/>
-        </w:rPr>
-      </w:r>
-      <w:r>
-        <w:rPr>
           <w:rFonts w:ascii="Times New Roman" w:hAnsi="Times New Roman" w:eastAsia="Times New Roman" w:cs="Times New Roman"/>
           <w:b/>
           <w:bCs/>
           <w:sz w:val="28"/>
         </w:rPr>
       </w:r>
+      <w:r>
+        <w:rPr>
+          <w:b/>
+          <w:bCs/>
+        </w:rPr>
+      </w:r>
     </w:p>
     <w:p>
       <w:pPr>
-        <w:pStyle w:val="668"/>
+        <w:pStyle w:val="912"/>
         <w:numPr>
           <w:ilvl w:val="0"/>
           <w:numId w:val="2"/>
@@ -591,10 +598,11 @@
           <w:sz w:val="24"/>
         </w:rPr>
       </w:r>
+      <w:r/>
     </w:p>
     <w:p>
       <w:pPr>
-        <w:pStyle w:val="668"/>
+        <w:pStyle w:val="912"/>
         <w:numPr>
           <w:ilvl w:val="0"/>
           <w:numId w:val="2"/>
@@ -633,15 +641,14 @@
       <w:r>
         <w:rPr>
           <w:rFonts w:ascii="Times New Roman" w:hAnsi="Times New Roman" w:eastAsia="Times New Roman" w:cs="Times New Roman"/>
-          <w:color w:val="000000"/>
           <w:sz w:val="24"/>
-          <w:highlight w:val="none"/>
+          <w:szCs w:val="24"/>
         </w:rPr>
       </w:r>
     </w:p>
     <w:p>
       <w:pPr>
-        <w:pStyle w:val="668"/>
+        <w:pStyle w:val="912"/>
         <w:numPr>
           <w:ilvl w:val="0"/>
           <w:numId w:val="2"/>
@@ -668,7 +675,7 @@
     </w:p>
     <w:p>
       <w:pPr>
-        <w:pStyle w:val="668"/>
+        <w:pStyle w:val="912"/>
         <w:numPr>
           <w:ilvl w:val="0"/>
           <w:numId w:val="2"/>
@@ -697,6 +704,7 @@
           <w:sz w:val="24"/>
         </w:rPr>
       </w:r>
+      <w:r/>
     </w:p>
     <w:p>
       <w:pPr>
@@ -802,23 +810,14 @@
       <w:r>
         <w:rPr>
           <w:rFonts w:ascii="Times New Roman" w:hAnsi="Times New Roman" w:eastAsia="Times New Roman" w:cs="Times New Roman"/>
-          <w:color w:val="000000"/>
           <w:sz w:val="24"/>
-          <w:highlight w:val="none"/>
-        </w:rPr>
-      </w:r>
-      <w:r>
-        <w:rPr>
-          <w:rFonts w:ascii="Times New Roman" w:hAnsi="Times New Roman" w:eastAsia="Times New Roman" w:cs="Times New Roman"/>
-          <w:color w:val="000000"/>
-          <w:sz w:val="24"/>
-          <w:highlight w:val="none"/>
+          <w:szCs w:val="24"/>
         </w:rPr>
       </w:r>
     </w:p>
     <w:p>
       <w:pPr>
-        <w:pStyle w:val="141"/>
+        <w:pStyle w:val="851"/>
         <w:pBdr>
           <w:top w:val="none" w:color="000000" w:sz="4" w:space="0"/>
           <w:left w:val="none" w:color="000000" w:sz="4" w:space="0"/>
@@ -872,6 +871,14 @@
           <w:sz w:val="24"/>
           <w:szCs w:val="24"/>
           <w:highlight w:val="none"/>
+        </w:rPr>
+      </w:r>
+      <w:r>
+        <w:rPr>
+          <w:rFonts w:ascii="Times New Roman" w:hAnsi="Times New Roman" w:eastAsia="Times New Roman" w:cs="Times New Roman"/>
+          <w:color w:val="000000"/>
+          <w:sz w:val="24"/>
+          <w:szCs w:val="24"/>
         </w:rPr>
       </w:r>
     </w:p>
@@ -969,73 +976,12 @@
           </mc:Fallback>
         </mc:AlternateContent>
       </w:r>
-      <w:r/>
-      <w:r>
-        <w:rPr>
-          <w:rFonts w:ascii="Times New Roman" w:hAnsi="Times New Roman" w:eastAsia="Times New Roman" w:cs="Times New Roman"/>
-          <w:b/>
-          <w:bCs/>
-          <w:color w:val="000000"/>
-          <w:sz w:val="28"/>
-          <w:szCs w:val="28"/>
-          <w:highlight w:val="none"/>
-        </w:rPr>
-      </w:r>
-      <w:r>
-        <w:rPr>
-          <w:rFonts w:ascii="Times New Roman" w:hAnsi="Times New Roman" w:eastAsia="Times New Roman" w:cs="Times New Roman"/>
-          <w:b/>
-          <w:bCs/>
-          <w:color w:val="000000"/>
-          <w:sz w:val="28"/>
-          <w:szCs w:val="28"/>
-          <w:highlight w:val="none"/>
-        </w:rPr>
-      </w:r>
-      <w:r>
-        <w:rPr>
-          <w:rFonts w:ascii="Times New Roman" w:hAnsi="Times New Roman" w:eastAsia="Times New Roman" w:cs="Times New Roman"/>
-          <w:b/>
-          <w:bCs/>
-          <w:color w:val="000000"/>
-          <w:sz w:val="28"/>
-          <w:szCs w:val="28"/>
-          <w:highlight w:val="none"/>
-        </w:rPr>
-      </w:r>
       <w:r>
         <w:rPr>
           <w:rFonts w:ascii="Times New Roman" w:hAnsi="Times New Roman" w:eastAsia="Times New Roman" w:cs="Times New Roman"/>
           <w:color w:val="000000"/>
           <w:sz w:val="24"/>
           <w:szCs w:val="24"/>
-          <w:highlight w:val="none"/>
-        </w:rPr>
-      </w:r>
-      <w:r>
-        <w:rPr>
-          <w:rFonts w:ascii="Times New Roman" w:hAnsi="Times New Roman" w:eastAsia="Times New Roman" w:cs="Times New Roman"/>
-          <w:b/>
-          <w:color w:val="000000"/>
-          <w:sz w:val="28"/>
-          <w:highlight w:val="none"/>
-        </w:rPr>
-      </w:r>
-      <w:r>
-        <w:rPr>
-          <w:rFonts w:ascii="Times New Roman" w:hAnsi="Times New Roman" w:eastAsia="Times New Roman" w:cs="Times New Roman"/>
-          <w:b/>
-          <w:color w:val="000000"/>
-          <w:sz w:val="28"/>
-          <w:highlight w:val="none"/>
-        </w:rPr>
-      </w:r>
-      <w:r>
-        <w:rPr>
-          <w:rFonts w:ascii="Times New Roman" w:hAnsi="Times New Roman" w:eastAsia="Times New Roman" w:cs="Times New Roman"/>
-          <w:b/>
-          <w:color w:val="000000"/>
-          <w:sz w:val="28"/>
           <w:highlight w:val="none"/>
         </w:rPr>
       </w:r>
@@ -1051,7 +997,7 @@
     </w:p>
     <w:p>
       <w:pPr>
-        <w:pStyle w:val="141"/>
+        <w:pStyle w:val="851"/>
         <w:pBdr>
           <w:top w:val="none" w:color="000000" w:sz="4" w:space="0"/>
           <w:left w:val="none" w:color="000000" w:sz="4" w:space="0"/>
@@ -1079,7 +1025,17 @@
         </w:rPr>
         <w:t xml:space="preserve">🔹 Sondes (Laptop)</w:t>
       </w:r>
-      <w:r/>
+      <w:r>
+        <w:rPr>
+          <w:rFonts w:ascii="Times New Roman" w:hAnsi="Times New Roman" w:eastAsia="Times New Roman" w:cs="Times New Roman"/>
+          <w:b/>
+          <w:bCs/>
+          <w:color w:val="000000"/>
+          <w:sz w:val="28"/>
+          <w:szCs w:val="28"/>
+          <w:highlight w:val="none"/>
+        </w:rPr>
+      </w:r>
     </w:p>
     <w:p>
       <w:pPr>
@@ -1105,7 +1061,7 @@
     </w:p>
     <w:p>
       <w:pPr>
-        <w:pStyle w:val="668"/>
+        <w:pStyle w:val="912"/>
         <w:numPr>
           <w:ilvl w:val="0"/>
           <w:numId w:val="4"/>
@@ -1128,33 +1084,13 @@
         </w:rPr>
         <w:t xml:space="preserve">connectés en WiFi</w:t>
       </w:r>
-      <w:r/>
-      <w:r>
-        <w:rPr>
-          <w:rFonts w:ascii="Times New Roman" w:hAnsi="Times New Roman" w:eastAsia="Times New Roman" w:cs="Times New Roman"/>
-          <w:color w:val="000000"/>
-          <w:sz w:val="24"/>
-        </w:rPr>
-      </w:r>
-      <w:r>
-        <w:rPr>
-          <w:rFonts w:ascii="Times New Roman" w:hAnsi="Times New Roman" w:eastAsia="Times New Roman" w:cs="Times New Roman"/>
-          <w:color w:val="000000"/>
-          <w:sz w:val="24"/>
-        </w:rPr>
-      </w:r>
       <w:r>
         <w:rPr>
           <w:rFonts w:ascii="Times New Roman" w:hAnsi="Times New Roman" w:eastAsia="Times New Roman" w:cs="Times New Roman"/>
           <w:sz w:val="24"/>
         </w:rPr>
       </w:r>
-      <w:r>
-        <w:rPr>
-          <w:rFonts w:ascii="Times New Roman" w:hAnsi="Times New Roman" w:eastAsia="Times New Roman" w:cs="Times New Roman"/>
-          <w:sz w:val="24"/>
-        </w:rPr>
-      </w:r>
+      <w:r/>
     </w:p>
     <w:p>
       <w:pPr>
@@ -1262,56 +1198,10 @@
           <w:szCs w:val="24"/>
         </w:rPr>
       </w:r>
-      <w:r/>
-      <w:r>
-        <w:rPr>
-          <w:rFonts w:ascii="Times New Roman" w:hAnsi="Times New Roman" w:eastAsia="Times New Roman" w:cs="Times New Roman"/>
-          <w:sz w:val="24"/>
-          <w:szCs w:val="24"/>
-        </w:rPr>
-      </w:r>
-      <w:r>
-        <w:rPr>
-          <w:rFonts w:ascii="Times New Roman" w:hAnsi="Times New Roman" w:eastAsia="Times New Roman" w:cs="Times New Roman"/>
-          <w:sz w:val="24"/>
-          <w:szCs w:val="24"/>
-        </w:rPr>
-      </w:r>
-      <w:r>
-        <w:rPr>
-          <w:rFonts w:ascii="Times New Roman" w:hAnsi="Times New Roman" w:eastAsia="Times New Roman" w:cs="Times New Roman"/>
-          <w:color w:val="000000"/>
-          <w:sz w:val="24"/>
-          <w:highlight w:val="none"/>
-        </w:rPr>
-      </w:r>
-      <w:r>
-        <w:rPr>
-          <w:rFonts w:ascii="Times New Roman" w:hAnsi="Times New Roman" w:eastAsia="Times New Roman" w:cs="Times New Roman"/>
-          <w:color w:val="000000"/>
-          <w:sz w:val="24"/>
-          <w:highlight w:val="none"/>
-        </w:rPr>
-      </w:r>
-      <w:r>
-        <w:rPr>
-          <w:rFonts w:ascii="Times New Roman" w:hAnsi="Times New Roman" w:eastAsia="Times New Roman" w:cs="Times New Roman"/>
-          <w:color w:val="000000"/>
-          <w:sz w:val="24"/>
-          <w:highlight w:val="none"/>
-        </w:rPr>
-      </w:r>
-      <w:r>
-        <w:rPr>
-          <w:rFonts w:ascii="Times New Roman" w:hAnsi="Times New Roman" w:eastAsia="Times New Roman" w:cs="Times New Roman"/>
-          <w:sz w:val="24"/>
-          <w:szCs w:val="24"/>
-        </w:rPr>
-      </w:r>
     </w:p>
     <w:p>
       <w:pPr>
-        <w:pStyle w:val="141"/>
+        <w:pStyle w:val="851"/>
         <w:pBdr>
           <w:top w:val="none" w:color="000000" w:sz="4" w:space="0"/>
           <w:left w:val="none" w:color="000000" w:sz="4" w:space="0"/>
@@ -1374,7 +1264,7 @@
     </w:p>
     <w:p>
       <w:pPr>
-        <w:pStyle w:val="668"/>
+        <w:pStyle w:val="912"/>
         <w:numPr>
           <w:ilvl w:val="0"/>
           <w:numId w:val="5"/>
@@ -1401,7 +1291,7 @@
     </w:p>
     <w:p>
       <w:pPr>
-        <w:pStyle w:val="668"/>
+        <w:pStyle w:val="912"/>
         <w:numPr>
           <w:ilvl w:val="0"/>
           <w:numId w:val="5"/>
@@ -1430,12 +1320,7 @@
           <w:sz w:val="24"/>
         </w:rPr>
       </w:r>
-      <w:r>
-        <w:rPr>
-          <w:rFonts w:ascii="Times New Roman" w:hAnsi="Times New Roman" w:eastAsia="Times New Roman" w:cs="Times New Roman"/>
-          <w:sz w:val="24"/>
-        </w:rPr>
-      </w:r>
+      <w:r/>
     </w:p>
     <w:p>
       <w:pPr>
@@ -1533,83 +1418,6 @@
         <w:rPr>
           <w:rFonts w:ascii="Times New Roman" w:hAnsi="Times New Roman" w:eastAsia="Times New Roman" w:cs="Times New Roman"/>
           <w:sz w:val="24"/>
-          <w:highlight w:val="none"/>
-        </w:rPr>
-      </w:r>
-      <w:r>
-        <w:rPr>
-          <w:rFonts w:ascii="Times New Roman" w:hAnsi="Times New Roman" w:eastAsia="Times New Roman" w:cs="Times New Roman"/>
-          <w:sz w:val="24"/>
-          <w:highlight w:val="none"/>
-        </w:rPr>
-      </w:r>
-      <w:r>
-        <w:rPr>
-          <w:rFonts w:ascii="Times New Roman" w:hAnsi="Times New Roman" w:eastAsia="Times New Roman" w:cs="Times New Roman"/>
-          <w:sz w:val="24"/>
-          <w:highlight w:val="none"/>
-        </w:rPr>
-      </w:r>
-      <w:r>
-        <w:rPr>
-          <w:rFonts w:ascii="Times New Roman" w:hAnsi="Times New Roman" w:eastAsia="Times New Roman" w:cs="Times New Roman"/>
-          <w:color w:val="000000"/>
-          <w:sz w:val="24"/>
-          <w:highlight w:val="none"/>
-        </w:rPr>
-      </w:r>
-      <w:r/>
-      <w:r>
-        <w:rPr>
-          <w:rFonts w:ascii="Times New Roman" w:hAnsi="Times New Roman" w:eastAsia="Times New Roman" w:cs="Times New Roman"/>
-          <w:color w:val="000000"/>
-          <w:sz w:val="24"/>
-          <w:highlight w:val="none"/>
-        </w:rPr>
-      </w:r>
-      <w:r>
-        <w:rPr>
-          <w:rFonts w:ascii="Times New Roman" w:hAnsi="Times New Roman" w:eastAsia="Times New Roman" w:cs="Times New Roman"/>
-          <w:color w:val="000000"/>
-          <w:sz w:val="24"/>
-          <w:highlight w:val="none"/>
-        </w:rPr>
-      </w:r>
-      <w:r>
-        <w:rPr>
-          <w:rFonts w:ascii="Times New Roman" w:hAnsi="Times New Roman" w:eastAsia="Times New Roman" w:cs="Times New Roman"/>
-          <w:color w:val="000000"/>
-          <w:sz w:val="24"/>
-          <w:highlight w:val="none"/>
-        </w:rPr>
-      </w:r>
-      <w:r>
-        <w:rPr>
-          <w:highlight w:val="none"/>
-        </w:rPr>
-      </w:r>
-      <w:r/>
-      <w:r/>
-      <w:r/>
-      <w:r>
-        <w:rPr>
-          <w:highlight w:val="none"/>
-        </w:rPr>
-      </w:r>
-      <w:r>
-        <w:rPr>
-          <w:highlight w:val="none"/>
-        </w:rPr>
-      </w:r>
-      <w:r>
-        <w:rPr>
-          <w:highlight w:val="none"/>
-        </w:rPr>
-      </w:r>
-      <w:r>
-        <w:rPr>
-          <w:rFonts w:ascii="Times New Roman" w:hAnsi="Times New Roman" w:eastAsia="Times New Roman" w:cs="Times New Roman"/>
-          <w:sz w:val="24"/>
           <w:szCs w:val="24"/>
         </w:rPr>
       </w:r>
@@ -1623,7 +1431,7 @@
     </w:p>
     <w:p>
       <w:pPr>
-        <w:pStyle w:val="141"/>
+        <w:pStyle w:val="851"/>
         <w:pBdr>
           <w:top w:val="none" w:color="000000" w:sz="4" w:space="0"/>
           <w:left w:val="none" w:color="000000" w:sz="4" w:space="0"/>
@@ -1698,6 +1506,15 @@
         <w:rPr>
           <w:rFonts w:ascii="Times New Roman" w:hAnsi="Times New Roman" w:eastAsia="Times New Roman" w:cs="Times New Roman"/>
           <w:sz w:val="24"/>
+        </w:rPr>
+      </w:r>
+      <w:r>
+        <w:rPr>
+          <w:rFonts w:ascii="Times New Roman" w:hAnsi="Times New Roman" w:eastAsia="Times New Roman" w:cs="Times New Roman"/>
+          <w:color w:val="000000"/>
+          <w:sz w:val="24"/>
+          <w:szCs w:val="24"/>
+          <w:highlight w:val="none"/>
         </w:rPr>
       </w:r>
     </w:p>
@@ -1794,23 +1611,6 @@
       </w:r>
       <w:r>
         <w:rPr>
-          <w:rFonts w:ascii="Times New Roman" w:hAnsi="Times New Roman" w:eastAsia="Times New Roman" w:cs="Times New Roman"/>
-          <w:sz w:val="24"/>
-          <w:szCs w:val="24"/>
-        </w:rPr>
-      </w:r>
-      <w:r>
-        <w:rPr>
-          <w:highlight w:val="none"/>
-        </w:rPr>
-      </w:r>
-      <w:r>
-        <w:rPr>
-          <w:highlight w:val="none"/>
-        </w:rPr>
-      </w:r>
-      <w:r>
-        <w:rPr>
           <w:highlight w:val="none"/>
         </w:rPr>
       </w:r>
@@ -1822,7 +1622,7 @@
     </w:p>
     <w:p>
       <w:pPr>
-        <w:pStyle w:val="141"/>
+        <w:pStyle w:val="851"/>
         <w:pBdr>
           <w:top w:val="none" w:color="000000" w:sz="4" w:space="0"/>
           <w:left w:val="none" w:color="000000" w:sz="4" w:space="0"/>
@@ -1868,7 +1668,7 @@
     </w:p>
     <w:p>
       <w:pPr>
-        <w:pStyle w:val="668"/>
+        <w:pStyle w:val="912"/>
         <w:numPr>
           <w:ilvl w:val="0"/>
           <w:numId w:val="6"/>
@@ -1895,7 +1695,7 @@
     </w:p>
     <w:p>
       <w:pPr>
-        <w:pStyle w:val="668"/>
+        <w:pStyle w:val="912"/>
         <w:numPr>
           <w:ilvl w:val="0"/>
           <w:numId w:val="6"/>
@@ -1922,7 +1722,7 @@
     </w:p>
     <w:p>
       <w:pPr>
-        <w:pStyle w:val="668"/>
+        <w:pStyle w:val="912"/>
         <w:numPr>
           <w:ilvl w:val="0"/>
           <w:numId w:val="6"/>
@@ -1951,6 +1751,7 @@
           <w:sz w:val="24"/>
         </w:rPr>
       </w:r>
+      <w:r/>
     </w:p>
     <w:p>
       <w:pPr>
@@ -2006,7 +1807,7 @@
                       <pic:spPr bwMode="auto">
                         <a:xfrm>
                           <a:off x="0" y="0"/>
-                          <a:ext cx="1219199" cy="695324"/>
+                          <a:ext cx="1219199" cy="695323"/>
                         </a:xfrm>
                         <a:prstGeom prst="rect">
                           <a:avLst/>
@@ -2052,10 +1853,156 @@
           <w:rFonts w:ascii="Times New Roman" w:hAnsi="Times New Roman" w:eastAsia="Times New Roman" w:cs="Times New Roman"/>
           <w:color w:val="000000"/>
           <w:sz w:val="24"/>
+          <w:szCs w:val="24"/>
           <w:highlight w:val="none"/>
         </w:rPr>
       </w:r>
-      <w:r/>
+      <w:r>
+        <w:rPr>
+          <w:rFonts w:ascii="Times New Roman" w:hAnsi="Times New Roman" w:eastAsia="Times New Roman" w:cs="Times New Roman"/>
+          <w:color w:val="000000"/>
+          <w:sz w:val="24"/>
+          <w:szCs w:val="24"/>
+          <w:highlight w:val="none"/>
+        </w:rPr>
+      </w:r>
+    </w:p>
+    <w:p>
+      <w:pPr>
+        <w:pStyle w:val="851"/>
+        <w:pBdr>
+          <w:top w:val="none" w:color="000000" w:sz="4" w:space="0"/>
+          <w:left w:val="none" w:color="000000" w:sz="4" w:space="0"/>
+          <w:bottom w:val="none" w:color="000000" w:sz="4" w:space="0"/>
+          <w:right w:val="none" w:color="000000" w:sz="4" w:space="0"/>
+        </w:pBdr>
+        <w:spacing/>
+        <w:ind w:right="0" w:firstLine="0" w:left="0"/>
+        <w:rPr>
+          <w:rFonts w:ascii="Times New Roman" w:hAnsi="Times New Roman" w:eastAsia="Times New Roman" w:cs="Times New Roman"/>
+          <w:sz w:val="28"/>
+        </w:rPr>
+      </w:pPr>
+      <w:r>
+        <w:rPr>
+          <w:rFonts w:ascii="Times New Roman" w:hAnsi="Times New Roman" w:eastAsia="Times New Roman" w:cs="Times New Roman"/>
+          <w:b/>
+          <w:color w:val="000000"/>
+          <w:sz w:val="28"/>
+        </w:rPr>
+        <w:t xml:space="preserve">🔹 Light</w:t>
+      </w:r>
+      <w:r>
+        <w:rPr>
+          <w:rFonts w:ascii="Times New Roman" w:hAnsi="Times New Roman" w:eastAsia="Times New Roman" w:cs="Times New Roman"/>
+          <w:sz w:val="28"/>
+        </w:rPr>
+      </w:r>
+      <w:r>
+        <w:rPr>
+          <w:rFonts w:ascii="Times New Roman" w:hAnsi="Times New Roman" w:eastAsia="Times New Roman" w:cs="Times New Roman"/>
+          <w:sz w:val="28"/>
+        </w:rPr>
+      </w:r>
+    </w:p>
+    <w:p>
+      <w:pPr>
+        <w:pBdr>
+          <w:top w:val="none" w:color="000000" w:sz="4" w:space="0"/>
+          <w:left w:val="none" w:color="000000" w:sz="4" w:space="0"/>
+          <w:bottom w:val="none" w:color="000000" w:sz="4" w:space="0"/>
+          <w:right w:val="none" w:color="000000" w:sz="4" w:space="0"/>
+        </w:pBdr>
+        <w:spacing/>
+        <w:ind w:right="0" w:firstLine="0" w:left="0"/>
+        <w:rPr>
+          <w:rFonts w:ascii="Times New Roman" w:hAnsi="Times New Roman" w:eastAsia="Times New Roman" w:cs="Times New Roman"/>
+          <w:sz w:val="24"/>
+        </w:rPr>
+      </w:pPr>
+      <w:r>
+        <w:rPr>
+          <w:rFonts w:ascii="Times New Roman" w:hAnsi="Times New Roman" w:eastAsia="Times New Roman" w:cs="Times New Roman"/>
+          <w:color w:val="000000"/>
+          <w:sz w:val="24"/>
+        </w:rPr>
+        <w:t xml:space="preserve">Représente :</w:t>
+      </w:r>
+      <w:r>
+        <w:rPr>
+          <w:rFonts w:ascii="Times New Roman" w:hAnsi="Times New Roman" w:eastAsia="Times New Roman" w:cs="Times New Roman"/>
+          <w:sz w:val="24"/>
+        </w:rPr>
+      </w:r>
+      <w:r>
+        <w:rPr>
+          <w:rFonts w:ascii="Times New Roman" w:hAnsi="Times New Roman" w:eastAsia="Times New Roman" w:cs="Times New Roman"/>
+          <w:sz w:val="24"/>
+        </w:rPr>
+      </w:r>
+    </w:p>
+    <w:p>
+      <w:pPr>
+        <w:pStyle w:val="912"/>
+        <w:numPr>
+          <w:ilvl w:val="0"/>
+          <w:numId w:val="11"/>
+        </w:numPr>
+        <w:pBdr>
+          <w:top w:val="none" w:color="000000" w:sz="4" w:space="0"/>
+          <w:left w:val="none" w:color="000000" w:sz="4" w:space="0"/>
+          <w:bottom w:val="none" w:color="000000" w:sz="4" w:space="0"/>
+          <w:right w:val="none" w:color="000000" w:sz="4" w:space="0"/>
+        </w:pBdr>
+        <w:spacing/>
+        <w:ind w:right="0"/>
+        <w:rPr>
+          <w:rFonts w:ascii="Times New Roman" w:hAnsi="Times New Roman" w:eastAsia="Times New Roman" w:cs="Times New Roman"/>
+          <w:sz w:val="24"/>
+        </w:rPr>
+      </w:pPr>
+      <w:r>
+        <w:rPr>
+          <w:rFonts w:ascii="Times New Roman" w:hAnsi="Times New Roman" w:eastAsia="Times New Roman" w:cs="Times New Roman"/>
+          <w:color w:val="000000"/>
+          <w:sz w:val="24"/>
+        </w:rPr>
+        <w:t xml:space="preserve">le box gyrophare</w:t>
+      </w:r>
+      <w:r>
+        <w:rPr>
+          <w:rFonts w:ascii="Times New Roman" w:hAnsi="Times New Roman" w:eastAsia="Times New Roman" w:cs="Times New Roman"/>
+          <w:sz w:val="24"/>
+        </w:rPr>
+      </w:r>
+      <w:r>
+        <w:rPr>
+          <w:rFonts w:ascii="Times New Roman" w:hAnsi="Times New Roman" w:eastAsia="Times New Roman" w:cs="Times New Roman"/>
+          <w:sz w:val="24"/>
+        </w:rPr>
+      </w:r>
+    </w:p>
+    <w:p>
+      <w:pPr>
+        <w:pStyle w:val="912"/>
+        <w:numPr>
+          <w:ilvl w:val="0"/>
+          <w:numId w:val="11"/>
+        </w:numPr>
+        <w:pBdr>
+          <w:top w:val="none" w:color="000000" w:sz="4" w:space="0"/>
+          <w:left w:val="none" w:color="000000" w:sz="4" w:space="0"/>
+          <w:bottom w:val="none" w:color="000000" w:sz="4" w:space="0"/>
+          <w:right w:val="none" w:color="000000" w:sz="4" w:space="0"/>
+        </w:pBdr>
+        <w:spacing/>
+        <w:ind w:right="0"/>
+        <w:rPr>
+          <w:rFonts w:ascii="Times New Roman" w:hAnsi="Times New Roman" w:eastAsia="Times New Roman" w:cs="Times New Roman"/>
+          <w:sz w:val="24"/>
+          <w:szCs w:val="24"/>
+        </w:rPr>
+      </w:pPr>
       <w:r>
         <w:rPr>
           <w:rFonts w:ascii="Times New Roman" w:hAnsi="Times New Roman" w:eastAsia="Times New Roman" w:cs="Times New Roman"/>
@@ -2063,6 +2010,7 @@
           <w:sz w:val="24"/>
           <w:highlight w:val="none"/>
         </w:rPr>
+        <w:t xml:space="preserve">Le module shelly plus 1</w:t>
       </w:r>
       <w:r>
         <w:rPr>
@@ -2079,14 +2027,25 @@
           <w:szCs w:val="24"/>
         </w:rPr>
       </w:r>
-      <w:r>
+    </w:p>
+    <w:p>
+      <w:pPr>
+        <w:pBdr>
+          <w:top w:val="none" w:color="000000" w:sz="4" w:space="0"/>
+          <w:left w:val="none" w:color="000000" w:sz="4" w:space="0"/>
+          <w:bottom w:val="none" w:color="000000" w:sz="4" w:space="0"/>
+          <w:right w:val="none" w:color="000000" w:sz="4" w:space="0"/>
+        </w:pBdr>
+        <w:spacing/>
+        <w:ind w:right="0" w:firstLine="0" w:left="0"/>
         <w:rPr>
           <w:rFonts w:ascii="Times New Roman" w:hAnsi="Times New Roman" w:eastAsia="Times New Roman" w:cs="Times New Roman"/>
           <w:color w:val="000000"/>
           <w:sz w:val="24"/>
+          <w:szCs w:val="24"/>
           <w:highlight w:val="none"/>
         </w:rPr>
-      </w:r>
+      </w:pPr>
       <w:r>
         <w:rPr>
           <w:rFonts w:ascii="Times New Roman" w:hAnsi="Times New Roman" w:eastAsia="Times New Roman" w:cs="Times New Roman"/>
@@ -2115,200 +2074,7 @@
     </w:p>
     <w:p>
       <w:pPr>
-        <w:pStyle w:val="141"/>
-        <w:pBdr>
-          <w:top w:val="none" w:color="000000" w:sz="4" w:space="0"/>
-          <w:left w:val="none" w:color="000000" w:sz="4" w:space="0"/>
-          <w:bottom w:val="none" w:color="000000" w:sz="4" w:space="0"/>
-          <w:right w:val="none" w:color="000000" w:sz="4" w:space="0"/>
-        </w:pBdr>
-        <w:spacing/>
-        <w:ind w:right="0" w:firstLine="0" w:left="0"/>
-        <w:rPr>
-          <w:rFonts w:ascii="Times New Roman" w:hAnsi="Times New Roman" w:eastAsia="Times New Roman" w:cs="Times New Roman"/>
-          <w:sz w:val="28"/>
-        </w:rPr>
-      </w:pPr>
-      <w:r>
-        <w:rPr>
-          <w:rFonts w:ascii="Times New Roman" w:hAnsi="Times New Roman" w:eastAsia="Times New Roman" w:cs="Times New Roman"/>
-          <w:b/>
-          <w:color w:val="000000"/>
-          <w:sz w:val="28"/>
-        </w:rPr>
-        <w:t xml:space="preserve">🔹 Light</w:t>
-      </w:r>
-      <w:r>
-        <w:rPr>
-          <w:rFonts w:ascii="Times New Roman" w:hAnsi="Times New Roman" w:eastAsia="Times New Roman" w:cs="Times New Roman"/>
-          <w:sz w:val="28"/>
-        </w:rPr>
-      </w:r>
-    </w:p>
-    <w:p>
-      <w:pPr>
-        <w:pBdr>
-          <w:top w:val="none" w:color="000000" w:sz="4" w:space="0"/>
-          <w:left w:val="none" w:color="000000" w:sz="4" w:space="0"/>
-          <w:bottom w:val="none" w:color="000000" w:sz="4" w:space="0"/>
-          <w:right w:val="none" w:color="000000" w:sz="4" w:space="0"/>
-        </w:pBdr>
-        <w:spacing/>
-        <w:ind w:right="0" w:firstLine="0" w:left="0"/>
-        <w:rPr>
-          <w:rFonts w:ascii="Times New Roman" w:hAnsi="Times New Roman" w:eastAsia="Times New Roman" w:cs="Times New Roman"/>
-          <w:sz w:val="24"/>
-        </w:rPr>
-      </w:pPr>
-      <w:r>
-        <w:rPr>
-          <w:rFonts w:ascii="Times New Roman" w:hAnsi="Times New Roman" w:eastAsia="Times New Roman" w:cs="Times New Roman"/>
-          <w:color w:val="000000"/>
-          <w:sz w:val="24"/>
-        </w:rPr>
-        <w:t xml:space="preserve">Représente :</w:t>
-      </w:r>
-      <w:r>
-        <w:rPr>
-          <w:rFonts w:ascii="Times New Roman" w:hAnsi="Times New Roman" w:eastAsia="Times New Roman" w:cs="Times New Roman"/>
-          <w:sz w:val="24"/>
-        </w:rPr>
-      </w:r>
-      <w:r>
-        <w:rPr>
-          <w:rFonts w:ascii="Times New Roman" w:hAnsi="Times New Roman" w:eastAsia="Times New Roman" w:cs="Times New Roman"/>
-          <w:sz w:val="24"/>
-        </w:rPr>
-      </w:r>
-    </w:p>
-    <w:p>
-      <w:pPr>
-        <w:pStyle w:val="668"/>
-        <w:numPr>
-          <w:ilvl w:val="0"/>
-          <w:numId w:val="11"/>
-        </w:numPr>
-        <w:pBdr>
-          <w:top w:val="none" w:color="000000" w:sz="4" w:space="0"/>
-          <w:left w:val="none" w:color="000000" w:sz="4" w:space="0"/>
-          <w:bottom w:val="none" w:color="000000" w:sz="4" w:space="0"/>
-          <w:right w:val="none" w:color="000000" w:sz="4" w:space="0"/>
-        </w:pBdr>
-        <w:spacing/>
-        <w:ind w:right="0"/>
-        <w:rPr>
-          <w:rFonts w:ascii="Times New Roman" w:hAnsi="Times New Roman" w:eastAsia="Times New Roman" w:cs="Times New Roman"/>
-          <w:sz w:val="24"/>
-        </w:rPr>
-      </w:pPr>
-      <w:r>
-        <w:rPr>
-          <w:rFonts w:ascii="Times New Roman" w:hAnsi="Times New Roman" w:eastAsia="Times New Roman" w:cs="Times New Roman"/>
-          <w:color w:val="000000"/>
-          <w:sz w:val="24"/>
-        </w:rPr>
-        <w:t xml:space="preserve">le box gyrophare</w:t>
-      </w:r>
-      <w:r>
-        <w:rPr>
-          <w:rFonts w:ascii="Times New Roman" w:hAnsi="Times New Roman" w:eastAsia="Times New Roman" w:cs="Times New Roman"/>
-          <w:sz w:val="24"/>
-        </w:rPr>
-      </w:r>
-    </w:p>
-    <w:p>
-      <w:pPr>
-        <w:pStyle w:val="668"/>
-        <w:numPr>
-          <w:ilvl w:val="0"/>
-          <w:numId w:val="11"/>
-        </w:numPr>
-        <w:pBdr>
-          <w:top w:val="none" w:color="000000" w:sz="4" w:space="0"/>
-          <w:left w:val="none" w:color="000000" w:sz="4" w:space="0"/>
-          <w:bottom w:val="none" w:color="000000" w:sz="4" w:space="0"/>
-          <w:right w:val="none" w:color="000000" w:sz="4" w:space="0"/>
-        </w:pBdr>
-        <w:spacing/>
-        <w:ind w:right="0"/>
-        <w:rPr>
-          <w:rFonts w:ascii="Times New Roman" w:hAnsi="Times New Roman" w:eastAsia="Times New Roman" w:cs="Times New Roman"/>
-          <w:sz w:val="24"/>
-          <w:szCs w:val="24"/>
-        </w:rPr>
-      </w:pPr>
-      <w:r>
-        <w:rPr>
-          <w:rFonts w:ascii="Times New Roman" w:hAnsi="Times New Roman" w:eastAsia="Times New Roman" w:cs="Times New Roman"/>
-          <w:color w:val="000000"/>
-          <w:sz w:val="24"/>
-          <w:highlight w:val="none"/>
-        </w:rPr>
-        <w:t xml:space="preserve">Le module shelly plus 1</w:t>
-      </w:r>
-      <w:r>
-        <w:rPr>
-          <w:rFonts w:ascii="Times New Roman" w:hAnsi="Times New Roman" w:eastAsia="Times New Roman" w:cs="Times New Roman"/>
-          <w:color w:val="000000"/>
-          <w:sz w:val="24"/>
-          <w:highlight w:val="none"/>
-        </w:rPr>
-      </w:r>
-      <w:r>
-        <w:rPr>
-          <w:rFonts w:ascii="Times New Roman" w:hAnsi="Times New Roman" w:eastAsia="Times New Roman" w:cs="Times New Roman"/>
-          <w:color w:val="000000"/>
-          <w:sz w:val="24"/>
-          <w:highlight w:val="none"/>
-        </w:rPr>
-      </w:r>
-    </w:p>
-    <w:p>
-      <w:pPr>
-        <w:pBdr>
-          <w:top w:val="none" w:color="000000" w:sz="4" w:space="0"/>
-          <w:left w:val="none" w:color="000000" w:sz="4" w:space="0"/>
-          <w:bottom w:val="none" w:color="000000" w:sz="4" w:space="0"/>
-          <w:right w:val="none" w:color="000000" w:sz="4" w:space="0"/>
-        </w:pBdr>
-        <w:spacing/>
-        <w:ind w:right="0" w:firstLine="0" w:left="0"/>
-        <w:rPr>
-          <w:rFonts w:ascii="Times New Roman" w:hAnsi="Times New Roman" w:eastAsia="Times New Roman" w:cs="Times New Roman"/>
-          <w:color w:val="000000"/>
-          <w:sz w:val="24"/>
-          <w:szCs w:val="24"/>
-          <w:highlight w:val="none"/>
-        </w:rPr>
-      </w:pPr>
-      <w:r>
-        <w:rPr>
-          <w:rFonts w:ascii="Times New Roman" w:hAnsi="Times New Roman" w:eastAsia="Times New Roman" w:cs="Times New Roman"/>
-          <w:color w:val="000000"/>
-          <w:sz w:val="24"/>
-          <w:highlight w:val="none"/>
-        </w:rPr>
-      </w:r>
-      <w:r>
-        <w:rPr>
-          <w:rFonts w:ascii="Times New Roman" w:hAnsi="Times New Roman" w:eastAsia="Times New Roman" w:cs="Times New Roman"/>
-          <w:color w:val="000000"/>
-          <w:sz w:val="24"/>
-          <w:highlight w:val="none"/>
-        </w:rPr>
-      </w:r>
-      <w:r>
-        <w:rPr>
-          <w:rFonts w:ascii="Times New Roman" w:hAnsi="Times New Roman" w:eastAsia="Times New Roman" w:cs="Times New Roman"/>
-          <w:color w:val="000000"/>
-          <w:sz w:val="24"/>
-          <w:highlight w:val="none"/>
-        </w:rPr>
-      </w:r>
-    </w:p>
-    <w:p>
-      <w:pPr>
-        <w:pStyle w:val="139"/>
+        <w:pStyle w:val="849"/>
         <w:pBdr>
           <w:top w:val="none" w:color="000000" w:sz="4" w:space="0"/>
           <w:left w:val="none" w:color="000000" w:sz="4" w:space="0"/>
@@ -2336,6 +2102,13 @@
           <w:bCs/>
         </w:rPr>
       </w:r>
+      <w:r>
+        <w:rPr>
+          <w:b/>
+          <w:bCs/>
+          <w14:ligatures w14:val="none"/>
+        </w:rPr>
+      </w:r>
     </w:p>
     <w:p>
       <w:pPr>
@@ -2367,6 +2140,15 @@
         <w:rPr>
           <w:rFonts w:ascii="Times New Roman" w:hAnsi="Times New Roman" w:eastAsia="Times New Roman" w:cs="Times New Roman"/>
           <w:sz w:val="24"/>
+        </w:rPr>
+      </w:r>
+      <w:r>
+        <w:rPr>
+          <w:rFonts w:ascii="Times New Roman" w:hAnsi="Times New Roman" w:eastAsia="Times New Roman" w:cs="Times New Roman"/>
+          <w:color w:val="000000"/>
+          <w:sz w:val="24"/>
+          <w:szCs w:val="24"/>
+          <w:highlight w:val="none"/>
         </w:rPr>
       </w:r>
     </w:p>
@@ -2440,10 +2222,17 @@
           <w:highlight w:val="none"/>
         </w:rPr>
       </w:r>
+      <w:r>
+        <w:rPr>
+          <w:rFonts w:ascii="Times New Roman" w:hAnsi="Times New Roman" w:eastAsia="Times New Roman" w:cs="Times New Roman"/>
+          <w:sz w:val="24"/>
+          <w:szCs w:val="24"/>
+        </w:rPr>
+      </w:r>
     </w:p>
     <w:tbl>
       <w:tblPr>
-        <w:tblStyle w:val="41"/>
+        <w:tblStyle w:val="752"/>
         <w:tblW w:w="0" w:type="auto"/>
         <w:tblBorders/>
         <w:tblLook w:val="04A0" w:firstRow="1" w:lastRow="0" w:firstColumn="1" w:lastColumn="0" w:noHBand="0" w:noVBand="1"/>
@@ -2507,6 +2296,15 @@
                 <w:highlight w:val="none"/>
               </w:rPr>
             </w:r>
+            <w:r>
+              <w:rPr>
+                <w:rFonts w:ascii="Times New Roman" w:hAnsi="Times New Roman" w:eastAsia="Times New Roman" w:cs="Times New Roman"/>
+                <w:color w:val="000000"/>
+                <w:sz w:val="24"/>
+                <w:szCs w:val="24"/>
+                <w:highlight w:val="none"/>
+              </w:rPr>
+            </w:r>
           </w:p>
         </w:tc>
         <w:tc>
@@ -2549,6 +2347,15 @@
                 <w:highlight w:val="none"/>
               </w:rPr>
               <w:t xml:space="preserve">Nom</w:t>
+            </w:r>
+            <w:r>
+              <w:rPr>
+                <w:rFonts w:ascii="Times New Roman" w:hAnsi="Times New Roman" w:eastAsia="Times New Roman" w:cs="Times New Roman"/>
+                <w:color w:val="000000"/>
+                <w:sz w:val="24"/>
+                <w:szCs w:val="24"/>
+                <w:highlight w:val="none"/>
+              </w:rPr>
             </w:r>
             <w:r>
               <w:rPr>
@@ -2621,6 +2428,15 @@
                 <w:highlight w:val="none"/>
               </w:rPr>
             </w:r>
+            <w:r>
+              <w:rPr>
+                <w:rFonts w:ascii="Times New Roman" w:hAnsi="Times New Roman" w:eastAsia="Times New Roman" w:cs="Times New Roman"/>
+                <w:color w:val="000000"/>
+                <w:sz w:val="24"/>
+                <w:szCs w:val="24"/>
+                <w:highlight w:val="none"/>
+              </w:rPr>
+            </w:r>
           </w:p>
         </w:tc>
       </w:tr>
@@ -2668,6 +2484,15 @@
                 <w:highlight w:val="none"/>
               </w:rPr>
               <w:t xml:space="preserve">488</w:t>
+            </w:r>
+            <w:r>
+              <w:rPr>
+                <w:rFonts w:ascii="Times New Roman" w:hAnsi="Times New Roman" w:eastAsia="Times New Roman" w:cs="Times New Roman"/>
+                <w:color w:val="000000"/>
+                <w:sz w:val="24"/>
+                <w:szCs w:val="24"/>
+                <w:highlight w:val="none"/>
+              </w:rPr>
             </w:r>
             <w:r>
               <w:rPr>
@@ -2730,6 +2555,15 @@
                 <w:highlight w:val="none"/>
               </w:rPr>
             </w:r>
+            <w:r>
+              <w:rPr>
+                <w:rFonts w:ascii="Times New Roman" w:hAnsi="Times New Roman" w:eastAsia="Times New Roman" w:cs="Times New Roman"/>
+                <w:color w:val="000000"/>
+                <w:sz w:val="24"/>
+                <w:szCs w:val="24"/>
+                <w:highlight w:val="none"/>
+              </w:rPr>
+            </w:r>
           </w:p>
         </w:tc>
         <w:tc>
@@ -2772,6 +2606,15 @@
                 <w:highlight w:val="none"/>
               </w:rPr>
               <w:t xml:space="preserve">Capteurs WIFI + relais et Gyrophare</w:t>
+            </w:r>
+            <w:r>
+              <w:rPr>
+                <w:rFonts w:ascii="Times New Roman" w:hAnsi="Times New Roman" w:eastAsia="Times New Roman" w:cs="Times New Roman"/>
+                <w:color w:val="000000"/>
+                <w:sz w:val="24"/>
+                <w:szCs w:val="24"/>
+                <w:highlight w:val="none"/>
+              </w:rPr>
             </w:r>
             <w:r>
               <w:rPr>
@@ -2839,6 +2682,15 @@
                 <w:highlight w:val="none"/>
               </w:rPr>
             </w:r>
+            <w:r>
+              <w:rPr>
+                <w:rFonts w:ascii="Times New Roman" w:hAnsi="Times New Roman" w:eastAsia="Times New Roman" w:cs="Times New Roman"/>
+                <w:color w:val="000000"/>
+                <w:sz w:val="24"/>
+                <w:szCs w:val="24"/>
+                <w:highlight w:val="none"/>
+              </w:rPr>
+            </w:r>
           </w:p>
         </w:tc>
         <w:tc>
@@ -2891,6 +2743,15 @@
                 <w:highlight w:val="none"/>
               </w:rPr>
             </w:r>
+            <w:r>
+              <w:rPr>
+                <w:rFonts w:ascii="Times New Roman" w:hAnsi="Times New Roman" w:eastAsia="Times New Roman" w:cs="Times New Roman"/>
+                <w:color w:val="000000"/>
+                <w:sz w:val="24"/>
+                <w:szCs w:val="24"/>
+                <w:highlight w:val="none"/>
+              </w:rPr>
+            </w:r>
           </w:p>
         </w:tc>
         <w:tc>
@@ -2933,6 +2794,15 @@
                 <w:highlight w:val="none"/>
               </w:rPr>
               <w:t xml:space="preserve">Accès réseaux sur le pc artisan</w:t>
+            </w:r>
+            <w:r>
+              <w:rPr>
+                <w:rFonts w:ascii="Times New Roman" w:hAnsi="Times New Roman" w:eastAsia="Times New Roman" w:cs="Times New Roman"/>
+                <w:color w:val="000000"/>
+                <w:sz w:val="24"/>
+                <w:szCs w:val="24"/>
+                <w:highlight w:val="none"/>
+              </w:rPr>
             </w:r>
             <w:r>
               <w:rPr>
@@ -3000,6 +2870,15 @@
                 <w:highlight w:val="none"/>
               </w:rPr>
             </w:r>
+            <w:r>
+              <w:rPr>
+                <w:rFonts w:ascii="Times New Roman" w:hAnsi="Times New Roman" w:eastAsia="Times New Roman" w:cs="Times New Roman"/>
+                <w:color w:val="000000"/>
+                <w:sz w:val="24"/>
+                <w:szCs w:val="24"/>
+                <w:highlight w:val="none"/>
+              </w:rPr>
+            </w:r>
           </w:p>
         </w:tc>
         <w:tc>
@@ -3042,6 +2921,15 @@
                 <w:highlight w:val="none"/>
               </w:rPr>
               <w:t xml:space="preserve">ADMIN</w:t>
+            </w:r>
+            <w:r>
+              <w:rPr>
+                <w:rFonts w:ascii="Times New Roman" w:hAnsi="Times New Roman" w:eastAsia="Times New Roman" w:cs="Times New Roman"/>
+                <w:color w:val="000000"/>
+                <w:sz w:val="24"/>
+                <w:szCs w:val="24"/>
+                <w:highlight w:val="none"/>
+              </w:rPr>
             </w:r>
             <w:r>
               <w:rPr>
@@ -3104,13 +2992,22 @@
                 <w:highlight w:val="none"/>
               </w:rPr>
             </w:r>
+            <w:r>
+              <w:rPr>
+                <w:rFonts w:ascii="Times New Roman" w:hAnsi="Times New Roman" w:eastAsia="Times New Roman" w:cs="Times New Roman"/>
+                <w:color w:val="000000"/>
+                <w:sz w:val="24"/>
+                <w:szCs w:val="24"/>
+                <w:highlight w:val="none"/>
+              </w:rPr>
+            </w:r>
           </w:p>
         </w:tc>
       </w:tr>
     </w:tbl>
     <w:p>
       <w:pPr>
-        <w:pStyle w:val="139"/>
+        <w:pStyle w:val="849"/>
         <w:pBdr>
           <w:top w:val="none" w:color="000000" w:sz="4" w:space="0"/>
           <w:left w:val="none" w:color="000000" w:sz="4" w:space="0"/>
@@ -3138,10 +3035,17 @@
           <w:bCs/>
         </w:rPr>
       </w:r>
+      <w:r>
+        <w:rPr>
+          <w:b/>
+          <w:bCs/>
+          <w14:ligatures w14:val="none"/>
+        </w:rPr>
+      </w:r>
     </w:p>
     <w:p>
       <w:pPr>
-        <w:pStyle w:val="140"/>
+        <w:pStyle w:val="850"/>
         <w:pBdr/>
         <w:spacing/>
         <w:ind/>
@@ -3162,6 +3066,13 @@
         <w:rPr>
           <w:b/>
           <w:bCs/>
+        </w:rPr>
+      </w:r>
+      <w:r>
+        <w:rPr>
+          <w:b/>
+          <w:bCs/>
+          <w14:ligatures w14:val="none"/>
         </w:rPr>
       </w:r>
     </w:p>
@@ -3202,6 +3113,15 @@
         <w:rPr>
           <w:rFonts w:ascii="Courier New" w:hAnsi="Courier New" w:eastAsia="Courier New" w:cs="Courier New"/>
           <w:sz w:val="20"/>
+        </w:rPr>
+      </w:r>
+      <w:r>
+        <w:rPr>
+          <w:rFonts w:ascii="Courier New" w:hAnsi="Courier New" w:eastAsia="Courier New" w:cs="Courier New"/>
+          <w:color w:val="000000"/>
+          <w:sz w:val="20"/>
+          <w:szCs w:val="20"/>
+          <w:highlight w:val="none"/>
         </w:rPr>
       </w:r>
     </w:p>
@@ -3246,6 +3166,7 @@
           <w:rFonts w:ascii="Courier New" w:hAnsi="Courier New" w:eastAsia="Courier New" w:cs="Courier New"/>
           <w:color w:val="000000"/>
           <w:sz w:val="20"/>
+          <w:szCs w:val="20"/>
           <w:highlight w:val="none"/>
         </w:rPr>
       </w:r>
@@ -3261,7 +3182,7 @@
     </w:p>
     <w:p>
       <w:pPr>
-        <w:pStyle w:val="140"/>
+        <w:pStyle w:val="850"/>
         <w:pBdr/>
         <w:spacing/>
         <w:ind/>
@@ -3282,6 +3203,13 @@
         <w:rPr>
           <w:b/>
           <w:bCs/>
+        </w:rPr>
+      </w:r>
+      <w:r>
+        <w:rPr>
+          <w:b/>
+          <w:bCs/>
+          <w14:ligatures w14:val="none"/>
         </w:rPr>
       </w:r>
     </w:p>
@@ -3326,6 +3254,15 @@
         <w:rPr>
           <w:rFonts w:ascii="Courier New" w:hAnsi="Courier New" w:eastAsia="Courier New" w:cs="Courier New"/>
           <w:sz w:val="20"/>
+        </w:rPr>
+      </w:r>
+      <w:r>
+        <w:rPr>
+          <w:rFonts w:ascii="Courier New" w:hAnsi="Courier New" w:eastAsia="Courier New" w:cs="Courier New"/>
+          <w:color w:val="000000"/>
+          <w:sz w:val="20"/>
+          <w:szCs w:val="20"/>
+          <w:highlight w:val="none"/>
         </w:rPr>
       </w:r>
     </w:p>
@@ -3376,15 +3313,14 @@
       <w:r>
         <w:rPr>
           <w:rFonts w:ascii="Courier New" w:hAnsi="Courier New" w:eastAsia="Courier New" w:cs="Courier New"/>
-          <w:color w:val="000000"/>
           <w:sz w:val="20"/>
-          <w:highlight w:val="none"/>
+          <w:szCs w:val="20"/>
         </w:rPr>
       </w:r>
     </w:p>
     <w:p>
       <w:pPr>
-        <w:pStyle w:val="140"/>
+        <w:pStyle w:val="850"/>
         <w:pBdr/>
         <w:spacing/>
         <w:ind/>
@@ -3407,6 +3343,13 @@
           <w:bCs/>
         </w:rPr>
       </w:r>
+      <w:r>
+        <w:rPr>
+          <w:b/>
+          <w:bCs/>
+          <w14:ligatures w14:val="none"/>
+        </w:rPr>
+      </w:r>
     </w:p>
     <w:p>
       <w:pPr>
@@ -3454,7 +3397,7 @@
     </w:p>
     <w:p>
       <w:pPr>
-        <w:pStyle w:val="140"/>
+        <w:pStyle w:val="850"/>
         <w:pBdr/>
         <w:spacing/>
         <w:ind/>
@@ -3477,10 +3420,17 @@
           <w:bCs/>
         </w:rPr>
       </w:r>
+      <w:r>
+        <w:rPr>
+          <w:b/>
+          <w:bCs/>
+          <w14:ligatures w14:val="none"/>
+        </w:rPr>
+      </w:r>
     </w:p>
     <w:p>
       <w:pPr>
-        <w:pStyle w:val="142"/>
+        <w:pStyle w:val="852"/>
         <w:pBdr>
           <w:top w:val="none" w:color="000000" w:sz="4" w:space="0"/>
           <w:left w:val="none" w:color="000000" w:sz="4" w:space="0"/>
@@ -3520,7 +3470,7 @@
           <w:color w:val="000000"/>
           <w:sz w:val="20"/>
         </w:rPr>
-        <w:t xml:space="preserve">interface gi1/0/1</w:t>
+        <w:t xml:space="preserve">interface fa0/1</w:t>
         <w:br/>
         <w:t xml:space="preserve">switchport mode access</w:t>
         <w:br/>
@@ -3530,7 +3480,7 @@
     </w:p>
     <w:p>
       <w:pPr>
-        <w:pStyle w:val="142"/>
+        <w:pStyle w:val="852"/>
         <w:pBdr>
           <w:top w:val="none" w:color="000000" w:sz="4" w:space="0"/>
           <w:left w:val="none" w:color="000000" w:sz="4" w:space="0"/>
@@ -3576,7 +3526,7 @@
           <w:color w:val="000000"/>
           <w:sz w:val="20"/>
         </w:rPr>
-        <w:t xml:space="preserve">interface gi1/0/2</w:t>
+        <w:t xml:space="preserve">interface fa0/2</w:t>
         <w:br/>
         <w:t xml:space="preserve">switchport mode access</w:t>
         <w:br/>
@@ -3588,10 +3538,19 @@
           <w:sz w:val="20"/>
         </w:rPr>
       </w:r>
+      <w:r>
+        <w:rPr>
+          <w:rFonts w:ascii="Courier New" w:hAnsi="Courier New" w:eastAsia="Courier New" w:cs="Courier New"/>
+          <w:color w:val="000000"/>
+          <w:sz w:val="20"/>
+          <w:szCs w:val="20"/>
+          <w:highlight w:val="none"/>
+        </w:rPr>
+      </w:r>
     </w:p>
     <w:p>
       <w:pPr>
-        <w:pStyle w:val="142"/>
+        <w:pStyle w:val="852"/>
         <w:pBdr>
           <w:top w:val="none" w:color="000000" w:sz="4" w:space="0"/>
           <w:left w:val="none" w:color="000000" w:sz="4" w:space="0"/>
@@ -3651,11 +3610,210 @@
           <w:color w:val="000000"/>
           <w:sz w:val="20"/>
         </w:rPr>
-        <w:t xml:space="preserve">interface gi1/0/3</w:t>
+        <w:t xml:space="preserve">interface fa0/3</w:t>
         <w:br/>
         <w:t xml:space="preserve">switchport mode access</w:t>
         <w:br/>
         <w:t xml:space="preserve">switchport access vlan 372</w:t>
+      </w:r>
+      <w:r>
+        <w:rPr>
+          <w:rFonts w:ascii="Courier New" w:hAnsi="Courier New" w:eastAsia="Courier New" w:cs="Courier New"/>
+          <w:color w:val="000000"/>
+          <w:sz w:val="20"/>
+          <w:szCs w:val="20"/>
+          <w:highlight w:val="none"/>
+        </w:rPr>
+      </w:r>
+    </w:p>
+    <w:p>
+      <w:pPr>
+        <w:pBdr>
+          <w:top w:val="none" w:color="000000" w:sz="4" w:space="0"/>
+          <w:left w:val="none" w:color="000000" w:sz="4" w:space="0"/>
+          <w:bottom w:val="none" w:color="000000" w:sz="4" w:space="0"/>
+          <w:right w:val="none" w:color="000000" w:sz="4" w:space="0"/>
+        </w:pBdr>
+        <w:spacing/>
+        <w:ind w:right="0" w:firstLine="0" w:left="0"/>
+        <w:rPr>
+          <w:rFonts w:ascii="Courier New" w:hAnsi="Courier New" w:eastAsia="Courier New" w:cs="Courier New"/>
+          <w:color w:val="000000"/>
+          <w:sz w:val="20"/>
+          <w:szCs w:val="20"/>
+          <w:highlight w:val="none"/>
+        </w:rPr>
+      </w:pPr>
+      <w:r>
+        <w:rPr>
+          <w:rFonts w:ascii="Courier New" w:hAnsi="Courier New" w:eastAsia="Courier New" w:cs="Courier New"/>
+          <w:color w:val="000000"/>
+          <w:sz w:val="20"/>
+          <w:highlight w:val="none"/>
+        </w:rPr>
+      </w:r>
+      <w:r>
+        <w:rPr>
+          <w:rFonts w:ascii="Courier New" w:hAnsi="Courier New" w:eastAsia="Courier New" w:cs="Courier New"/>
+          <w:color w:val="000000"/>
+          <w:sz w:val="20"/>
+          <w:highlight w:val="none"/>
+        </w:rPr>
+      </w:r>
+      <w:r>
+        <w:rPr>
+          <w:rFonts w:ascii="Courier New" w:hAnsi="Courier New" w:eastAsia="Courier New" w:cs="Courier New"/>
+          <w:color w:val="000000"/>
+          <w:sz w:val="20"/>
+          <w:highlight w:val="none"/>
+        </w:rPr>
+      </w:r>
+    </w:p>
+    <w:p>
+      <w:pPr>
+        <w:pStyle w:val="852"/>
+        <w:pBdr>
+          <w:top w:val="none" w:color="000000" w:sz="4" w:space="0"/>
+          <w:left w:val="none" w:color="000000" w:sz="4" w:space="0"/>
+          <w:bottom w:val="none" w:color="000000" w:sz="4" w:space="0"/>
+          <w:right w:val="none" w:color="000000" w:sz="4" w:space="0"/>
+        </w:pBdr>
+        <w:spacing/>
+        <w:ind w:right="0" w:firstLine="0" w:left="0"/>
+        <w:rPr>
+          <w:rFonts w:ascii="Times New Roman" w:hAnsi="Times New Roman" w:eastAsia="Times New Roman" w:cs="Times New Roman"/>
+          <w:b/>
+          <w:bCs/>
+          <w:color w:val="000000"/>
+          <w:sz w:val="24"/>
+          <w:szCs w:val="24"/>
+          <w:highlight w:val="none"/>
+        </w:rPr>
+      </w:pPr>
+      <w:r>
+        <w:rPr>
+          <w:rFonts w:ascii="Times New Roman" w:hAnsi="Times New Roman" w:eastAsia="Times New Roman" w:cs="Times New Roman"/>
+          <w:b/>
+          <w:color w:val="000000"/>
+          <w:sz w:val="24"/>
+        </w:rPr>
+        <w:t xml:space="preserve">Port vers routeur</w:t>
+      </w:r>
+      <w:r>
+        <w:rPr>
+          <w:rFonts w:ascii="Times New Roman" w:hAnsi="Times New Roman" w:eastAsia="Times New Roman" w:cs="Times New Roman"/>
+          <w:sz w:val="24"/>
+        </w:rPr>
+      </w:r>
+      <w:r>
+        <w:rPr>
+          <w:rFonts w:ascii="Times New Roman" w:hAnsi="Times New Roman" w:eastAsia="Times New Roman" w:cs="Times New Roman"/>
+          <w:sz w:val="24"/>
+        </w:rPr>
+      </w:r>
+    </w:p>
+    <w:p>
+      <w:pPr>
+        <w:pBdr>
+          <w:top w:val="none" w:color="000000" w:sz="4" w:space="0"/>
+          <w:left w:val="none" w:color="000000" w:sz="4" w:space="0"/>
+          <w:bottom w:val="none" w:color="000000" w:sz="4" w:space="0"/>
+          <w:right w:val="none" w:color="000000" w:sz="4" w:space="0"/>
+        </w:pBdr>
+        <w:spacing/>
+        <w:ind w:right="0" w:firstLine="0" w:left="0"/>
+        <w:rPr>
+          <w:rFonts w:ascii="Courier New" w:hAnsi="Courier New" w:eastAsia="Courier New" w:cs="Courier New"/>
+          <w:color w:val="000000"/>
+          <w:sz w:val="20"/>
+          <w:szCs w:val="20"/>
+          <w:highlight w:val="none"/>
+        </w:rPr>
+      </w:pPr>
+      <w:r>
+        <w:rPr>
+          <w:rFonts w:ascii="Courier New" w:hAnsi="Courier New" w:eastAsia="Courier New" w:cs="Courier New"/>
+          <w:color w:val="000000"/>
+          <w:sz w:val="20"/>
+        </w:rPr>
+        <w:t xml:space="preserve">interface fa0/24</w:t>
+        <w:br/>
+        <w:t xml:space="preserve">no switchport</w:t>
+        <w:br/>
+        <w:t xml:space="preserve">ip address  10.0.0.2 255.255.255.0</w:t>
+      </w:r>
+      <w:r>
+        <w:rPr>
+          <w:rFonts w:ascii="Courier New" w:hAnsi="Courier New" w:eastAsia="Courier New" w:cs="Courier New"/>
+          <w:color w:val="000000"/>
+          <w:sz w:val="20"/>
+          <w:szCs w:val="20"/>
+          <w:highlight w:val="none"/>
+        </w:rPr>
+      </w:r>
+    </w:p>
+    <w:p>
+      <w:pPr>
+        <w:pBdr>
+          <w:top w:val="none" w:color="000000" w:sz="4" w:space="0"/>
+          <w:left w:val="none" w:color="000000" w:sz="4" w:space="0"/>
+          <w:bottom w:val="none" w:color="000000" w:sz="4" w:space="0"/>
+          <w:right w:val="none" w:color="000000" w:sz="4" w:space="0"/>
+        </w:pBdr>
+        <w:spacing/>
+        <w:ind w:right="0" w:firstLine="0" w:left="0"/>
+        <w:rPr>
+          <w:rFonts w:ascii="Courier New" w:hAnsi="Courier New" w:eastAsia="Courier New" w:cs="Courier New"/>
+          <w:color w:val="000000"/>
+          <w:sz w:val="20"/>
+          <w:szCs w:val="20"/>
+          <w:highlight w:val="none"/>
+        </w:rPr>
+      </w:pPr>
+      <w:r>
+        <w:rPr>
+          <w:rFonts w:ascii="Courier New" w:hAnsi="Courier New" w:eastAsia="Courier New" w:cs="Courier New"/>
+          <w:color w:val="000000"/>
+          <w:sz w:val="20"/>
+          <w:highlight w:val="none"/>
+        </w:rPr>
+        <w:t xml:space="preserve">No shutdown</w:t>
+      </w:r>
+      <w:r>
+        <w:rPr>
+          <w:rFonts w:ascii="Courier New" w:hAnsi="Courier New" w:eastAsia="Courier New" w:cs="Courier New"/>
+          <w:color w:val="000000"/>
+          <w:sz w:val="20"/>
+          <w:highlight w:val="none"/>
+        </w:rPr>
+      </w:r>
+    </w:p>
+    <w:p>
+      <w:pPr>
+        <w:pBdr>
+          <w:top w:val="none" w:color="000000" w:sz="4" w:space="0"/>
+          <w:left w:val="none" w:color="000000" w:sz="4" w:space="0"/>
+          <w:bottom w:val="none" w:color="000000" w:sz="4" w:space="0"/>
+          <w:right w:val="none" w:color="000000" w:sz="4" w:space="0"/>
+        </w:pBdr>
+        <w:spacing/>
+        <w:ind w:right="0" w:firstLine="0" w:left="0"/>
+        <w:rPr>
+          <w:rFonts w:ascii="Courier New" w:hAnsi="Courier New" w:eastAsia="Courier New" w:cs="Courier New"/>
+          <w:color w:val="000000"/>
+          <w:sz w:val="20"/>
+          <w:szCs w:val="20"/>
+          <w:highlight w:val="none"/>
+        </w:rPr>
+      </w:pPr>
+      <w:r>
+        <w:rPr>
+          <w:rFonts w:ascii="Courier New" w:hAnsi="Courier New" w:eastAsia="Courier New" w:cs="Courier New"/>
+          <w:color w:val="000000"/>
+          <w:sz w:val="20"/>
+          <w:szCs w:val="20"/>
+          <w:highlight w:val="none"/>
+        </w:rPr>
       </w:r>
       <w:r>
         <w:rPr>
@@ -3678,7 +3836,53 @@
     </w:p>
     <w:p>
       <w:pPr>
-        <w:pStyle w:val="140"/>
+        <w:pBdr>
+          <w:top w:val="none" w:color="000000" w:sz="4" w:space="0"/>
+          <w:left w:val="none" w:color="000000" w:sz="4" w:space="0"/>
+          <w:bottom w:val="none" w:color="000000" w:sz="4" w:space="0"/>
+          <w:right w:val="none" w:color="000000" w:sz="4" w:space="0"/>
+        </w:pBdr>
+        <w:spacing/>
+        <w:ind w:right="0" w:firstLine="0" w:left="0"/>
+        <w:rPr>
+          <w:rFonts w:ascii="Courier New" w:hAnsi="Courier New" w:eastAsia="Courier New" w:cs="Courier New"/>
+          <w:color w:val="000000"/>
+          <w:sz w:val="20"/>
+          <w:szCs w:val="20"/>
+          <w:highlight w:val="none"/>
+        </w:rPr>
+      </w:pPr>
+      <w:r>
+        <w:rPr>
+          <w:rFonts w:ascii="Courier New" w:hAnsi="Courier New" w:eastAsia="Courier New" w:cs="Courier New"/>
+          <w:color w:val="000000"/>
+          <w:sz w:val="20"/>
+          <w:szCs w:val="20"/>
+          <w:highlight w:val="none"/>
+        </w:rPr>
+      </w:r>
+      <w:r>
+        <w:rPr>
+          <w:rFonts w:ascii="Courier New" w:hAnsi="Courier New" w:eastAsia="Courier New" w:cs="Courier New"/>
+          <w:color w:val="000000"/>
+          <w:sz w:val="20"/>
+          <w:szCs w:val="20"/>
+          <w:highlight w:val="none"/>
+        </w:rPr>
+      </w:r>
+      <w:r>
+        <w:rPr>
+          <w:rFonts w:ascii="Courier New" w:hAnsi="Courier New" w:eastAsia="Courier New" w:cs="Courier New"/>
+          <w:color w:val="000000"/>
+          <w:sz w:val="20"/>
+          <w:szCs w:val="20"/>
+          <w:highlight w:val="none"/>
+        </w:rPr>
+      </w:r>
+    </w:p>
+    <w:p>
+      <w:pPr>
+        <w:pStyle w:val="850"/>
         <w:pBdr/>
         <w:spacing/>
         <w:ind/>
@@ -3702,9 +3906,6 @@
           <w14:ligatures w14:val="none"/>
         </w:rPr>
       </w:r>
-      <w:r/>
-      <w:r/>
-      <w:r/>
       <w:r>
         <w:rPr>
           <w:b/>
@@ -3715,7 +3916,7 @@
     </w:p>
     <w:p>
       <w:pPr>
-        <w:pStyle w:val="142"/>
+        <w:pStyle w:val="852"/>
         <w:pBdr>
           <w:top w:val="none" w:color="000000" w:sz="4" w:space="0"/>
           <w:left w:val="none" w:color="000000" w:sz="4" w:space="0"/>
@@ -3762,10 +3963,6 @@
         <w:spacing/>
         <w:ind w:right="0" w:firstLine="0" w:left="0"/>
         <w:rPr>
-          <w:rFonts w:ascii="Courier New" w:hAnsi="Courier New" w:eastAsia="Courier New" w:cs="Courier New"/>
-          <w:color w:val="000000"/>
-          <w:sz w:val="20"/>
-          <w:szCs w:val="20"/>
           <w:highlight w:val="none"/>
         </w:rPr>
       </w:pPr>
@@ -3795,14 +3992,69 @@
           <w:rFonts w:ascii="Courier New" w:hAnsi="Courier New" w:eastAsia="Courier New" w:cs="Courier New"/>
           <w:color w:val="000000"/>
           <w:sz w:val="20"/>
+        </w:rPr>
+      </w:r>
+      <w:r>
+        <w:rPr>
+          <w:rFonts w:ascii="Courier New" w:hAnsi="Courier New" w:eastAsia="Courier New" w:cs="Courier New"/>
+          <w:color w:val="000000"/>
+          <w:sz w:val="20"/>
+        </w:rPr>
+      </w:r>
+      <w:r/>
+      <w:r>
+        <w:rPr>
+          <w:rFonts w:ascii="Courier New" w:hAnsi="Courier New" w:eastAsia="Courier New" w:cs="Courier New"/>
+          <w:color w:val="000000"/>
+          <w:sz w:val="20"/>
           <w:szCs w:val="20"/>
+        </w:rPr>
+      </w:r>
+    </w:p>
+    <w:p>
+      <w:pPr>
+        <w:pBdr>
+          <w:top w:val="none" w:color="000000" w:sz="4" w:space="0"/>
+          <w:left w:val="none" w:color="000000" w:sz="4" w:space="0"/>
+          <w:bottom w:val="none" w:color="000000" w:sz="4" w:space="0"/>
+          <w:right w:val="none" w:color="000000" w:sz="4" w:space="0"/>
+        </w:pBdr>
+        <w:spacing/>
+        <w:ind w:right="0" w:firstLine="0" w:left="0"/>
+        <w:rPr>
+          <w:rFonts w:ascii="Courier New" w:hAnsi="Courier New" w:eastAsia="Courier New" w:cs="Courier New"/>
+          <w:color w:val="000000"/>
+          <w:sz w:val="20"/>
+          <w:szCs w:val="20"/>
+        </w:rPr>
+      </w:pPr>
+      <w:r>
+        <w:rPr>
+          <w:highlight w:val="none"/>
+        </w:rPr>
+      </w:r>
+      <w:r>
+        <w:rPr>
+          <w:rFonts w:ascii="Courier New" w:hAnsi="Courier New" w:eastAsia="Courier New" w:cs="Courier New"/>
+          <w:color w:val="000000"/>
+          <w:sz w:val="20"/>
+        </w:rPr>
+        <w:t xml:space="preserve">dns-server 1.1.1.1 1.0.0.1</w:t>
+      </w:r>
+      <w:r>
+        <w:rPr>
+          <w:highlight w:val="none"/>
+        </w:rPr>
+      </w:r>
+      <w:r>
+        <w:rPr>
           <w:highlight w:val="none"/>
         </w:rPr>
       </w:r>
     </w:p>
     <w:p>
       <w:pPr>
-        <w:pStyle w:val="142"/>
+        <w:pStyle w:val="852"/>
         <w:pBdr>
           <w:top w:val="none" w:color="000000" w:sz="4" w:space="0"/>
           <w:left w:val="none" w:color="000000" w:sz="4" w:space="0"/>
@@ -3889,7 +4141,89 @@
     </w:p>
     <w:p>
       <w:pPr>
-        <w:pStyle w:val="142"/>
+        <w:pBdr>
+          <w:top w:val="none" w:color="000000" w:sz="4" w:space="0"/>
+          <w:left w:val="none" w:color="000000" w:sz="4" w:space="0"/>
+          <w:bottom w:val="none" w:color="000000" w:sz="4" w:space="0"/>
+          <w:right w:val="none" w:color="000000" w:sz="4" w:space="0"/>
+        </w:pBdr>
+        <w:spacing/>
+        <w:ind w:right="0" w:firstLine="0" w:left="0"/>
+        <w:rPr>
+          <w:rFonts w:ascii="Courier New" w:hAnsi="Courier New" w:eastAsia="Courier New" w:cs="Courier New"/>
+          <w:color w:val="000000"/>
+          <w:sz w:val="20"/>
+          <w:szCs w:val="20"/>
+        </w:rPr>
+      </w:pPr>
+      <w:r>
+        <w:rPr>
+          <w:highlight w:val="none"/>
+        </w:rPr>
+      </w:r>
+      <w:r>
+        <w:rPr>
+          <w:rFonts w:ascii="Courier New" w:hAnsi="Courier New" w:eastAsia="Courier New" w:cs="Courier New"/>
+          <w:color w:val="000000"/>
+          <w:sz w:val="20"/>
+        </w:rPr>
+        <w:t xml:space="preserve">dns-server 1.1.1.1 1.0.0.1</w:t>
+      </w:r>
+      <w:r>
+        <w:rPr>
+          <w:rFonts w:ascii="Courier New" w:hAnsi="Courier New" w:eastAsia="Courier New" w:cs="Courier New"/>
+          <w:color w:val="000000"/>
+          <w:sz w:val="20"/>
+          <w:szCs w:val="20"/>
+        </w:rPr>
+      </w:r>
+      <w:r>
+        <w:rPr>
+          <w:rFonts w:ascii="Courier New" w:hAnsi="Courier New" w:eastAsia="Courier New" w:cs="Courier New"/>
+          <w:color w:val="000000"/>
+          <w:sz w:val="20"/>
+          <w:szCs w:val="20"/>
+        </w:rPr>
+      </w:r>
+      <w:r>
+        <w:rPr>
+          <w:rFonts w:ascii="Courier New" w:hAnsi="Courier New" w:eastAsia="Courier New" w:cs="Courier New"/>
+          <w:color w:val="000000"/>
+          <w:sz w:val="20"/>
+          <w:szCs w:val="20"/>
+          <w:highlight w:val="none"/>
+        </w:rPr>
+      </w:r>
+      <w:r>
+        <w:rPr>
+          <w:rFonts w:ascii="Courier New" w:hAnsi="Courier New" w:eastAsia="Courier New" w:cs="Courier New"/>
+          <w:color w:val="000000"/>
+          <w:sz w:val="20"/>
+          <w:szCs w:val="20"/>
+          <w:highlight w:val="none"/>
+        </w:rPr>
+      </w:r>
+      <w:r>
+        <w:rPr>
+          <w:rFonts w:ascii="Courier New" w:hAnsi="Courier New" w:eastAsia="Courier New" w:cs="Courier New"/>
+          <w:color w:val="000000"/>
+          <w:sz w:val="20"/>
+          <w:szCs w:val="20"/>
+          <w:highlight w:val="none"/>
+        </w:rPr>
+      </w:r>
+      <w:r>
+        <w:rPr>
+          <w:rFonts w:ascii="Courier New" w:hAnsi="Courier New" w:eastAsia="Courier New" w:cs="Courier New"/>
+          <w:color w:val="000000"/>
+          <w:sz w:val="20"/>
+          <w:szCs w:val="20"/>
+        </w:rPr>
+      </w:r>
+    </w:p>
+    <w:p>
+      <w:pPr>
+        <w:pStyle w:val="852"/>
         <w:pBdr>
           <w:top w:val="none" w:color="000000" w:sz="4" w:space="0"/>
           <w:left w:val="none" w:color="000000" w:sz="4" w:space="0"/>
@@ -3973,13 +4307,428 @@
           <w:highlight w:val="none"/>
         </w:rPr>
       </w:r>
+    </w:p>
+    <w:p>
+      <w:pPr>
+        <w:pBdr>
+          <w:top w:val="none" w:color="000000" w:sz="4" w:space="0"/>
+          <w:left w:val="none" w:color="000000" w:sz="4" w:space="0"/>
+          <w:bottom w:val="none" w:color="000000" w:sz="4" w:space="0"/>
+          <w:right w:val="none" w:color="000000" w:sz="4" w:space="0"/>
+        </w:pBdr>
+        <w:spacing/>
+        <w:ind w:right="0" w:firstLine="0" w:left="0"/>
+        <w:rPr>
+          <w:rFonts w:ascii="Courier New" w:hAnsi="Courier New" w:eastAsia="Courier New" w:cs="Courier New"/>
+          <w:color w:val="000000"/>
+          <w:sz w:val="20"/>
+          <w:szCs w:val="20"/>
+        </w:rPr>
+      </w:pPr>
+      <w:r>
+        <w:rPr>
+          <w:highlight w:val="none"/>
+        </w:rPr>
+      </w:r>
       <w:r>
         <w:rPr>
           <w:rFonts w:ascii="Courier New" w:hAnsi="Courier New" w:eastAsia="Courier New" w:cs="Courier New"/>
           <w:color w:val="000000"/>
           <w:sz w:val="20"/>
+        </w:rPr>
+        <w:t xml:space="preserve">dns-server 1.1.1.1 1.0.0.1</w:t>
+      </w:r>
+      <w:r>
+        <w:rPr>
+          <w:rFonts w:ascii="Courier New" w:hAnsi="Courier New" w:eastAsia="Courier New" w:cs="Courier New"/>
+          <w:color w:val="000000"/>
+          <w:sz w:val="20"/>
+          <w:szCs w:val="20"/>
+        </w:rPr>
+      </w:r>
+      <w:r>
+        <w:rPr>
+          <w:rFonts w:ascii="Courier New" w:hAnsi="Courier New" w:eastAsia="Courier New" w:cs="Courier New"/>
+          <w:color w:val="000000"/>
+          <w:sz w:val="20"/>
+          <w:szCs w:val="20"/>
+        </w:rPr>
+      </w:r>
+      <w:r>
+        <w:rPr>
+          <w:rFonts w:ascii="Courier New" w:hAnsi="Courier New" w:eastAsia="Courier New" w:cs="Courier New"/>
+          <w:color w:val="000000"/>
+          <w:sz w:val="20"/>
+          <w:szCs w:val="20"/>
           <w:highlight w:val="none"/>
         </w:rPr>
+      </w:r>
+      <w:r>
+        <w:rPr>
+          <w:rFonts w:ascii="Courier New" w:hAnsi="Courier New" w:eastAsia="Courier New" w:cs="Courier New"/>
+          <w:color w:val="000000"/>
+          <w:sz w:val="20"/>
+          <w:szCs w:val="20"/>
+          <w:highlight w:val="none"/>
+        </w:rPr>
+      </w:r>
+      <w:r>
+        <w:rPr>
+          <w:rFonts w:ascii="Courier New" w:hAnsi="Courier New" w:eastAsia="Courier New" w:cs="Courier New"/>
+          <w:color w:val="000000"/>
+          <w:sz w:val="20"/>
+          <w:szCs w:val="20"/>
+          <w:highlight w:val="none"/>
+        </w:rPr>
+      </w:r>
+      <w:r>
+        <w:rPr>
+          <w:rFonts w:ascii="Courier New" w:hAnsi="Courier New" w:eastAsia="Courier New" w:cs="Courier New"/>
+          <w:color w:val="000000"/>
+          <w:sz w:val="20"/>
+          <w:szCs w:val="20"/>
+        </w:rPr>
+      </w:r>
+    </w:p>
+    <w:p>
+      <w:pPr>
+        <w:pStyle w:val="850"/>
+        <w:pBdr/>
+        <w:spacing/>
+        <w:ind/>
+        <w:rPr>
+          <w:b/>
+          <w:bCs/>
+          <w:highlight w:val="none"/>
+          <w14:ligatures w14:val="none"/>
+        </w:rPr>
+      </w:pPr>
+      <w:r>
+        <w:rPr>
+          <w:b/>
+          <w:bCs/>
+        </w:rPr>
+        <w:t xml:space="preserve">🔹 Accès Internet</w:t>
+      </w:r>
+      <w:r>
+        <w:rPr>
+          <w:b/>
+          <w:bCs/>
+        </w:rPr>
+      </w:r>
+      <w:r>
+        <w:rPr>
+          <w:b/>
+          <w:bCs/>
+          <w:highlight w:val="none"/>
+          <w14:ligatures w14:val="none"/>
+        </w:rPr>
+      </w:r>
+    </w:p>
+    <w:p>
+      <w:pPr>
+        <w:pBdr>
+          <w:top w:val="none" w:color="000000" w:sz="4" w:space="0"/>
+          <w:left w:val="none" w:color="000000" w:sz="4" w:space="0"/>
+          <w:bottom w:val="none" w:color="000000" w:sz="4" w:space="0"/>
+          <w:right w:val="none" w:color="000000" w:sz="4" w:space="0"/>
+        </w:pBdr>
+        <w:spacing/>
+        <w:ind w:right="0" w:firstLine="0" w:left="0"/>
+        <w:rPr/>
+      </w:pPr>
+      <w:r>
+        <w:rPr>
+          <w:rFonts w:ascii="Courier New" w:hAnsi="Courier New" w:eastAsia="Courier New" w:cs="Courier New"/>
+          <w:color w:val="000000"/>
+          <w:sz w:val="20"/>
+        </w:rPr>
+        <w:t xml:space="preserve">ip route 0.0.0.0 0.0.0.0 192.168.1.1</w:t>
+      </w:r>
+      <w:r/>
+    </w:p>
+    <w:p>
+      <w:pPr>
+        <w:pStyle w:val="849"/>
+        <w:pBdr>
+          <w:top w:val="none" w:color="000000" w:sz="4" w:space="0"/>
+          <w:left w:val="none" w:color="000000" w:sz="4" w:space="0"/>
+          <w:bottom w:val="none" w:color="000000" w:sz="4" w:space="0"/>
+          <w:right w:val="none" w:color="000000" w:sz="4" w:space="0"/>
+        </w:pBdr>
+        <w:spacing/>
+        <w:ind w:right="0" w:firstLine="0" w:left="0"/>
+        <w:rPr>
+          <w:b/>
+          <w:bCs/>
+          <w14:ligatures w14:val="none"/>
+        </w:rPr>
+      </w:pPr>
+      <w:r>
+        <w:rPr>
+          <w:b/>
+          <w:bCs/>
+        </w:rPr>
+        <w:t xml:space="preserve">5. Configuration du routeur</w:t>
+      </w:r>
+      <w:r>
+        <w:rPr>
+          <w:b/>
+          <w:bCs/>
+          <w14:ligatures w14:val="none"/>
+        </w:rPr>
+      </w:r>
+      <w:r>
+        <w:rPr>
+          <w:b/>
+          <w:bCs/>
+          <w14:ligatures w14:val="none"/>
+        </w:rPr>
+      </w:r>
+    </w:p>
+    <w:p>
+      <w:pPr>
+        <w:pStyle w:val="850"/>
+        <w:pBdr/>
+        <w:spacing/>
+        <w:ind/>
+        <w:rPr>
+          <w:b/>
+          <w:bCs/>
+          <w14:ligatures w14:val="none"/>
+        </w:rPr>
+      </w:pPr>
+      <w:r>
+        <w:rPr>
+          <w:b/>
+          <w:bCs/>
+        </w:rPr>
+        <w:t xml:space="preserve">🔹 Configuration du port vers le switch</w:t>
+      </w:r>
+      <w:r/>
+      <w:r>
+        <w:rPr>
+          <w:b/>
+          <w:bCs/>
+          <w14:ligatures w14:val="none"/>
+        </w:rPr>
+      </w:r>
+    </w:p>
+    <w:p>
+      <w:pPr>
+        <w:pBdr>
+          <w:top w:val="none" w:color="000000" w:sz="4" w:space="0"/>
+          <w:left w:val="none" w:color="000000" w:sz="4" w:space="0"/>
+          <w:bottom w:val="none" w:color="000000" w:sz="4" w:space="0"/>
+          <w:right w:val="none" w:color="000000" w:sz="4" w:space="0"/>
+        </w:pBdr>
+        <w:spacing/>
+        <w:ind w:right="0" w:firstLine="0" w:left="0"/>
+        <w:rPr>
+          <w:rFonts w:ascii="Times New Roman" w:hAnsi="Times New Roman" w:eastAsia="Times New Roman" w:cs="Times New Roman"/>
+          <w:color w:val="000000"/>
+          <w:sz w:val="24"/>
+          <w:szCs w:val="24"/>
+          <w:highlight w:val="none"/>
+        </w:rPr>
+      </w:pPr>
+      <w:r>
+        <w:rPr>
+          <w:rFonts w:ascii="Times New Roman" w:hAnsi="Times New Roman" w:eastAsia="Times New Roman" w:cs="Times New Roman"/>
+          <w:color w:val="000000"/>
+          <w:sz w:val="24"/>
+          <w:highlight w:val="none"/>
+        </w:rPr>
+      </w:r>
+      <w:r>
+        <w:rPr>
+          <w:rFonts w:ascii="Times New Roman" w:hAnsi="Times New Roman" w:eastAsia="Times New Roman" w:cs="Times New Roman"/>
+          <w:color w:val="000000"/>
+          <w:sz w:val="24"/>
+        </w:rPr>
+        <w:t xml:space="preserve">interface g0/0</w:t>
+        <w:br/>
+        <w:t xml:space="preserve">ip address 10.0.0.1 255.255.255.0</w:t>
+        <w:br/>
+        <w:t xml:space="preserve">no shutdown</w:t>
+      </w:r>
+      <w:r>
+        <w:rPr>
+          <w:rFonts w:ascii="Times New Roman" w:hAnsi="Times New Roman" w:eastAsia="Times New Roman" w:cs="Times New Roman"/>
+          <w:color w:val="000000"/>
+          <w:sz w:val="24"/>
+          <w:highlight w:val="none"/>
+        </w:rPr>
+      </w:r>
+      <w:r/>
+    </w:p>
+    <w:p>
+      <w:pPr>
+        <w:pStyle w:val="850"/>
+        <w:pBdr/>
+        <w:spacing/>
+        <w:ind/>
+        <w:rPr>
+          <w:b/>
+          <w:bCs/>
+          <w:highlight w:val="none"/>
+          <w14:ligatures w14:val="none"/>
+        </w:rPr>
+      </w:pPr>
+      <w:r>
+        <w:rPr>
+          <w:b/>
+          <w:bCs/>
+        </w:rPr>
+        <w:t xml:space="preserve">🔹 Route vers vlan</w:t>
+      </w:r>
+      <w:r>
+        <w:rPr>
+          <w:b/>
+          <w:bCs/>
+          <w:highlight w:val="none"/>
+          <w14:ligatures w14:val="none"/>
+        </w:rPr>
+      </w:r>
+    </w:p>
+    <w:p>
+      <w:pPr>
+        <w:pBdr>
+          <w:top w:val="none" w:color="000000" w:sz="4" w:space="0"/>
+          <w:left w:val="none" w:color="000000" w:sz="4" w:space="0"/>
+          <w:bottom w:val="none" w:color="000000" w:sz="4" w:space="0"/>
+          <w:right w:val="none" w:color="000000" w:sz="4" w:space="0"/>
+        </w:pBdr>
+        <w:spacing/>
+        <w:ind w:right="0" w:firstLine="0" w:left="0"/>
+        <w:rPr>
+          <w:rFonts w:ascii="Courier New" w:hAnsi="Courier New" w:eastAsia="Courier New" w:cs="Courier New"/>
+          <w:color w:val="000000"/>
+          <w:sz w:val="20"/>
+          <w:szCs w:val="20"/>
+          <w:highlight w:val="none"/>
+        </w:rPr>
+      </w:pPr>
+      <w:r>
+        <w:rPr>
+          <w:rFonts w:ascii="Courier New" w:hAnsi="Courier New" w:eastAsia="Courier New" w:cs="Courier New"/>
+          <w:color w:val="000000"/>
+          <w:sz w:val="20"/>
+        </w:rPr>
+        <w:t xml:space="preserve">ip route 192.168.0.0 255.255.0.0 10.0.0.2</w:t>
+      </w:r>
+      <w:r/>
+    </w:p>
+    <w:p>
+      <w:pPr>
+        <w:pBdr>
+          <w:top w:val="none" w:color="000000" w:sz="4" w:space="0"/>
+          <w:left w:val="none" w:color="000000" w:sz="4" w:space="0"/>
+          <w:bottom w:val="none" w:color="000000" w:sz="4" w:space="0"/>
+          <w:right w:val="none" w:color="000000" w:sz="4" w:space="0"/>
+        </w:pBdr>
+        <w:spacing/>
+        <w:ind w:right="0" w:firstLine="0" w:left="0"/>
+        <w:rPr/>
+      </w:pPr>
+      <w:r/>
+      <w:r/>
+      <w:r/>
+    </w:p>
+    <w:p>
+      <w:pPr>
+        <w:pBdr>
+          <w:top w:val="none" w:color="000000" w:sz="4" w:space="0"/>
+          <w:left w:val="none" w:color="000000" w:sz="4" w:space="0"/>
+          <w:bottom w:val="none" w:color="000000" w:sz="4" w:space="0"/>
+          <w:right w:val="none" w:color="000000" w:sz="4" w:space="0"/>
+        </w:pBdr>
+        <w:spacing/>
+        <w:ind w:right="0" w:firstLine="0" w:left="0"/>
+        <w:rPr/>
+      </w:pPr>
+      <w:r/>
+      <w:r/>
+      <w:r/>
+    </w:p>
+    <w:p>
+      <w:pPr>
+        <w:pBdr>
+          <w:top w:val="none" w:color="000000" w:sz="4" w:space="0"/>
+          <w:left w:val="none" w:color="000000" w:sz="4" w:space="0"/>
+          <w:bottom w:val="none" w:color="000000" w:sz="4" w:space="0"/>
+          <w:right w:val="none" w:color="000000" w:sz="4" w:space="0"/>
+        </w:pBdr>
+        <w:spacing/>
+        <w:ind w:right="0" w:firstLine="0" w:left="0"/>
+        <w:rPr/>
+      </w:pPr>
+      <w:r/>
+      <w:r/>
+      <w:r/>
+    </w:p>
+    <w:p>
+      <w:pPr>
+        <w:pStyle w:val="850"/>
+        <w:pBdr/>
+        <w:spacing/>
+        <w:ind/>
+        <w:rPr>
+          <w:b/>
+          <w:bCs/>
+          <w:highlight w:val="none"/>
+          <w14:ligatures w14:val="none"/>
+        </w:rPr>
+      </w:pPr>
+      <w:r>
+        <w:rPr>
+          <w:b/>
+          <w:bCs/>
+        </w:rPr>
+        <w:t xml:space="preserve">🔹 Configuration du nat</w:t>
+      </w:r>
+      <w:r>
+        <w:rPr>
+          <w:b/>
+          <w:bCs/>
+          <w:highlight w:val="none"/>
+          <w14:ligatures w14:val="none"/>
+        </w:rPr>
+      </w:r>
+    </w:p>
+    <w:p>
+      <w:pPr>
+        <w:pBdr/>
+        <w:spacing/>
+        <w:ind/>
+        <w:rPr/>
+      </w:pPr>
+      <w:r>
+        <w:rPr>
+          <w:b/>
+          <w:bCs/>
+        </w:rPr>
+      </w:r>
+      <w:r>
+        <w:rPr>
+          <w:rFonts w:ascii="Times New Roman" w:hAnsi="Times New Roman" w:eastAsia="Times New Roman" w:cs="Times New Roman"/>
+          <w:color w:val="000000"/>
+          <w:sz w:val="24"/>
+        </w:rPr>
+        <w:t xml:space="preserve">access-list 1 permit 192.168.0.0 0.0.255.255</w:t>
+        <w:br/>
+        <w:br/>
+        <w:t xml:space="preserve">ip nat inside source list 1 interface g0/0 overload</w:t>
+        <w:br/>
+        <w:br/>
+        <w:t xml:space="preserve">interface g0/0</w:t>
+        <w:br/>
+        <w:t xml:space="preserve">ip nat outside</w:t>
+        <w:br/>
+        <w:br/>
+        <w:t xml:space="preserve">interface g0/1</w:t>
+        <w:br/>
+        <w:t xml:space="preserve">ip nat inside</w:t>
       </w:r>
       <w:r>
         <w:rPr>
@@ -3997,56 +4746,22 @@
           <w:highlight w:val="none"/>
         </w:rPr>
       </w:r>
-      <w:r>
-        <w:rPr>
-          <w:rFonts w:ascii="Courier New" w:hAnsi="Courier New" w:eastAsia="Courier New" w:cs="Courier New"/>
-          <w:color w:val="000000"/>
-          <w:sz w:val="20"/>
-          <w:szCs w:val="20"/>
-          <w:highlight w:val="none"/>
-        </w:rPr>
-      </w:r>
-      <w:r>
+      <w:r/>
+    </w:p>
+    <w:p>
+      <w:pPr>
+        <w:pStyle w:val="849"/>
+        <w:pBdr>
+          <w:top w:val="none" w:color="000000" w:sz="4" w:space="0"/>
+          <w:left w:val="none" w:color="000000" w:sz="4" w:space="0"/>
+          <w:bottom w:val="none" w:color="000000" w:sz="4" w:space="0"/>
+          <w:right w:val="none" w:color="000000" w:sz="4" w:space="0"/>
+        </w:pBdr>
+        <w:spacing/>
+        <w:ind w:right="0" w:firstLine="0" w:left="0"/>
         <w:rPr>
           <w:b/>
           <w:bCs/>
-          <w:highlight w:val="none"/>
-        </w:rPr>
-      </w:r>
-      <w:r>
-        <w:rPr>
-          <w:b/>
-          <w:bCs/>
-          <w:highlight w:val="none"/>
-        </w:rPr>
-      </w:r>
-      <w:r>
-        <w:rPr>
-          <w:b/>
-          <w:bCs/>
-          <w:highlight w:val="none"/>
-        </w:rPr>
-      </w:r>
-      <w:r>
-        <w:rPr>
-          <w:rFonts w:ascii="Courier New" w:hAnsi="Courier New" w:eastAsia="Courier New" w:cs="Courier New"/>
-          <w:color w:val="000000"/>
-          <w:sz w:val="20"/>
-          <w:szCs w:val="20"/>
-          <w:highlight w:val="none"/>
-        </w:rPr>
-      </w:r>
-    </w:p>
-    <w:p>
-      <w:pPr>
-        <w:pStyle w:val="140"/>
-        <w:pBdr/>
-        <w:spacing/>
-        <w:ind/>
-        <w:rPr>
-          <w:b/>
-          <w:bCs/>
-          <w:highlight w:val="none"/>
           <w14:ligatures w14:val="none"/>
         </w:rPr>
       </w:pPr>
@@ -4055,7 +4770,7 @@
           <w:b/>
           <w:bCs/>
         </w:rPr>
-        <w:t xml:space="preserve">🔹 Accès Internet</w:t>
+        <w:t xml:space="preserve">6. Fonctionnement global</w:t>
       </w:r>
       <w:r>
         <w:rPr>
@@ -4063,85 +4778,17 @@
           <w:bCs/>
         </w:rPr>
       </w:r>
-    </w:p>
-    <w:p>
-      <w:pPr>
-        <w:pBdr>
-          <w:top w:val="none" w:color="000000" w:sz="4" w:space="0"/>
-          <w:left w:val="none" w:color="000000" w:sz="4" w:space="0"/>
-          <w:bottom w:val="none" w:color="000000" w:sz="4" w:space="0"/>
-          <w:right w:val="none" w:color="000000" w:sz="4" w:space="0"/>
-        </w:pBdr>
-        <w:spacing/>
-        <w:ind w:right="0" w:firstLine="0" w:left="0"/>
-        <w:rPr/>
-      </w:pPr>
       <w:r>
-        <w:rPr>
-          <w:rFonts w:ascii="Courier New" w:hAnsi="Courier New" w:eastAsia="Courier New" w:cs="Courier New"/>
-          <w:color w:val="000000"/>
-          <w:sz w:val="20"/>
-        </w:rPr>
-        <w:t xml:space="preserve">ip route 0.0.0.0 0.0.0.0 192.168.1.1</w:t>
-      </w:r>
-      <w:r/>
-    </w:p>
-    <w:p>
-      <w:pPr>
-        <w:pBdr>
-          <w:top w:val="none" w:color="000000" w:sz="4" w:space="0"/>
-          <w:left w:val="none" w:color="000000" w:sz="4" w:space="0"/>
-          <w:bottom w:val="none" w:color="000000" w:sz="4" w:space="0"/>
-          <w:right w:val="none" w:color="000000" w:sz="4" w:space="0"/>
-        </w:pBdr>
-        <w:spacing/>
-        <w:ind w:right="0" w:firstLine="0" w:left="0"/>
-        <w:rPr/>
-      </w:pPr>
-      <w:r>
-        <w:rPr>
-          <w:rFonts w:ascii="Times New Roman" w:hAnsi="Times New Roman" w:eastAsia="Times New Roman" w:cs="Times New Roman"/>
-          <w:color w:val="000000"/>
-          <w:sz w:val="24"/>
-        </w:rPr>
-        <w:t xml:space="preserve">👉 Route par défaut vers la box Internet (Simuler par le cloud sur cisco).</w:t>
-      </w:r>
-      <w:r/>
-    </w:p>
-    <w:p>
-      <w:pPr>
-        <w:pStyle w:val="139"/>
-        <w:pBdr>
-          <w:top w:val="none" w:color="000000" w:sz="4" w:space="0"/>
-          <w:left w:val="none" w:color="000000" w:sz="4" w:space="0"/>
-          <w:bottom w:val="none" w:color="000000" w:sz="4" w:space="0"/>
-          <w:right w:val="none" w:color="000000" w:sz="4" w:space="0"/>
-        </w:pBdr>
-        <w:spacing/>
-        <w:ind w:right="0" w:firstLine="0" w:left="0"/>
         <w:rPr>
           <w:b/>
           <w:bCs/>
           <w14:ligatures w14:val="none"/>
         </w:rPr>
-      </w:pPr>
-      <w:r>
-        <w:rPr>
-          <w:b/>
-          <w:bCs/>
-        </w:rPr>
-        <w:t xml:space="preserve">5. Fonctionnement global</w:t>
-      </w:r>
-      <w:r>
-        <w:rPr>
-          <w:b/>
-          <w:bCs/>
-        </w:rPr>
       </w:r>
     </w:p>
     <w:p>
       <w:pPr>
-        <w:pStyle w:val="668"/>
+        <w:pStyle w:val="912"/>
         <w:numPr>
           <w:ilvl w:val="0"/>
           <w:numId w:val="7"/>
@@ -4168,7 +4815,7 @@
     </w:p>
     <w:p>
       <w:pPr>
-        <w:pStyle w:val="668"/>
+        <w:pStyle w:val="912"/>
         <w:numPr>
           <w:ilvl w:val="0"/>
           <w:numId w:val="7"/>
@@ -4195,7 +4842,7 @@
     </w:p>
     <w:p>
       <w:pPr>
-        <w:pStyle w:val="668"/>
+        <w:pStyle w:val="912"/>
         <w:numPr>
           <w:ilvl w:val="0"/>
           <w:numId w:val="7"/>
@@ -4222,7 +4869,7 @@
     </w:p>
     <w:p>
       <w:pPr>
-        <w:pStyle w:val="668"/>
+        <w:pStyle w:val="912"/>
         <w:numPr>
           <w:ilvl w:val="0"/>
           <w:numId w:val="7"/>
@@ -4251,10 +4898,11 @@
           <w:sz w:val="24"/>
         </w:rPr>
       </w:r>
+      <w:r/>
     </w:p>
     <w:p>
       <w:pPr>
-        <w:pStyle w:val="668"/>
+        <w:pStyle w:val="912"/>
         <w:numPr>
           <w:ilvl w:val="0"/>
           <w:numId w:val="7"/>
@@ -4293,15 +4941,14 @@
       <w:r>
         <w:rPr>
           <w:rFonts w:ascii="Times New Roman" w:hAnsi="Times New Roman" w:eastAsia="Times New Roman" w:cs="Times New Roman"/>
-          <w:color w:val="000000"/>
           <w:sz w:val="24"/>
-          <w:highlight w:val="none"/>
+          <w:szCs w:val="24"/>
         </w:rPr>
       </w:r>
     </w:p>
     <w:p>
       <w:pPr>
-        <w:pStyle w:val="668"/>
+        <w:pStyle w:val="912"/>
         <w:numPr>
           <w:ilvl w:val="0"/>
           <w:numId w:val="7"/>
@@ -4328,7 +4975,7 @@
     </w:p>
     <w:p>
       <w:pPr>
-        <w:pStyle w:val="668"/>
+        <w:pStyle w:val="912"/>
         <w:numPr>
           <w:ilvl w:val="1"/>
           <w:numId w:val="8"/>
@@ -4355,7 +5002,7 @@
     </w:p>
     <w:p>
       <w:pPr>
-        <w:pStyle w:val="668"/>
+        <w:pStyle w:val="912"/>
         <w:numPr>
           <w:ilvl w:val="1"/>
           <w:numId w:val="8"/>
@@ -4412,7 +5059,6 @@
         <w:ind/>
         <w:rPr/>
       </w:pPr>
-      <w:r/>
       <w:r>
         <w:separator/>
       </w:r>
@@ -4427,7 +5073,6 @@
         <w:ind/>
         <w:rPr/>
       </w:pPr>
-      <w:r/>
       <w:r>
         <w:continuationSeparator/>
       </w:r>
@@ -4447,7 +5092,6 @@
         <w:ind/>
         <w:rPr/>
       </w:pPr>
-      <w:r/>
       <w:r>
         <w:separator/>
       </w:r>
@@ -4462,7 +5106,6 @@
         <w:ind/>
         <w:rPr/>
       </w:pPr>
-      <w:r/>
       <w:r>
         <w:continuationSeparator/>
       </w:r>
@@ -6267,9 +6910,9 @@
     <w:lsdException w:name="Bibliography" w:uiPriority="37"/>
     <w:lsdException w:name="TOC Heading" w:uiPriority="39" w:qFormat="1"/>
   </w:latentStyles>
-  <w:style w:type="table" w:styleId="12">
+  <w:style w:type="table" w:styleId="723">
     <w:name w:val="Table Grid"/>
-    <w:basedOn w:val="665"/>
+    <w:basedOn w:val="909"/>
     <w:uiPriority w:val="59"/>
     <w:pPr>
       <w:pBdr/>
@@ -6466,9 +7109,9 @@
       </w:tcPr>
     </w:tblStylePr>
   </w:style>
-  <w:style w:type="table" w:styleId="13">
+  <w:style w:type="table" w:styleId="724">
     <w:name w:val="Table Grid Light"/>
-    <w:basedOn w:val="665"/>
+    <w:basedOn w:val="909"/>
     <w:uiPriority w:val="59"/>
     <w:pPr>
       <w:pBdr/>
@@ -6665,9 +7308,9 @@
       </w:tcPr>
     </w:tblStylePr>
   </w:style>
-  <w:style w:type="table" w:styleId="14">
+  <w:style w:type="table" w:styleId="725">
     <w:name w:val="Plain Table 1"/>
-    <w:basedOn w:val="665"/>
+    <w:basedOn w:val="909"/>
     <w:uiPriority w:val="59"/>
     <w:pPr>
       <w:pBdr/>
@@ -6890,9 +7533,9 @@
       </w:tcPr>
     </w:tblStylePr>
   </w:style>
-  <w:style w:type="table" w:styleId="15">
+  <w:style w:type="table" w:styleId="726">
     <w:name w:val="Plain Table 2"/>
-    <w:basedOn w:val="665"/>
+    <w:basedOn w:val="909"/>
     <w:uiPriority w:val="59"/>
     <w:pPr>
       <w:pBdr/>
@@ -7123,9 +7766,9 @@
       </w:tcPr>
     </w:tblStylePr>
   </w:style>
-  <w:style w:type="table" w:styleId="16">
+  <w:style w:type="table" w:styleId="727">
     <w:name w:val="Plain Table 3"/>
-    <w:basedOn w:val="665"/>
+    <w:basedOn w:val="909"/>
     <w:uiPriority w:val="99"/>
     <w:pPr>
       <w:pBdr/>
@@ -7353,9 +7996,9 @@
       </w:tcPr>
     </w:tblStylePr>
   </w:style>
-  <w:style w:type="table" w:styleId="17">
+  <w:style w:type="table" w:styleId="728">
     <w:name w:val="Plain Table 4"/>
-    <w:basedOn w:val="665"/>
+    <w:basedOn w:val="909"/>
     <w:uiPriority w:val="99"/>
     <w:pPr>
       <w:pBdr/>
@@ -7569,9 +8212,9 @@
       </w:tcPr>
     </w:tblStylePr>
   </w:style>
-  <w:style w:type="table" w:styleId="18">
+  <w:style w:type="table" w:styleId="729">
     <w:name w:val="Plain Table 5"/>
-    <w:basedOn w:val="665"/>
+    <w:basedOn w:val="909"/>
     <w:uiPriority w:val="99"/>
     <w:pPr>
       <w:pBdr/>
@@ -7802,9 +8445,9 @@
       </w:tcPr>
     </w:tblStylePr>
   </w:style>
-  <w:style w:type="table" w:styleId="19">
+  <w:style w:type="table" w:styleId="730">
     <w:name w:val="Grid Table 1 Light"/>
-    <w:basedOn w:val="665"/>
+    <w:basedOn w:val="909"/>
     <w:uiPriority w:val="99"/>
     <w:pPr>
       <w:pBdr/>
@@ -8025,9 +8668,9 @@
       </w:tcPr>
     </w:tblStylePr>
   </w:style>
-  <w:style w:type="table" w:styleId="20">
+  <w:style w:type="table" w:styleId="731">
     <w:name w:val="Grid Table 1 Light - Accent 1"/>
-    <w:basedOn w:val="665"/>
+    <w:basedOn w:val="909"/>
     <w:uiPriority w:val="99"/>
     <w:pPr>
       <w:pBdr/>
@@ -8248,9 +8891,9 @@
       </w:tcPr>
     </w:tblStylePr>
   </w:style>
-  <w:style w:type="table" w:styleId="21">
+  <w:style w:type="table" w:styleId="732">
     <w:name w:val="Grid Table 1 Light - Accent 2"/>
-    <w:basedOn w:val="665"/>
+    <w:basedOn w:val="909"/>
     <w:uiPriority w:val="99"/>
     <w:pPr>
       <w:pBdr/>
@@ -8471,9 +9114,9 @@
       </w:tcPr>
     </w:tblStylePr>
   </w:style>
-  <w:style w:type="table" w:styleId="22">
+  <w:style w:type="table" w:styleId="733">
     <w:name w:val="Grid Table 1 Light - Accent 3"/>
-    <w:basedOn w:val="665"/>
+    <w:basedOn w:val="909"/>
     <w:uiPriority w:val="99"/>
     <w:pPr>
       <w:pBdr/>
@@ -8694,9 +9337,9 @@
       </w:tcPr>
     </w:tblStylePr>
   </w:style>
-  <w:style w:type="table" w:styleId="23">
+  <w:style w:type="table" w:styleId="734">
     <w:name w:val="Grid Table 1 Light - Accent 4"/>
-    <w:basedOn w:val="665"/>
+    <w:basedOn w:val="909"/>
     <w:uiPriority w:val="99"/>
     <w:pPr>
       <w:pBdr/>
@@ -8917,9 +9560,9 @@
       </w:tcPr>
     </w:tblStylePr>
   </w:style>
-  <w:style w:type="table" w:styleId="24">
+  <w:style w:type="table" w:styleId="735">
     <w:name w:val="Grid Table 1 Light - Accent 5"/>
-    <w:basedOn w:val="665"/>
+    <w:basedOn w:val="909"/>
     <w:uiPriority w:val="99"/>
     <w:pPr>
       <w:pBdr/>
@@ -9140,9 +9783,9 @@
       </w:tcPr>
     </w:tblStylePr>
   </w:style>
-  <w:style w:type="table" w:styleId="25">
+  <w:style w:type="table" w:styleId="736">
     <w:name w:val="Grid Table 1 Light - Accent 6"/>
-    <w:basedOn w:val="665"/>
+    <w:basedOn w:val="909"/>
     <w:uiPriority w:val="99"/>
     <w:pPr>
       <w:pBdr/>
@@ -9363,9 +10006,9 @@
       </w:tcPr>
     </w:tblStylePr>
   </w:style>
-  <w:style w:type="table" w:styleId="26">
+  <w:style w:type="table" w:styleId="737">
     <w:name w:val="Grid Table 2"/>
-    <w:basedOn w:val="665"/>
+    <w:basedOn w:val="909"/>
     <w:uiPriority w:val="99"/>
     <w:pPr>
       <w:pBdr/>
@@ -9595,9 +10238,9 @@
       </w:tcPr>
     </w:tblStylePr>
   </w:style>
-  <w:style w:type="table" w:styleId="27">
+  <w:style w:type="table" w:styleId="738">
     <w:name w:val="Grid Table 2 - Accent 1"/>
-    <w:basedOn w:val="665"/>
+    <w:basedOn w:val="909"/>
     <w:uiPriority w:val="99"/>
     <w:pPr>
       <w:pBdr/>
@@ -9827,9 +10470,9 @@
       </w:tcPr>
     </w:tblStylePr>
   </w:style>
-  <w:style w:type="table" w:styleId="28">
+  <w:style w:type="table" w:styleId="739">
     <w:name w:val="Grid Table 2 - Accent 2"/>
-    <w:basedOn w:val="665"/>
+    <w:basedOn w:val="909"/>
     <w:uiPriority w:val="99"/>
     <w:pPr>
       <w:pBdr/>
@@ -10059,9 +10702,9 @@
       </w:tcPr>
     </w:tblStylePr>
   </w:style>
-  <w:style w:type="table" w:styleId="29">
+  <w:style w:type="table" w:styleId="740">
     <w:name w:val="Grid Table 2 - Accent 3"/>
-    <w:basedOn w:val="665"/>
+    <w:basedOn w:val="909"/>
     <w:uiPriority w:val="99"/>
     <w:pPr>
       <w:pBdr/>
@@ -10291,9 +10934,9 @@
       </w:tcPr>
     </w:tblStylePr>
   </w:style>
-  <w:style w:type="table" w:styleId="30">
+  <w:style w:type="table" w:styleId="741">
     <w:name w:val="Grid Table 2 - Accent 4"/>
-    <w:basedOn w:val="665"/>
+    <w:basedOn w:val="909"/>
     <w:uiPriority w:val="99"/>
     <w:pPr>
       <w:pBdr/>
@@ -10523,9 +11166,9 @@
       </w:tcPr>
     </w:tblStylePr>
   </w:style>
-  <w:style w:type="table" w:styleId="31">
+  <w:style w:type="table" w:styleId="742">
     <w:name w:val="Grid Table 2 - Accent 5"/>
-    <w:basedOn w:val="665"/>
+    <w:basedOn w:val="909"/>
     <w:uiPriority w:val="99"/>
     <w:pPr>
       <w:pBdr/>
@@ -10755,9 +11398,9 @@
       </w:tcPr>
     </w:tblStylePr>
   </w:style>
-  <w:style w:type="table" w:styleId="32">
+  <w:style w:type="table" w:styleId="743">
     <w:name w:val="Grid Table 2 - Accent 6"/>
-    <w:basedOn w:val="665"/>
+    <w:basedOn w:val="909"/>
     <w:uiPriority w:val="99"/>
     <w:pPr>
       <w:pBdr/>
@@ -10987,9 +11630,9 @@
       </w:tcPr>
     </w:tblStylePr>
   </w:style>
-  <w:style w:type="table" w:styleId="33">
+  <w:style w:type="table" w:styleId="744">
     <w:name w:val="Grid Table 3"/>
-    <w:basedOn w:val="665"/>
+    <w:basedOn w:val="909"/>
     <w:uiPriority w:val="99"/>
     <w:pPr>
       <w:pBdr/>
@@ -11088,29 +11731,6 @@
         <w:tblBorders/>
       </w:tblPr>
       <w:tcPr>
-        <w:shd w:color="ffffff"/>
-        <w:tcBorders>
-          <w:top w:val="none" w:color="000000" w:sz="4" w:space="0"/>
-          <w:left w:val="none" w:color="000000" w:sz="4" w:space="0"/>
-          <w:bottom w:val="none" w:color="000000" w:sz="4" w:space="0"/>
-          <w:right w:val="none" w:color="000000" w:sz="4" w:space="0"/>
-        </w:tcBorders>
-      </w:tcPr>
-    </w:tblStylePr>
-    <w:tblStylePr w:type="firstRow">
-      <w:rPr>
-        <w:b/>
-        <w:color w:val="404040"/>
-      </w:rPr>
-      <w:pPr>
-        <w:pBdr/>
-        <w:spacing/>
-        <w:ind/>
-      </w:pPr>
-      <w:tblPr>
-        <w:tblBorders/>
-      </w:tblPr>
-      <w:tcPr>
         <w:shd w:val="clear" w:color="ffffff"/>
         <w:tcBorders>
           <w:top w:val="none" w:color="000000" w:sz="4" w:space="0"/>
@@ -11120,30 +11740,7 @@
         </w:tcBorders>
       </w:tcPr>
     </w:tblStylePr>
-    <w:tblStylePr w:type="lastCol">
-      <w:rPr>
-        <w:i/>
-        <w:color w:val="404040"/>
-      </w:rPr>
-      <w:pPr>
-        <w:pBdr/>
-        <w:spacing/>
-        <w:ind/>
-      </w:pPr>
-      <w:tblPr>
-        <w:tblBorders/>
-      </w:tblPr>
-      <w:tcPr>
-        <w:shd w:color="ffffff"/>
-        <w:tcBorders>
-          <w:top w:val="none" w:color="000000" w:sz="4" w:space="0"/>
-          <w:left w:val="none" w:color="000000" w:sz="4" w:space="0"/>
-          <w:bottom w:val="none" w:color="000000" w:sz="4" w:space="0"/>
-          <w:right w:val="none" w:color="000000" w:sz="4" w:space="0"/>
-        </w:tcBorders>
-      </w:tcPr>
-    </w:tblStylePr>
-    <w:tblStylePr w:type="lastRow">
+    <w:tblStylePr w:type="firstRow">
       <w:rPr>
         <w:b/>
         <w:color w:val="404040"/>
@@ -11166,6 +11763,52 @@
         </w:tcBorders>
       </w:tcPr>
     </w:tblStylePr>
+    <w:tblStylePr w:type="lastCol">
+      <w:rPr>
+        <w:i/>
+        <w:color w:val="404040"/>
+      </w:rPr>
+      <w:pPr>
+        <w:pBdr/>
+        <w:spacing/>
+        <w:ind/>
+      </w:pPr>
+      <w:tblPr>
+        <w:tblBorders/>
+      </w:tblPr>
+      <w:tcPr>
+        <w:shd w:val="clear" w:color="ffffff"/>
+        <w:tcBorders>
+          <w:top w:val="none" w:color="000000" w:sz="4" w:space="0"/>
+          <w:left w:val="none" w:color="000000" w:sz="4" w:space="0"/>
+          <w:bottom w:val="none" w:color="000000" w:sz="4" w:space="0"/>
+          <w:right w:val="none" w:color="000000" w:sz="4" w:space="0"/>
+        </w:tcBorders>
+      </w:tcPr>
+    </w:tblStylePr>
+    <w:tblStylePr w:type="lastRow">
+      <w:rPr>
+        <w:b/>
+        <w:color w:val="404040"/>
+      </w:rPr>
+      <w:pPr>
+        <w:pBdr/>
+        <w:spacing/>
+        <w:ind/>
+      </w:pPr>
+      <w:tblPr>
+        <w:tblBorders/>
+      </w:tblPr>
+      <w:tcPr>
+        <w:shd w:val="clear" w:color="ffffff"/>
+        <w:tcBorders>
+          <w:top w:val="none" w:color="000000" w:sz="4" w:space="0"/>
+          <w:left w:val="none" w:color="000000" w:sz="4" w:space="0"/>
+          <w:bottom w:val="none" w:color="000000" w:sz="4" w:space="0"/>
+          <w:right w:val="none" w:color="000000" w:sz="4" w:space="0"/>
+        </w:tcBorders>
+      </w:tcPr>
+    </w:tblStylePr>
     <w:tblStylePr w:type="nwCell">
       <w:pPr>
         <w:pBdr/>
@@ -11232,9 +11875,9 @@
       </w:tcPr>
     </w:tblStylePr>
   </w:style>
-  <w:style w:type="table" w:styleId="34">
+  <w:style w:type="table" w:styleId="745">
     <w:name w:val="Grid Table 3 - Accent 1"/>
-    <w:basedOn w:val="665"/>
+    <w:basedOn w:val="909"/>
     <w:uiPriority w:val="99"/>
     <w:pPr>
       <w:pBdr/>
@@ -11333,29 +11976,6 @@
         <w:tblBorders/>
       </w:tblPr>
       <w:tcPr>
-        <w:shd w:color="ffffff"/>
-        <w:tcBorders>
-          <w:top w:val="none" w:color="000000" w:sz="4" w:space="0"/>
-          <w:left w:val="none" w:color="000000" w:sz="4" w:space="0"/>
-          <w:bottom w:val="none" w:color="000000" w:sz="4" w:space="0"/>
-          <w:right w:val="none" w:color="000000" w:sz="4" w:space="0"/>
-        </w:tcBorders>
-      </w:tcPr>
-    </w:tblStylePr>
-    <w:tblStylePr w:type="firstRow">
-      <w:rPr>
-        <w:b/>
-        <w:color w:val="404040"/>
-      </w:rPr>
-      <w:pPr>
-        <w:pBdr/>
-        <w:spacing/>
-        <w:ind/>
-      </w:pPr>
-      <w:tblPr>
-        <w:tblBorders/>
-      </w:tblPr>
-      <w:tcPr>
         <w:shd w:val="clear" w:color="ffffff"/>
         <w:tcBorders>
           <w:top w:val="none" w:color="000000" w:sz="4" w:space="0"/>
@@ -11365,30 +11985,7 @@
         </w:tcBorders>
       </w:tcPr>
     </w:tblStylePr>
-    <w:tblStylePr w:type="lastCol">
-      <w:rPr>
-        <w:i/>
-        <w:color w:val="404040"/>
-      </w:rPr>
-      <w:pPr>
-        <w:pBdr/>
-        <w:spacing/>
-        <w:ind/>
-      </w:pPr>
-      <w:tblPr>
-        <w:tblBorders/>
-      </w:tblPr>
-      <w:tcPr>
-        <w:shd w:color="ffffff"/>
-        <w:tcBorders>
-          <w:top w:val="none" w:color="000000" w:sz="4" w:space="0"/>
-          <w:left w:val="none" w:color="000000" w:sz="4" w:space="0"/>
-          <w:bottom w:val="none" w:color="000000" w:sz="4" w:space="0"/>
-          <w:right w:val="none" w:color="000000" w:sz="4" w:space="0"/>
-        </w:tcBorders>
-      </w:tcPr>
-    </w:tblStylePr>
-    <w:tblStylePr w:type="lastRow">
+    <w:tblStylePr w:type="firstRow">
       <w:rPr>
         <w:b/>
         <w:color w:val="404040"/>
@@ -11411,6 +12008,52 @@
         </w:tcBorders>
       </w:tcPr>
     </w:tblStylePr>
+    <w:tblStylePr w:type="lastCol">
+      <w:rPr>
+        <w:i/>
+        <w:color w:val="404040"/>
+      </w:rPr>
+      <w:pPr>
+        <w:pBdr/>
+        <w:spacing/>
+        <w:ind/>
+      </w:pPr>
+      <w:tblPr>
+        <w:tblBorders/>
+      </w:tblPr>
+      <w:tcPr>
+        <w:shd w:val="clear" w:color="ffffff"/>
+        <w:tcBorders>
+          <w:top w:val="none" w:color="000000" w:sz="4" w:space="0"/>
+          <w:left w:val="none" w:color="000000" w:sz="4" w:space="0"/>
+          <w:bottom w:val="none" w:color="000000" w:sz="4" w:space="0"/>
+          <w:right w:val="none" w:color="000000" w:sz="4" w:space="0"/>
+        </w:tcBorders>
+      </w:tcPr>
+    </w:tblStylePr>
+    <w:tblStylePr w:type="lastRow">
+      <w:rPr>
+        <w:b/>
+        <w:color w:val="404040"/>
+      </w:rPr>
+      <w:pPr>
+        <w:pBdr/>
+        <w:spacing/>
+        <w:ind/>
+      </w:pPr>
+      <w:tblPr>
+        <w:tblBorders/>
+      </w:tblPr>
+      <w:tcPr>
+        <w:shd w:val="clear" w:color="ffffff"/>
+        <w:tcBorders>
+          <w:top w:val="none" w:color="000000" w:sz="4" w:space="0"/>
+          <w:left w:val="none" w:color="000000" w:sz="4" w:space="0"/>
+          <w:bottom w:val="none" w:color="000000" w:sz="4" w:space="0"/>
+          <w:right w:val="none" w:color="000000" w:sz="4" w:space="0"/>
+        </w:tcBorders>
+      </w:tcPr>
+    </w:tblStylePr>
     <w:tblStylePr w:type="nwCell">
       <w:pPr>
         <w:pBdr/>
@@ -11477,9 +12120,9 @@
       </w:tcPr>
     </w:tblStylePr>
   </w:style>
-  <w:style w:type="table" w:styleId="35">
+  <w:style w:type="table" w:styleId="746">
     <w:name w:val="Grid Table 3 - Accent 2"/>
-    <w:basedOn w:val="665"/>
+    <w:basedOn w:val="909"/>
     <w:uiPriority w:val="99"/>
     <w:pPr>
       <w:pBdr/>
@@ -11578,29 +12221,6 @@
         <w:tblBorders/>
       </w:tblPr>
       <w:tcPr>
-        <w:shd w:color="ffffff"/>
-        <w:tcBorders>
-          <w:top w:val="none" w:color="000000" w:sz="4" w:space="0"/>
-          <w:left w:val="none" w:color="000000" w:sz="4" w:space="0"/>
-          <w:bottom w:val="none" w:color="000000" w:sz="4" w:space="0"/>
-          <w:right w:val="none" w:color="000000" w:sz="4" w:space="0"/>
-        </w:tcBorders>
-      </w:tcPr>
-    </w:tblStylePr>
-    <w:tblStylePr w:type="firstRow">
-      <w:rPr>
-        <w:b/>
-        <w:color w:val="404040"/>
-      </w:rPr>
-      <w:pPr>
-        <w:pBdr/>
-        <w:spacing/>
-        <w:ind/>
-      </w:pPr>
-      <w:tblPr>
-        <w:tblBorders/>
-      </w:tblPr>
-      <w:tcPr>
         <w:shd w:val="clear" w:color="ffffff"/>
         <w:tcBorders>
           <w:top w:val="none" w:color="000000" w:sz="4" w:space="0"/>
@@ -11610,30 +12230,7 @@
         </w:tcBorders>
       </w:tcPr>
     </w:tblStylePr>
-    <w:tblStylePr w:type="lastCol">
-      <w:rPr>
-        <w:i/>
-        <w:color w:val="404040"/>
-      </w:rPr>
-      <w:pPr>
-        <w:pBdr/>
-        <w:spacing/>
-        <w:ind/>
-      </w:pPr>
-      <w:tblPr>
-        <w:tblBorders/>
-      </w:tblPr>
-      <w:tcPr>
-        <w:shd w:color="ffffff"/>
-        <w:tcBorders>
-          <w:top w:val="none" w:color="000000" w:sz="4" w:space="0"/>
-          <w:left w:val="none" w:color="000000" w:sz="4" w:space="0"/>
-          <w:bottom w:val="none" w:color="000000" w:sz="4" w:space="0"/>
-          <w:right w:val="none" w:color="000000" w:sz="4" w:space="0"/>
-        </w:tcBorders>
-      </w:tcPr>
-    </w:tblStylePr>
-    <w:tblStylePr w:type="lastRow">
+    <w:tblStylePr w:type="firstRow">
       <w:rPr>
         <w:b/>
         <w:color w:val="404040"/>
@@ -11656,6 +12253,52 @@
         </w:tcBorders>
       </w:tcPr>
     </w:tblStylePr>
+    <w:tblStylePr w:type="lastCol">
+      <w:rPr>
+        <w:i/>
+        <w:color w:val="404040"/>
+      </w:rPr>
+      <w:pPr>
+        <w:pBdr/>
+        <w:spacing/>
+        <w:ind/>
+      </w:pPr>
+      <w:tblPr>
+        <w:tblBorders/>
+      </w:tblPr>
+      <w:tcPr>
+        <w:shd w:val="clear" w:color="ffffff"/>
+        <w:tcBorders>
+          <w:top w:val="none" w:color="000000" w:sz="4" w:space="0"/>
+          <w:left w:val="none" w:color="000000" w:sz="4" w:space="0"/>
+          <w:bottom w:val="none" w:color="000000" w:sz="4" w:space="0"/>
+          <w:right w:val="none" w:color="000000" w:sz="4" w:space="0"/>
+        </w:tcBorders>
+      </w:tcPr>
+    </w:tblStylePr>
+    <w:tblStylePr w:type="lastRow">
+      <w:rPr>
+        <w:b/>
+        <w:color w:val="404040"/>
+      </w:rPr>
+      <w:pPr>
+        <w:pBdr/>
+        <w:spacing/>
+        <w:ind/>
+      </w:pPr>
+      <w:tblPr>
+        <w:tblBorders/>
+      </w:tblPr>
+      <w:tcPr>
+        <w:shd w:val="clear" w:color="ffffff"/>
+        <w:tcBorders>
+          <w:top w:val="none" w:color="000000" w:sz="4" w:space="0"/>
+          <w:left w:val="none" w:color="000000" w:sz="4" w:space="0"/>
+          <w:bottom w:val="none" w:color="000000" w:sz="4" w:space="0"/>
+          <w:right w:val="none" w:color="000000" w:sz="4" w:space="0"/>
+        </w:tcBorders>
+      </w:tcPr>
+    </w:tblStylePr>
     <w:tblStylePr w:type="nwCell">
       <w:pPr>
         <w:pBdr/>
@@ -11722,9 +12365,9 @@
       </w:tcPr>
     </w:tblStylePr>
   </w:style>
-  <w:style w:type="table" w:styleId="36">
+  <w:style w:type="table" w:styleId="747">
     <w:name w:val="Grid Table 3 - Accent 3"/>
-    <w:basedOn w:val="665"/>
+    <w:basedOn w:val="909"/>
     <w:uiPriority w:val="99"/>
     <w:pPr>
       <w:pBdr/>
@@ -11823,29 +12466,6 @@
         <w:tblBorders/>
       </w:tblPr>
       <w:tcPr>
-        <w:shd w:color="ffffff"/>
-        <w:tcBorders>
-          <w:top w:val="none" w:color="000000" w:sz="4" w:space="0"/>
-          <w:left w:val="none" w:color="000000" w:sz="4" w:space="0"/>
-          <w:bottom w:val="none" w:color="000000" w:sz="4" w:space="0"/>
-          <w:right w:val="none" w:color="000000" w:sz="4" w:space="0"/>
-        </w:tcBorders>
-      </w:tcPr>
-    </w:tblStylePr>
-    <w:tblStylePr w:type="firstRow">
-      <w:rPr>
-        <w:b/>
-        <w:color w:val="404040"/>
-      </w:rPr>
-      <w:pPr>
-        <w:pBdr/>
-        <w:spacing/>
-        <w:ind/>
-      </w:pPr>
-      <w:tblPr>
-        <w:tblBorders/>
-      </w:tblPr>
-      <w:tcPr>
         <w:shd w:val="clear" w:color="ffffff"/>
         <w:tcBorders>
           <w:top w:val="none" w:color="000000" w:sz="4" w:space="0"/>
@@ -11855,30 +12475,7 @@
         </w:tcBorders>
       </w:tcPr>
     </w:tblStylePr>
-    <w:tblStylePr w:type="lastCol">
-      <w:rPr>
-        <w:i/>
-        <w:color w:val="404040"/>
-      </w:rPr>
-      <w:pPr>
-        <w:pBdr/>
-        <w:spacing/>
-        <w:ind/>
-      </w:pPr>
-      <w:tblPr>
-        <w:tblBorders/>
-      </w:tblPr>
-      <w:tcPr>
-        <w:shd w:color="ffffff"/>
-        <w:tcBorders>
-          <w:top w:val="none" w:color="000000" w:sz="4" w:space="0"/>
-          <w:left w:val="none" w:color="000000" w:sz="4" w:space="0"/>
-          <w:bottom w:val="none" w:color="000000" w:sz="4" w:space="0"/>
-          <w:right w:val="none" w:color="000000" w:sz="4" w:space="0"/>
-        </w:tcBorders>
-      </w:tcPr>
-    </w:tblStylePr>
-    <w:tblStylePr w:type="lastRow">
+    <w:tblStylePr w:type="firstRow">
       <w:rPr>
         <w:b/>
         <w:color w:val="404040"/>
@@ -11901,6 +12498,52 @@
         </w:tcBorders>
       </w:tcPr>
     </w:tblStylePr>
+    <w:tblStylePr w:type="lastCol">
+      <w:rPr>
+        <w:i/>
+        <w:color w:val="404040"/>
+      </w:rPr>
+      <w:pPr>
+        <w:pBdr/>
+        <w:spacing/>
+        <w:ind/>
+      </w:pPr>
+      <w:tblPr>
+        <w:tblBorders/>
+      </w:tblPr>
+      <w:tcPr>
+        <w:shd w:val="clear" w:color="ffffff"/>
+        <w:tcBorders>
+          <w:top w:val="none" w:color="000000" w:sz="4" w:space="0"/>
+          <w:left w:val="none" w:color="000000" w:sz="4" w:space="0"/>
+          <w:bottom w:val="none" w:color="000000" w:sz="4" w:space="0"/>
+          <w:right w:val="none" w:color="000000" w:sz="4" w:space="0"/>
+        </w:tcBorders>
+      </w:tcPr>
+    </w:tblStylePr>
+    <w:tblStylePr w:type="lastRow">
+      <w:rPr>
+        <w:b/>
+        <w:color w:val="404040"/>
+      </w:rPr>
+      <w:pPr>
+        <w:pBdr/>
+        <w:spacing/>
+        <w:ind/>
+      </w:pPr>
+      <w:tblPr>
+        <w:tblBorders/>
+      </w:tblPr>
+      <w:tcPr>
+        <w:shd w:val="clear" w:color="ffffff"/>
+        <w:tcBorders>
+          <w:top w:val="none" w:color="000000" w:sz="4" w:space="0"/>
+          <w:left w:val="none" w:color="000000" w:sz="4" w:space="0"/>
+          <w:bottom w:val="none" w:color="000000" w:sz="4" w:space="0"/>
+          <w:right w:val="none" w:color="000000" w:sz="4" w:space="0"/>
+        </w:tcBorders>
+      </w:tcPr>
+    </w:tblStylePr>
     <w:tblStylePr w:type="nwCell">
       <w:pPr>
         <w:pBdr/>
@@ -11967,9 +12610,9 @@
       </w:tcPr>
     </w:tblStylePr>
   </w:style>
-  <w:style w:type="table" w:styleId="37">
+  <w:style w:type="table" w:styleId="748">
     <w:name w:val="Grid Table 3 - Accent 4"/>
-    <w:basedOn w:val="665"/>
+    <w:basedOn w:val="909"/>
     <w:uiPriority w:val="99"/>
     <w:pPr>
       <w:pBdr/>
@@ -12068,29 +12711,6 @@
         <w:tblBorders/>
       </w:tblPr>
       <w:tcPr>
-        <w:shd w:color="ffffff"/>
-        <w:tcBorders>
-          <w:top w:val="none" w:color="000000" w:sz="4" w:space="0"/>
-          <w:left w:val="none" w:color="000000" w:sz="4" w:space="0"/>
-          <w:bottom w:val="none" w:color="000000" w:sz="4" w:space="0"/>
-          <w:right w:val="none" w:color="000000" w:sz="4" w:space="0"/>
-        </w:tcBorders>
-      </w:tcPr>
-    </w:tblStylePr>
-    <w:tblStylePr w:type="firstRow">
-      <w:rPr>
-        <w:b/>
-        <w:color w:val="404040"/>
-      </w:rPr>
-      <w:pPr>
-        <w:pBdr/>
-        <w:spacing/>
-        <w:ind/>
-      </w:pPr>
-      <w:tblPr>
-        <w:tblBorders/>
-      </w:tblPr>
-      <w:tcPr>
         <w:shd w:val="clear" w:color="ffffff"/>
         <w:tcBorders>
           <w:top w:val="none" w:color="000000" w:sz="4" w:space="0"/>
@@ -12100,30 +12720,7 @@
         </w:tcBorders>
       </w:tcPr>
     </w:tblStylePr>
-    <w:tblStylePr w:type="lastCol">
-      <w:rPr>
-        <w:i/>
-        <w:color w:val="404040"/>
-      </w:rPr>
-      <w:pPr>
-        <w:pBdr/>
-        <w:spacing/>
-        <w:ind/>
-      </w:pPr>
-      <w:tblPr>
-        <w:tblBorders/>
-      </w:tblPr>
-      <w:tcPr>
-        <w:shd w:color="ffffff"/>
-        <w:tcBorders>
-          <w:top w:val="none" w:color="000000" w:sz="4" w:space="0"/>
-          <w:left w:val="none" w:color="000000" w:sz="4" w:space="0"/>
-          <w:bottom w:val="none" w:color="000000" w:sz="4" w:space="0"/>
-          <w:right w:val="none" w:color="000000" w:sz="4" w:space="0"/>
-        </w:tcBorders>
-      </w:tcPr>
-    </w:tblStylePr>
-    <w:tblStylePr w:type="lastRow">
+    <w:tblStylePr w:type="firstRow">
       <w:rPr>
         <w:b/>
         <w:color w:val="404040"/>
@@ -12146,6 +12743,52 @@
         </w:tcBorders>
       </w:tcPr>
     </w:tblStylePr>
+    <w:tblStylePr w:type="lastCol">
+      <w:rPr>
+        <w:i/>
+        <w:color w:val="404040"/>
+      </w:rPr>
+      <w:pPr>
+        <w:pBdr/>
+        <w:spacing/>
+        <w:ind/>
+      </w:pPr>
+      <w:tblPr>
+        <w:tblBorders/>
+      </w:tblPr>
+      <w:tcPr>
+        <w:shd w:val="clear" w:color="ffffff"/>
+        <w:tcBorders>
+          <w:top w:val="none" w:color="000000" w:sz="4" w:space="0"/>
+          <w:left w:val="none" w:color="000000" w:sz="4" w:space="0"/>
+          <w:bottom w:val="none" w:color="000000" w:sz="4" w:space="0"/>
+          <w:right w:val="none" w:color="000000" w:sz="4" w:space="0"/>
+        </w:tcBorders>
+      </w:tcPr>
+    </w:tblStylePr>
+    <w:tblStylePr w:type="lastRow">
+      <w:rPr>
+        <w:b/>
+        <w:color w:val="404040"/>
+      </w:rPr>
+      <w:pPr>
+        <w:pBdr/>
+        <w:spacing/>
+        <w:ind/>
+      </w:pPr>
+      <w:tblPr>
+        <w:tblBorders/>
+      </w:tblPr>
+      <w:tcPr>
+        <w:shd w:val="clear" w:color="ffffff"/>
+        <w:tcBorders>
+          <w:top w:val="none" w:color="000000" w:sz="4" w:space="0"/>
+          <w:left w:val="none" w:color="000000" w:sz="4" w:space="0"/>
+          <w:bottom w:val="none" w:color="000000" w:sz="4" w:space="0"/>
+          <w:right w:val="none" w:color="000000" w:sz="4" w:space="0"/>
+        </w:tcBorders>
+      </w:tcPr>
+    </w:tblStylePr>
     <w:tblStylePr w:type="nwCell">
       <w:pPr>
         <w:pBdr/>
@@ -12212,9 +12855,9 @@
       </w:tcPr>
     </w:tblStylePr>
   </w:style>
-  <w:style w:type="table" w:styleId="38">
+  <w:style w:type="table" w:styleId="749">
     <w:name w:val="Grid Table 3 - Accent 5"/>
-    <w:basedOn w:val="665"/>
+    <w:basedOn w:val="909"/>
     <w:uiPriority w:val="99"/>
     <w:pPr>
       <w:pBdr/>
@@ -12313,29 +12956,6 @@
         <w:tblBorders/>
       </w:tblPr>
       <w:tcPr>
-        <w:shd w:color="ffffff"/>
-        <w:tcBorders>
-          <w:top w:val="none" w:color="000000" w:sz="4" w:space="0"/>
-          <w:left w:val="none" w:color="000000" w:sz="4" w:space="0"/>
-          <w:bottom w:val="none" w:color="000000" w:sz="4" w:space="0"/>
-          <w:right w:val="none" w:color="000000" w:sz="4" w:space="0"/>
-        </w:tcBorders>
-      </w:tcPr>
-    </w:tblStylePr>
-    <w:tblStylePr w:type="firstRow">
-      <w:rPr>
-        <w:b/>
-        <w:color w:val="404040"/>
-      </w:rPr>
-      <w:pPr>
-        <w:pBdr/>
-        <w:spacing/>
-        <w:ind/>
-      </w:pPr>
-      <w:tblPr>
-        <w:tblBorders/>
-      </w:tblPr>
-      <w:tcPr>
         <w:shd w:val="clear" w:color="ffffff"/>
         <w:tcBorders>
           <w:top w:val="none" w:color="000000" w:sz="4" w:space="0"/>
@@ -12345,30 +12965,7 @@
         </w:tcBorders>
       </w:tcPr>
     </w:tblStylePr>
-    <w:tblStylePr w:type="lastCol">
-      <w:rPr>
-        <w:i/>
-        <w:color w:val="404040"/>
-      </w:rPr>
-      <w:pPr>
-        <w:pBdr/>
-        <w:spacing/>
-        <w:ind/>
-      </w:pPr>
-      <w:tblPr>
-        <w:tblBorders/>
-      </w:tblPr>
-      <w:tcPr>
-        <w:shd w:color="ffffff"/>
-        <w:tcBorders>
-          <w:top w:val="none" w:color="000000" w:sz="4" w:space="0"/>
-          <w:left w:val="none" w:color="000000" w:sz="4" w:space="0"/>
-          <w:bottom w:val="none" w:color="000000" w:sz="4" w:space="0"/>
-          <w:right w:val="none" w:color="000000" w:sz="4" w:space="0"/>
-        </w:tcBorders>
-      </w:tcPr>
-    </w:tblStylePr>
-    <w:tblStylePr w:type="lastRow">
+    <w:tblStylePr w:type="firstRow">
       <w:rPr>
         <w:b/>
         <w:color w:val="404040"/>
@@ -12391,6 +12988,52 @@
         </w:tcBorders>
       </w:tcPr>
     </w:tblStylePr>
+    <w:tblStylePr w:type="lastCol">
+      <w:rPr>
+        <w:i/>
+        <w:color w:val="404040"/>
+      </w:rPr>
+      <w:pPr>
+        <w:pBdr/>
+        <w:spacing/>
+        <w:ind/>
+      </w:pPr>
+      <w:tblPr>
+        <w:tblBorders/>
+      </w:tblPr>
+      <w:tcPr>
+        <w:shd w:val="clear" w:color="ffffff"/>
+        <w:tcBorders>
+          <w:top w:val="none" w:color="000000" w:sz="4" w:space="0"/>
+          <w:left w:val="none" w:color="000000" w:sz="4" w:space="0"/>
+          <w:bottom w:val="none" w:color="000000" w:sz="4" w:space="0"/>
+          <w:right w:val="none" w:color="000000" w:sz="4" w:space="0"/>
+        </w:tcBorders>
+      </w:tcPr>
+    </w:tblStylePr>
+    <w:tblStylePr w:type="lastRow">
+      <w:rPr>
+        <w:b/>
+        <w:color w:val="404040"/>
+      </w:rPr>
+      <w:pPr>
+        <w:pBdr/>
+        <w:spacing/>
+        <w:ind/>
+      </w:pPr>
+      <w:tblPr>
+        <w:tblBorders/>
+      </w:tblPr>
+      <w:tcPr>
+        <w:shd w:val="clear" w:color="ffffff"/>
+        <w:tcBorders>
+          <w:top w:val="none" w:color="000000" w:sz="4" w:space="0"/>
+          <w:left w:val="none" w:color="000000" w:sz="4" w:space="0"/>
+          <w:bottom w:val="none" w:color="000000" w:sz="4" w:space="0"/>
+          <w:right w:val="none" w:color="000000" w:sz="4" w:space="0"/>
+        </w:tcBorders>
+      </w:tcPr>
+    </w:tblStylePr>
     <w:tblStylePr w:type="nwCell">
       <w:pPr>
         <w:pBdr/>
@@ -12457,9 +13100,9 @@
       </w:tcPr>
     </w:tblStylePr>
   </w:style>
-  <w:style w:type="table" w:styleId="39">
+  <w:style w:type="table" w:styleId="750">
     <w:name w:val="Grid Table 3 - Accent 6"/>
-    <w:basedOn w:val="665"/>
+    <w:basedOn w:val="909"/>
     <w:uiPriority w:val="99"/>
     <w:pPr>
       <w:pBdr/>
@@ -12558,29 +13201,6 @@
         <w:tblBorders/>
       </w:tblPr>
       <w:tcPr>
-        <w:shd w:color="ffffff"/>
-        <w:tcBorders>
-          <w:top w:val="none" w:color="000000" w:sz="4" w:space="0"/>
-          <w:left w:val="none" w:color="000000" w:sz="4" w:space="0"/>
-          <w:bottom w:val="none" w:color="000000" w:sz="4" w:space="0"/>
-          <w:right w:val="none" w:color="000000" w:sz="4" w:space="0"/>
-        </w:tcBorders>
-      </w:tcPr>
-    </w:tblStylePr>
-    <w:tblStylePr w:type="firstRow">
-      <w:rPr>
-        <w:b/>
-        <w:color w:val="404040"/>
-      </w:rPr>
-      <w:pPr>
-        <w:pBdr/>
-        <w:spacing/>
-        <w:ind/>
-      </w:pPr>
-      <w:tblPr>
-        <w:tblBorders/>
-      </w:tblPr>
-      <w:tcPr>
         <w:shd w:val="clear" w:color="ffffff"/>
         <w:tcBorders>
           <w:top w:val="none" w:color="000000" w:sz="4" w:space="0"/>
@@ -12590,30 +13210,7 @@
         </w:tcBorders>
       </w:tcPr>
     </w:tblStylePr>
-    <w:tblStylePr w:type="lastCol">
-      <w:rPr>
-        <w:i/>
-        <w:color w:val="404040"/>
-      </w:rPr>
-      <w:pPr>
-        <w:pBdr/>
-        <w:spacing/>
-        <w:ind/>
-      </w:pPr>
-      <w:tblPr>
-        <w:tblBorders/>
-      </w:tblPr>
-      <w:tcPr>
-        <w:shd w:color="ffffff"/>
-        <w:tcBorders>
-          <w:top w:val="none" w:color="000000" w:sz="4" w:space="0"/>
-          <w:left w:val="none" w:color="000000" w:sz="4" w:space="0"/>
-          <w:bottom w:val="none" w:color="000000" w:sz="4" w:space="0"/>
-          <w:right w:val="none" w:color="000000" w:sz="4" w:space="0"/>
-        </w:tcBorders>
-      </w:tcPr>
-    </w:tblStylePr>
-    <w:tblStylePr w:type="lastRow">
+    <w:tblStylePr w:type="firstRow">
       <w:rPr>
         <w:b/>
         <w:color w:val="404040"/>
@@ -12636,6 +13233,52 @@
         </w:tcBorders>
       </w:tcPr>
     </w:tblStylePr>
+    <w:tblStylePr w:type="lastCol">
+      <w:rPr>
+        <w:i/>
+        <w:color w:val="404040"/>
+      </w:rPr>
+      <w:pPr>
+        <w:pBdr/>
+        <w:spacing/>
+        <w:ind/>
+      </w:pPr>
+      <w:tblPr>
+        <w:tblBorders/>
+      </w:tblPr>
+      <w:tcPr>
+        <w:shd w:val="clear" w:color="ffffff"/>
+        <w:tcBorders>
+          <w:top w:val="none" w:color="000000" w:sz="4" w:space="0"/>
+          <w:left w:val="none" w:color="000000" w:sz="4" w:space="0"/>
+          <w:bottom w:val="none" w:color="000000" w:sz="4" w:space="0"/>
+          <w:right w:val="none" w:color="000000" w:sz="4" w:space="0"/>
+        </w:tcBorders>
+      </w:tcPr>
+    </w:tblStylePr>
+    <w:tblStylePr w:type="lastRow">
+      <w:rPr>
+        <w:b/>
+        <w:color w:val="404040"/>
+      </w:rPr>
+      <w:pPr>
+        <w:pBdr/>
+        <w:spacing/>
+        <w:ind/>
+      </w:pPr>
+      <w:tblPr>
+        <w:tblBorders/>
+      </w:tblPr>
+      <w:tcPr>
+        <w:shd w:val="clear" w:color="ffffff"/>
+        <w:tcBorders>
+          <w:top w:val="none" w:color="000000" w:sz="4" w:space="0"/>
+          <w:left w:val="none" w:color="000000" w:sz="4" w:space="0"/>
+          <w:bottom w:val="none" w:color="000000" w:sz="4" w:space="0"/>
+          <w:right w:val="none" w:color="000000" w:sz="4" w:space="0"/>
+        </w:tcBorders>
+      </w:tcPr>
+    </w:tblStylePr>
     <w:tblStylePr w:type="nwCell">
       <w:pPr>
         <w:pBdr/>
@@ -12702,9 +13345,9 @@
       </w:tcPr>
     </w:tblStylePr>
   </w:style>
-  <w:style w:type="table" w:styleId="40">
+  <w:style w:type="table" w:styleId="751">
     <w:name w:val="Grid Table 4"/>
-    <w:basedOn w:val="665"/>
+    <w:basedOn w:val="909"/>
     <w:uiPriority w:val="59"/>
     <w:pPr>
       <w:pBdr/>
@@ -12935,9 +13578,9 @@
       </w:tcPr>
     </w:tblStylePr>
   </w:style>
-  <w:style w:type="table" w:styleId="41">
+  <w:style w:type="table" w:styleId="752">
     <w:name w:val="Grid Table 4 - Accent 1"/>
-    <w:basedOn w:val="665"/>
+    <w:basedOn w:val="909"/>
     <w:uiPriority w:val="59"/>
     <w:pPr>
       <w:pBdr/>
@@ -13168,9 +13811,9 @@
       </w:tcPr>
     </w:tblStylePr>
   </w:style>
-  <w:style w:type="table" w:styleId="42">
+  <w:style w:type="table" w:styleId="753">
     <w:name w:val="Grid Table 4 - Accent 2"/>
-    <w:basedOn w:val="665"/>
+    <w:basedOn w:val="909"/>
     <w:uiPriority w:val="59"/>
     <w:pPr>
       <w:pBdr/>
@@ -13401,9 +14044,9 @@
       </w:tcPr>
     </w:tblStylePr>
   </w:style>
-  <w:style w:type="table" w:styleId="43">
+  <w:style w:type="table" w:styleId="754">
     <w:name w:val="Grid Table 4 - Accent 3"/>
-    <w:basedOn w:val="665"/>
+    <w:basedOn w:val="909"/>
     <w:uiPriority w:val="59"/>
     <w:pPr>
       <w:pBdr/>
@@ -13634,9 +14277,9 @@
       </w:tcPr>
     </w:tblStylePr>
   </w:style>
-  <w:style w:type="table" w:styleId="44">
+  <w:style w:type="table" w:styleId="755">
     <w:name w:val="Grid Table 4 - Accent 4"/>
-    <w:basedOn w:val="665"/>
+    <w:basedOn w:val="909"/>
     <w:uiPriority w:val="59"/>
     <w:pPr>
       <w:pBdr/>
@@ -13867,9 +14510,9 @@
       </w:tcPr>
     </w:tblStylePr>
   </w:style>
-  <w:style w:type="table" w:styleId="45">
+  <w:style w:type="table" w:styleId="756">
     <w:name w:val="Grid Table 4 - Accent 5"/>
-    <w:basedOn w:val="665"/>
+    <w:basedOn w:val="909"/>
     <w:uiPriority w:val="59"/>
     <w:pPr>
       <w:pBdr/>
@@ -14100,9 +14743,9 @@
       </w:tcPr>
     </w:tblStylePr>
   </w:style>
-  <w:style w:type="table" w:styleId="46">
+  <w:style w:type="table" w:styleId="757">
     <w:name w:val="Grid Table 4 - Accent 6"/>
-    <w:basedOn w:val="665"/>
+    <w:basedOn w:val="909"/>
     <w:uiPriority w:val="59"/>
     <w:pPr>
       <w:pBdr/>
@@ -14333,9 +14976,9 @@
       </w:tcPr>
     </w:tblStylePr>
   </w:style>
-  <w:style w:type="table" w:styleId="47">
+  <w:style w:type="table" w:styleId="758">
     <w:name w:val="Grid Table 5 Dark"/>
-    <w:basedOn w:val="665"/>
+    <w:basedOn w:val="909"/>
     <w:uiPriority w:val="99"/>
     <w:pPr>
       <w:pBdr/>
@@ -14561,9 +15204,9 @@
       </w:tcPr>
     </w:tblStylePr>
   </w:style>
-  <w:style w:type="table" w:styleId="48">
+  <w:style w:type="table" w:styleId="759">
     <w:name w:val="Grid Table 5 Dark- Accent 1"/>
-    <w:basedOn w:val="665"/>
+    <w:basedOn w:val="909"/>
     <w:uiPriority w:val="99"/>
     <w:pPr>
       <w:pBdr/>
@@ -14789,9 +15432,9 @@
       </w:tcPr>
     </w:tblStylePr>
   </w:style>
-  <w:style w:type="table" w:styleId="49">
+  <w:style w:type="table" w:styleId="760">
     <w:name w:val="Grid Table 5 Dark - Accent 2"/>
-    <w:basedOn w:val="665"/>
+    <w:basedOn w:val="909"/>
     <w:uiPriority w:val="99"/>
     <w:pPr>
       <w:pBdr/>
@@ -15017,9 +15660,9 @@
       </w:tcPr>
     </w:tblStylePr>
   </w:style>
-  <w:style w:type="table" w:styleId="50">
+  <w:style w:type="table" w:styleId="761">
     <w:name w:val="Grid Table 5 Dark - Accent 3"/>
-    <w:basedOn w:val="665"/>
+    <w:basedOn w:val="909"/>
     <w:uiPriority w:val="99"/>
     <w:pPr>
       <w:pBdr/>
@@ -15245,9 +15888,9 @@
       </w:tcPr>
     </w:tblStylePr>
   </w:style>
-  <w:style w:type="table" w:styleId="51">
+  <w:style w:type="table" w:styleId="762">
     <w:name w:val="Grid Table 5 Dark- Accent 4"/>
-    <w:basedOn w:val="665"/>
+    <w:basedOn w:val="909"/>
     <w:uiPriority w:val="99"/>
     <w:pPr>
       <w:pBdr/>
@@ -15473,9 +16116,9 @@
       </w:tcPr>
     </w:tblStylePr>
   </w:style>
-  <w:style w:type="table" w:styleId="52">
+  <w:style w:type="table" w:styleId="763">
     <w:name w:val="Grid Table 5 Dark - Accent 5"/>
-    <w:basedOn w:val="665"/>
+    <w:basedOn w:val="909"/>
     <w:uiPriority w:val="99"/>
     <w:pPr>
       <w:pBdr/>
@@ -15701,9 +16344,9 @@
       </w:tcPr>
     </w:tblStylePr>
   </w:style>
-  <w:style w:type="table" w:styleId="53">
+  <w:style w:type="table" w:styleId="764">
     <w:name w:val="Grid Table 5 Dark - Accent 6"/>
-    <w:basedOn w:val="665"/>
+    <w:basedOn w:val="909"/>
     <w:uiPriority w:val="99"/>
     <w:pPr>
       <w:pBdr/>
@@ -15929,9 +16572,9 @@
       </w:tcPr>
     </w:tblStylePr>
   </w:style>
-  <w:style w:type="table" w:styleId="54">
+  <w:style w:type="table" w:styleId="765">
     <w:name w:val="Grid Table 6 Colorful"/>
-    <w:basedOn w:val="665"/>
+    <w:basedOn w:val="909"/>
     <w:uiPriority w:val="99"/>
     <w:pPr>
       <w:pBdr/>
@@ -16159,9 +16802,9 @@
       </w:tcPr>
     </w:tblStylePr>
   </w:style>
-  <w:style w:type="table" w:styleId="55">
+  <w:style w:type="table" w:styleId="766">
     <w:name w:val="Grid Table 6 Colorful - Accent 1"/>
-    <w:basedOn w:val="665"/>
+    <w:basedOn w:val="909"/>
     <w:uiPriority w:val="99"/>
     <w:pPr>
       <w:pBdr/>
@@ -16389,9 +17032,9 @@
       </w:tcPr>
     </w:tblStylePr>
   </w:style>
-  <w:style w:type="table" w:styleId="56">
+  <w:style w:type="table" w:styleId="767">
     <w:name w:val="Grid Table 6 Colorful - Accent 2"/>
-    <w:basedOn w:val="665"/>
+    <w:basedOn w:val="909"/>
     <w:uiPriority w:val="99"/>
     <w:pPr>
       <w:pBdr/>
@@ -16619,9 +17262,9 @@
       </w:tcPr>
     </w:tblStylePr>
   </w:style>
-  <w:style w:type="table" w:styleId="57">
+  <w:style w:type="table" w:styleId="768">
     <w:name w:val="Grid Table 6 Colorful - Accent 3"/>
-    <w:basedOn w:val="665"/>
+    <w:basedOn w:val="909"/>
     <w:uiPriority w:val="99"/>
     <w:pPr>
       <w:pBdr/>
@@ -16849,9 +17492,9 @@
       </w:tcPr>
     </w:tblStylePr>
   </w:style>
-  <w:style w:type="table" w:styleId="58">
+  <w:style w:type="table" w:styleId="769">
     <w:name w:val="Grid Table 6 Colorful - Accent 4"/>
-    <w:basedOn w:val="665"/>
+    <w:basedOn w:val="909"/>
     <w:uiPriority w:val="99"/>
     <w:pPr>
       <w:pBdr/>
@@ -17079,9 +17722,9 @@
       </w:tcPr>
     </w:tblStylePr>
   </w:style>
-  <w:style w:type="table" w:styleId="59">
+  <w:style w:type="table" w:styleId="770">
     <w:name w:val="Grid Table 6 Colorful - Accent 5"/>
-    <w:basedOn w:val="665"/>
+    <w:basedOn w:val="909"/>
     <w:uiPriority w:val="99"/>
     <w:pPr>
       <w:pBdr/>
@@ -17309,9 +17952,9 @@
       </w:tcPr>
     </w:tblStylePr>
   </w:style>
-  <w:style w:type="table" w:styleId="60">
+  <w:style w:type="table" w:styleId="771">
     <w:name w:val="Grid Table 6 Colorful - Accent 6"/>
-    <w:basedOn w:val="665"/>
+    <w:basedOn w:val="909"/>
     <w:uiPriority w:val="99"/>
     <w:pPr>
       <w:pBdr/>
@@ -17539,9 +18182,9 @@
       </w:tcPr>
     </w:tblStylePr>
   </w:style>
-  <w:style w:type="table" w:styleId="61">
+  <w:style w:type="table" w:styleId="772">
     <w:name w:val="Grid Table 7 Colorful"/>
-    <w:basedOn w:val="665"/>
+    <w:basedOn w:val="909"/>
     <w:uiPriority w:val="99"/>
     <w:pPr>
       <w:pBdr/>
@@ -17643,11 +18286,11 @@
         <w:tblBorders/>
       </w:tblPr>
       <w:tcPr>
-        <w:shd w:color="ffffff"/>
+        <w:shd w:val="clear" w:color="ffffff"/>
         <w:tcBorders>
-          <w:top w:val="none"/>
-          <w:left w:val="none"/>
-          <w:bottom w:val="none"/>
+          <w:top w:val="none" w:color="000000" w:sz="4" w:space="0"/>
+          <w:left w:val="none" w:color="000000" w:sz="4" w:space="0"/>
+          <w:bottom w:val="none" w:color="000000" w:sz="4" w:space="0"/>
           <w:right w:val="single" w:color="000000" w:themeColor="text1" w:themeTint="80" w:sz="4" w:space="0"/>
         </w:tcBorders>
       </w:tcPr>
@@ -17670,10 +18313,10 @@
       <w:tcPr>
         <w:shd w:val="clear" w:color="ffffff" w:themeColor="light1" w:fill="ffffff" w:themeFill="light1"/>
         <w:tcBorders>
-          <w:top w:val="none"/>
-          <w:left w:val="none"/>
+          <w:top w:val="none" w:color="000000" w:sz="4" w:space="0"/>
+          <w:left w:val="none" w:color="000000" w:sz="4" w:space="0"/>
           <w:bottom w:val="single" w:color="000000" w:themeColor="text1" w:themeTint="80" w:sz="4" w:space="0"/>
-          <w:right w:val="none"/>
+          <w:right w:val="none" w:color="000000" w:sz="4" w:space="0"/>
         </w:tcBorders>
       </w:tcPr>
     </w:tblStylePr>
@@ -17693,12 +18336,12 @@
         <w:tblBorders/>
       </w:tblPr>
       <w:tcPr>
-        <w:shd w:color="ffffff"/>
+        <w:shd w:val="clear" w:color="ffffff"/>
         <w:tcBorders>
-          <w:top w:val="none"/>
+          <w:top w:val="none" w:color="000000" w:sz="4" w:space="0"/>
           <w:left w:val="single" w:color="000000" w:themeColor="text1" w:themeTint="80" w:sz="4" w:space="0"/>
-          <w:bottom w:val="none"/>
-          <w:right w:val="none"/>
+          <w:bottom w:val="none" w:color="000000" w:sz="4" w:space="0"/>
+          <w:right w:val="none" w:color="000000" w:sz="4" w:space="0"/>
         </w:tcBorders>
       </w:tcPr>
     </w:tblStylePr>
@@ -17721,9 +18364,9 @@
         <w:shd w:val="clear" w:color="ffffff" w:themeColor="light1" w:fill="ffffff" w:themeFill="light1"/>
         <w:tcBorders>
           <w:top w:val="single" w:color="000000" w:themeColor="text1" w:themeTint="80" w:sz="4" w:space="0"/>
-          <w:left w:val="none"/>
-          <w:bottom w:val="none"/>
-          <w:right w:val="none"/>
+          <w:left w:val="none" w:color="000000" w:sz="4" w:space="0"/>
+          <w:bottom w:val="none" w:color="000000" w:sz="4" w:space="0"/>
+          <w:right w:val="none" w:color="000000" w:sz="4" w:space="0"/>
         </w:tcBorders>
       </w:tcPr>
     </w:tblStylePr>
@@ -17793,9 +18436,9 @@
       </w:tcPr>
     </w:tblStylePr>
   </w:style>
-  <w:style w:type="table" w:styleId="62">
+  <w:style w:type="table" w:styleId="773">
     <w:name w:val="Grid Table 7 Colorful - Accent 1"/>
-    <w:basedOn w:val="665"/>
+    <w:basedOn w:val="909"/>
     <w:uiPriority w:val="99"/>
     <w:pPr>
       <w:pBdr/>
@@ -17897,11 +18540,11 @@
         <w:tblBorders/>
       </w:tblPr>
       <w:tcPr>
-        <w:shd w:color="ffffff"/>
+        <w:shd w:val="clear" w:color="ffffff"/>
         <w:tcBorders>
-          <w:top w:val="none"/>
-          <w:left w:val="none"/>
-          <w:bottom w:val="none"/>
+          <w:top w:val="none" w:color="000000" w:sz="4" w:space="0"/>
+          <w:left w:val="none" w:color="000000" w:sz="4" w:space="0"/>
+          <w:bottom w:val="none" w:color="000000" w:sz="4" w:space="0"/>
           <w:right w:val="single" w:color="000000" w:themeColor="accent1" w:themeTint="80" w:sz="4" w:space="0"/>
         </w:tcBorders>
       </w:tcPr>
@@ -17924,10 +18567,10 @@
       <w:tcPr>
         <w:shd w:val="clear" w:color="ffffff" w:themeColor="light1" w:fill="ffffff" w:themeFill="light1"/>
         <w:tcBorders>
-          <w:top w:val="none"/>
-          <w:left w:val="none"/>
+          <w:top w:val="none" w:color="000000" w:sz="4" w:space="0"/>
+          <w:left w:val="none" w:color="000000" w:sz="4" w:space="0"/>
           <w:bottom w:val="single" w:color="000000" w:themeColor="accent1" w:themeTint="80" w:sz="4" w:space="0"/>
-          <w:right w:val="none"/>
+          <w:right w:val="none" w:color="000000" w:sz="4" w:space="0"/>
         </w:tcBorders>
       </w:tcPr>
     </w:tblStylePr>
@@ -17947,12 +18590,12 @@
         <w:tblBorders/>
       </w:tblPr>
       <w:tcPr>
-        <w:shd w:color="ffffff"/>
+        <w:shd w:val="clear" w:color="ffffff"/>
         <w:tcBorders>
-          <w:top w:val="none"/>
+          <w:top w:val="none" w:color="000000" w:sz="4" w:space="0"/>
           <w:left w:val="single" w:color="000000" w:themeColor="accent1" w:themeTint="80" w:sz="4" w:space="0"/>
-          <w:bottom w:val="none"/>
-          <w:right w:val="none"/>
+          <w:bottom w:val="none" w:color="000000" w:sz="4" w:space="0"/>
+          <w:right w:val="none" w:color="000000" w:sz="4" w:space="0"/>
         </w:tcBorders>
       </w:tcPr>
     </w:tblStylePr>
@@ -17975,9 +18618,9 @@
         <w:shd w:val="clear" w:color="ffffff" w:themeColor="light1" w:fill="ffffff" w:themeFill="light1"/>
         <w:tcBorders>
           <w:top w:val="single" w:color="000000" w:themeColor="accent1" w:themeTint="80" w:sz="4" w:space="0"/>
-          <w:left w:val="none"/>
-          <w:bottom w:val="none"/>
-          <w:right w:val="none"/>
+          <w:left w:val="none" w:color="000000" w:sz="4" w:space="0"/>
+          <w:bottom w:val="none" w:color="000000" w:sz="4" w:space="0"/>
+          <w:right w:val="none" w:color="000000" w:sz="4" w:space="0"/>
         </w:tcBorders>
       </w:tcPr>
     </w:tblStylePr>
@@ -18047,9 +18690,9 @@
       </w:tcPr>
     </w:tblStylePr>
   </w:style>
-  <w:style w:type="table" w:styleId="63">
+  <w:style w:type="table" w:styleId="774">
     <w:name w:val="Grid Table 7 Colorful - Accent 2"/>
-    <w:basedOn w:val="665"/>
+    <w:basedOn w:val="909"/>
     <w:uiPriority w:val="99"/>
     <w:pPr>
       <w:pBdr/>
@@ -18151,11 +18794,11 @@
         <w:tblBorders/>
       </w:tblPr>
       <w:tcPr>
-        <w:shd w:color="ffffff"/>
+        <w:shd w:val="clear" w:color="ffffff"/>
         <w:tcBorders>
-          <w:top w:val="none"/>
-          <w:left w:val="none"/>
-          <w:bottom w:val="none"/>
+          <w:top w:val="none" w:color="000000" w:sz="4" w:space="0"/>
+          <w:left w:val="none" w:color="000000" w:sz="4" w:space="0"/>
+          <w:bottom w:val="none" w:color="000000" w:sz="4" w:space="0"/>
           <w:right w:val="single" w:color="000000" w:themeColor="accent2" w:themeTint="97" w:sz="4" w:space="0"/>
         </w:tcBorders>
       </w:tcPr>
@@ -18178,10 +18821,10 @@
       <w:tcPr>
         <w:shd w:val="clear" w:color="ffffff" w:themeColor="light1" w:fill="ffffff" w:themeFill="light1"/>
         <w:tcBorders>
-          <w:top w:val="none"/>
-          <w:left w:val="none"/>
+          <w:top w:val="none" w:color="000000" w:sz="4" w:space="0"/>
+          <w:left w:val="none" w:color="000000" w:sz="4" w:space="0"/>
           <w:bottom w:val="single" w:color="000000" w:themeColor="accent2" w:themeTint="97" w:sz="4" w:space="0"/>
-          <w:right w:val="none"/>
+          <w:right w:val="none" w:color="000000" w:sz="4" w:space="0"/>
         </w:tcBorders>
       </w:tcPr>
     </w:tblStylePr>
@@ -18201,12 +18844,12 @@
         <w:tblBorders/>
       </w:tblPr>
       <w:tcPr>
-        <w:shd w:color="ffffff"/>
+        <w:shd w:val="clear" w:color="ffffff"/>
         <w:tcBorders>
-          <w:top w:val="none"/>
+          <w:top w:val="none" w:color="000000" w:sz="4" w:space="0"/>
           <w:left w:val="single" w:color="000000" w:themeColor="accent2" w:themeTint="97" w:sz="4" w:space="0"/>
-          <w:bottom w:val="none"/>
-          <w:right w:val="none"/>
+          <w:bottom w:val="none" w:color="000000" w:sz="4" w:space="0"/>
+          <w:right w:val="none" w:color="000000" w:sz="4" w:space="0"/>
         </w:tcBorders>
       </w:tcPr>
     </w:tblStylePr>
@@ -18229,9 +18872,9 @@
         <w:shd w:val="clear" w:color="ffffff" w:themeColor="light1" w:fill="ffffff" w:themeFill="light1"/>
         <w:tcBorders>
           <w:top w:val="single" w:color="000000" w:themeColor="accent2" w:themeTint="97" w:sz="4" w:space="0"/>
-          <w:left w:val="none"/>
-          <w:bottom w:val="none"/>
-          <w:right w:val="none"/>
+          <w:left w:val="none" w:color="000000" w:sz="4" w:space="0"/>
+          <w:bottom w:val="none" w:color="000000" w:sz="4" w:space="0"/>
+          <w:right w:val="none" w:color="000000" w:sz="4" w:space="0"/>
         </w:tcBorders>
       </w:tcPr>
     </w:tblStylePr>
@@ -18301,9 +18944,9 @@
       </w:tcPr>
     </w:tblStylePr>
   </w:style>
-  <w:style w:type="table" w:styleId="64">
+  <w:style w:type="table" w:styleId="775">
     <w:name w:val="Grid Table 7 Colorful - Accent 3"/>
-    <w:basedOn w:val="665"/>
+    <w:basedOn w:val="909"/>
     <w:uiPriority w:val="99"/>
     <w:pPr>
       <w:pBdr/>
@@ -18405,11 +19048,11 @@
         <w:tblBorders/>
       </w:tblPr>
       <w:tcPr>
-        <w:shd w:color="ffffff"/>
+        <w:shd w:val="clear" w:color="ffffff"/>
         <w:tcBorders>
-          <w:top w:val="none"/>
-          <w:left w:val="none"/>
-          <w:bottom w:val="none"/>
+          <w:top w:val="none" w:color="000000" w:sz="4" w:space="0"/>
+          <w:left w:val="none" w:color="000000" w:sz="4" w:space="0"/>
+          <w:bottom w:val="none" w:color="000000" w:sz="4" w:space="0"/>
           <w:right w:val="single" w:color="000000" w:themeColor="accent3" w:themeTint="FE" w:sz="4" w:space="0"/>
         </w:tcBorders>
       </w:tcPr>
@@ -18432,10 +19075,10 @@
       <w:tcPr>
         <w:shd w:val="clear" w:color="ffffff" w:themeColor="light1" w:fill="ffffff" w:themeFill="light1"/>
         <w:tcBorders>
-          <w:top w:val="none"/>
-          <w:left w:val="none"/>
+          <w:top w:val="none" w:color="000000" w:sz="4" w:space="0"/>
+          <w:left w:val="none" w:color="000000" w:sz="4" w:space="0"/>
           <w:bottom w:val="single" w:color="000000" w:themeColor="accent3" w:themeTint="FE" w:sz="4" w:space="0"/>
-          <w:right w:val="none"/>
+          <w:right w:val="none" w:color="000000" w:sz="4" w:space="0"/>
         </w:tcBorders>
       </w:tcPr>
     </w:tblStylePr>
@@ -18455,12 +19098,12 @@
         <w:tblBorders/>
       </w:tblPr>
       <w:tcPr>
-        <w:shd w:color="ffffff"/>
+        <w:shd w:val="clear" w:color="ffffff"/>
         <w:tcBorders>
-          <w:top w:val="none"/>
+          <w:top w:val="none" w:color="000000" w:sz="4" w:space="0"/>
           <w:left w:val="single" w:color="000000" w:themeColor="accent3" w:themeTint="FE" w:sz="4" w:space="0"/>
-          <w:bottom w:val="none"/>
-          <w:right w:val="none"/>
+          <w:bottom w:val="none" w:color="000000" w:sz="4" w:space="0"/>
+          <w:right w:val="none" w:color="000000" w:sz="4" w:space="0"/>
         </w:tcBorders>
       </w:tcPr>
     </w:tblStylePr>
@@ -18483,9 +19126,9 @@
         <w:shd w:val="clear" w:color="ffffff" w:themeColor="light1" w:fill="ffffff" w:themeFill="light1"/>
         <w:tcBorders>
           <w:top w:val="single" w:color="000000" w:themeColor="accent3" w:themeTint="FE" w:sz="4" w:space="0"/>
-          <w:left w:val="none"/>
-          <w:bottom w:val="none"/>
-          <w:right w:val="none"/>
+          <w:left w:val="none" w:color="000000" w:sz="4" w:space="0"/>
+          <w:bottom w:val="none" w:color="000000" w:sz="4" w:space="0"/>
+          <w:right w:val="none" w:color="000000" w:sz="4" w:space="0"/>
         </w:tcBorders>
       </w:tcPr>
     </w:tblStylePr>
@@ -18555,9 +19198,9 @@
       </w:tcPr>
     </w:tblStylePr>
   </w:style>
-  <w:style w:type="table" w:styleId="65">
+  <w:style w:type="table" w:styleId="776">
     <w:name w:val="Grid Table 7 Colorful - Accent 4"/>
-    <w:basedOn w:val="665"/>
+    <w:basedOn w:val="909"/>
     <w:uiPriority w:val="99"/>
     <w:pPr>
       <w:pBdr/>
@@ -18659,11 +19302,11 @@
         <w:tblBorders/>
       </w:tblPr>
       <w:tcPr>
-        <w:shd w:color="ffffff"/>
+        <w:shd w:val="clear" w:color="ffffff"/>
         <w:tcBorders>
-          <w:top w:val="none"/>
-          <w:left w:val="none"/>
-          <w:bottom w:val="none"/>
+          <w:top w:val="none" w:color="000000" w:sz="4" w:space="0"/>
+          <w:left w:val="none" w:color="000000" w:sz="4" w:space="0"/>
+          <w:bottom w:val="none" w:color="000000" w:sz="4" w:space="0"/>
           <w:right w:val="single" w:color="000000" w:themeColor="accent4" w:themeTint="9A" w:sz="4" w:space="0"/>
         </w:tcBorders>
       </w:tcPr>
@@ -18686,10 +19329,10 @@
       <w:tcPr>
         <w:shd w:val="clear" w:color="ffffff" w:themeColor="light1" w:fill="ffffff" w:themeFill="light1"/>
         <w:tcBorders>
-          <w:top w:val="none"/>
-          <w:left w:val="none"/>
+          <w:top w:val="none" w:color="000000" w:sz="4" w:space="0"/>
+          <w:left w:val="none" w:color="000000" w:sz="4" w:space="0"/>
           <w:bottom w:val="single" w:color="000000" w:themeColor="accent4" w:themeTint="9A" w:sz="4" w:space="0"/>
-          <w:right w:val="none"/>
+          <w:right w:val="none" w:color="000000" w:sz="4" w:space="0"/>
         </w:tcBorders>
       </w:tcPr>
     </w:tblStylePr>
@@ -18709,12 +19352,12 @@
         <w:tblBorders/>
       </w:tblPr>
       <w:tcPr>
-        <w:shd w:color="ffffff"/>
+        <w:shd w:val="clear" w:color="ffffff"/>
         <w:tcBorders>
-          <w:top w:val="none"/>
+          <w:top w:val="none" w:color="000000" w:sz="4" w:space="0"/>
           <w:left w:val="single" w:color="000000" w:themeColor="accent4" w:themeTint="9A" w:sz="4" w:space="0"/>
-          <w:bottom w:val="none"/>
-          <w:right w:val="none"/>
+          <w:bottom w:val="none" w:color="000000" w:sz="4" w:space="0"/>
+          <w:right w:val="none" w:color="000000" w:sz="4" w:space="0"/>
         </w:tcBorders>
       </w:tcPr>
     </w:tblStylePr>
@@ -18737,9 +19380,9 @@
         <w:shd w:val="clear" w:color="ffffff" w:themeColor="light1" w:fill="ffffff" w:themeFill="light1"/>
         <w:tcBorders>
           <w:top w:val="single" w:color="000000" w:themeColor="accent4" w:themeTint="9A" w:sz="4" w:space="0"/>
-          <w:left w:val="none"/>
-          <w:bottom w:val="none"/>
-          <w:right w:val="none"/>
+          <w:left w:val="none" w:color="000000" w:sz="4" w:space="0"/>
+          <w:bottom w:val="none" w:color="000000" w:sz="4" w:space="0"/>
+          <w:right w:val="none" w:color="000000" w:sz="4" w:space="0"/>
         </w:tcBorders>
       </w:tcPr>
     </w:tblStylePr>
@@ -18809,9 +19452,9 @@
       </w:tcPr>
     </w:tblStylePr>
   </w:style>
-  <w:style w:type="table" w:styleId="66">
+  <w:style w:type="table" w:styleId="777">
     <w:name w:val="Grid Table 7 Colorful - Accent 5"/>
-    <w:basedOn w:val="665"/>
+    <w:basedOn w:val="909"/>
     <w:uiPriority w:val="99"/>
     <w:pPr>
       <w:pBdr/>
@@ -18913,11 +19556,11 @@
         <w:tblBorders/>
       </w:tblPr>
       <w:tcPr>
-        <w:shd w:color="ffffff"/>
+        <w:shd w:val="clear" w:color="ffffff"/>
         <w:tcBorders>
-          <w:top w:val="none"/>
-          <w:left w:val="none"/>
-          <w:bottom w:val="none"/>
+          <w:top w:val="none" w:color="000000" w:sz="4" w:space="0"/>
+          <w:left w:val="none" w:color="000000" w:sz="4" w:space="0"/>
+          <w:bottom w:val="none" w:color="000000" w:sz="4" w:space="0"/>
           <w:right w:val="single" w:color="000000" w:themeColor="accent5" w:themeTint="90" w:sz="4" w:space="0"/>
         </w:tcBorders>
       </w:tcPr>
@@ -18940,10 +19583,10 @@
       <w:tcPr>
         <w:shd w:val="clear" w:color="ffffff" w:themeColor="light1" w:fill="ffffff" w:themeFill="light1"/>
         <w:tcBorders>
-          <w:top w:val="none"/>
-          <w:left w:val="none"/>
+          <w:top w:val="none" w:color="000000" w:sz="4" w:space="0"/>
+          <w:left w:val="none" w:color="000000" w:sz="4" w:space="0"/>
           <w:bottom w:val="single" w:color="000000" w:themeColor="accent5" w:themeTint="90" w:sz="4" w:space="0"/>
-          <w:right w:val="none"/>
+          <w:right w:val="none" w:color="000000" w:sz="4" w:space="0"/>
         </w:tcBorders>
       </w:tcPr>
     </w:tblStylePr>
@@ -18963,12 +19606,12 @@
         <w:tblBorders/>
       </w:tblPr>
       <w:tcPr>
-        <w:shd w:color="ffffff"/>
+        <w:shd w:val="clear" w:color="ffffff"/>
         <w:tcBorders>
-          <w:top w:val="none"/>
+          <w:top w:val="none" w:color="000000" w:sz="4" w:space="0"/>
           <w:left w:val="single" w:color="000000" w:themeColor="accent5" w:themeTint="90" w:sz="4" w:space="0"/>
-          <w:bottom w:val="none"/>
-          <w:right w:val="none"/>
+          <w:bottom w:val="none" w:color="000000" w:sz="4" w:space="0"/>
+          <w:right w:val="none" w:color="000000" w:sz="4" w:space="0"/>
         </w:tcBorders>
       </w:tcPr>
     </w:tblStylePr>
@@ -18991,9 +19634,9 @@
         <w:shd w:val="clear" w:color="ffffff" w:themeColor="light1" w:fill="ffffff" w:themeFill="light1"/>
         <w:tcBorders>
           <w:top w:val="single" w:color="000000" w:themeColor="accent5" w:themeTint="90" w:sz="4" w:space="0"/>
-          <w:left w:val="none"/>
-          <w:bottom w:val="none"/>
-          <w:right w:val="none"/>
+          <w:left w:val="none" w:color="000000" w:sz="4" w:space="0"/>
+          <w:bottom w:val="none" w:color="000000" w:sz="4" w:space="0"/>
+          <w:right w:val="none" w:color="000000" w:sz="4" w:space="0"/>
         </w:tcBorders>
       </w:tcPr>
     </w:tblStylePr>
@@ -19063,9 +19706,9 @@
       </w:tcPr>
     </w:tblStylePr>
   </w:style>
-  <w:style w:type="table" w:styleId="67">
+  <w:style w:type="table" w:styleId="778">
     <w:name w:val="Grid Table 7 Colorful - Accent 6"/>
-    <w:basedOn w:val="665"/>
+    <w:basedOn w:val="909"/>
     <w:uiPriority w:val="99"/>
     <w:pPr>
       <w:pBdr/>
@@ -19167,11 +19810,11 @@
         <w:tblBorders/>
       </w:tblPr>
       <w:tcPr>
-        <w:shd w:color="ffffff"/>
+        <w:shd w:val="clear" w:color="ffffff"/>
         <w:tcBorders>
-          <w:top w:val="none"/>
-          <w:left w:val="none"/>
-          <w:bottom w:val="none"/>
+          <w:top w:val="none" w:color="000000" w:sz="4" w:space="0"/>
+          <w:left w:val="none" w:color="000000" w:sz="4" w:space="0"/>
+          <w:bottom w:val="none" w:color="000000" w:sz="4" w:space="0"/>
           <w:right w:val="single" w:color="000000" w:themeColor="accent6" w:themeTint="90" w:sz="4" w:space="0"/>
         </w:tcBorders>
       </w:tcPr>
@@ -19194,10 +19837,10 @@
       <w:tcPr>
         <w:shd w:val="clear" w:color="ffffff" w:themeColor="light1" w:fill="ffffff" w:themeFill="light1"/>
         <w:tcBorders>
-          <w:top w:val="none"/>
-          <w:left w:val="none"/>
+          <w:top w:val="none" w:color="000000" w:sz="4" w:space="0"/>
+          <w:left w:val="none" w:color="000000" w:sz="4" w:space="0"/>
           <w:bottom w:val="single" w:color="000000" w:themeColor="accent6" w:themeTint="90" w:sz="4" w:space="0"/>
-          <w:right w:val="none"/>
+          <w:right w:val="none" w:color="000000" w:sz="4" w:space="0"/>
         </w:tcBorders>
       </w:tcPr>
     </w:tblStylePr>
@@ -19217,12 +19860,12 @@
         <w:tblBorders/>
       </w:tblPr>
       <w:tcPr>
-        <w:shd w:color="ffffff"/>
+        <w:shd w:val="clear" w:color="ffffff"/>
         <w:tcBorders>
-          <w:top w:val="none"/>
+          <w:top w:val="none" w:color="000000" w:sz="4" w:space="0"/>
           <w:left w:val="single" w:color="000000" w:themeColor="accent6" w:themeTint="90" w:sz="4" w:space="0"/>
-          <w:bottom w:val="none"/>
-          <w:right w:val="none"/>
+          <w:bottom w:val="none" w:color="000000" w:sz="4" w:space="0"/>
+          <w:right w:val="none" w:color="000000" w:sz="4" w:space="0"/>
         </w:tcBorders>
       </w:tcPr>
     </w:tblStylePr>
@@ -19245,9 +19888,9 @@
         <w:shd w:val="clear" w:color="ffffff" w:themeColor="light1" w:fill="ffffff" w:themeFill="light1"/>
         <w:tcBorders>
           <w:top w:val="single" w:color="000000" w:themeColor="accent6" w:themeTint="90" w:sz="4" w:space="0"/>
-          <w:left w:val="none"/>
-          <w:bottom w:val="none"/>
-          <w:right w:val="none"/>
+          <w:left w:val="none" w:color="000000" w:sz="4" w:space="0"/>
+          <w:bottom w:val="none" w:color="000000" w:sz="4" w:space="0"/>
+          <w:right w:val="none" w:color="000000" w:sz="4" w:space="0"/>
         </w:tcBorders>
       </w:tcPr>
     </w:tblStylePr>
@@ -19317,9 +19960,9 @@
       </w:tcPr>
     </w:tblStylePr>
   </w:style>
-  <w:style w:type="table" w:styleId="68">
+  <w:style w:type="table" w:styleId="779">
     <w:name w:val="List Table 1 Light"/>
-    <w:basedOn w:val="665"/>
+    <w:basedOn w:val="909"/>
     <w:uiPriority w:val="99"/>
     <w:pPr>
       <w:pBdr/>
@@ -19533,9 +20176,9 @@
       </w:tcPr>
     </w:tblStylePr>
   </w:style>
-  <w:style w:type="table" w:styleId="69">
+  <w:style w:type="table" w:styleId="780">
     <w:name w:val="List Table 1 Light - Accent 1"/>
-    <w:basedOn w:val="665"/>
+    <w:basedOn w:val="909"/>
     <w:uiPriority w:val="99"/>
     <w:pPr>
       <w:pBdr/>
@@ -19749,9 +20392,9 @@
       </w:tcPr>
     </w:tblStylePr>
   </w:style>
-  <w:style w:type="table" w:styleId="70">
+  <w:style w:type="table" w:styleId="781">
     <w:name w:val="List Table 1 Light - Accent 2"/>
-    <w:basedOn w:val="665"/>
+    <w:basedOn w:val="909"/>
     <w:uiPriority w:val="99"/>
     <w:pPr>
       <w:pBdr/>
@@ -19965,9 +20608,9 @@
       </w:tcPr>
     </w:tblStylePr>
   </w:style>
-  <w:style w:type="table" w:styleId="71">
+  <w:style w:type="table" w:styleId="782">
     <w:name w:val="List Table 1 Light - Accent 3"/>
-    <w:basedOn w:val="665"/>
+    <w:basedOn w:val="909"/>
     <w:uiPriority w:val="99"/>
     <w:pPr>
       <w:pBdr/>
@@ -20181,9 +20824,9 @@
       </w:tcPr>
     </w:tblStylePr>
   </w:style>
-  <w:style w:type="table" w:styleId="72">
+  <w:style w:type="table" w:styleId="783">
     <w:name w:val="List Table 1 Light - Accent 4"/>
-    <w:basedOn w:val="665"/>
+    <w:basedOn w:val="909"/>
     <w:uiPriority w:val="99"/>
     <w:pPr>
       <w:pBdr/>
@@ -20397,9 +21040,9 @@
       </w:tcPr>
     </w:tblStylePr>
   </w:style>
-  <w:style w:type="table" w:styleId="73">
+  <w:style w:type="table" w:styleId="784">
     <w:name w:val="List Table 1 Light - Accent 5"/>
-    <w:basedOn w:val="665"/>
+    <w:basedOn w:val="909"/>
     <w:uiPriority w:val="99"/>
     <w:pPr>
       <w:pBdr/>
@@ -20613,9 +21256,9 @@
       </w:tcPr>
     </w:tblStylePr>
   </w:style>
-  <w:style w:type="table" w:styleId="74">
+  <w:style w:type="table" w:styleId="785">
     <w:name w:val="List Table 1 Light - Accent 6"/>
-    <w:basedOn w:val="665"/>
+    <w:basedOn w:val="909"/>
     <w:uiPriority w:val="99"/>
     <w:pPr>
       <w:pBdr/>
@@ -20829,9 +21472,9 @@
       </w:tcPr>
     </w:tblStylePr>
   </w:style>
-  <w:style w:type="table" w:styleId="75">
+  <w:style w:type="table" w:styleId="786">
     <w:name w:val="List Table 2"/>
-    <w:basedOn w:val="665"/>
+    <w:basedOn w:val="909"/>
     <w:uiPriority w:val="99"/>
     <w:pPr>
       <w:pBdr/>
@@ -21067,9 +21710,9 @@
       </w:tcPr>
     </w:tblStylePr>
   </w:style>
-  <w:style w:type="table" w:styleId="76">
+  <w:style w:type="table" w:styleId="787">
     <w:name w:val="List Table 2 - Accent 1"/>
-    <w:basedOn w:val="665"/>
+    <w:basedOn w:val="909"/>
     <w:uiPriority w:val="99"/>
     <w:pPr>
       <w:pBdr/>
@@ -21305,9 +21948,9 @@
       </w:tcPr>
     </w:tblStylePr>
   </w:style>
-  <w:style w:type="table" w:styleId="77">
+  <w:style w:type="table" w:styleId="788">
     <w:name w:val="List Table 2 - Accent 2"/>
-    <w:basedOn w:val="665"/>
+    <w:basedOn w:val="909"/>
     <w:uiPriority w:val="99"/>
     <w:pPr>
       <w:pBdr/>
@@ -21543,9 +22186,9 @@
       </w:tcPr>
     </w:tblStylePr>
   </w:style>
-  <w:style w:type="table" w:styleId="78">
+  <w:style w:type="table" w:styleId="789">
     <w:name w:val="List Table 2 - Accent 3"/>
-    <w:basedOn w:val="665"/>
+    <w:basedOn w:val="909"/>
     <w:uiPriority w:val="99"/>
     <w:pPr>
       <w:pBdr/>
@@ -21781,9 +22424,9 @@
       </w:tcPr>
     </w:tblStylePr>
   </w:style>
-  <w:style w:type="table" w:styleId="79">
+  <w:style w:type="table" w:styleId="790">
     <w:name w:val="List Table 2 - Accent 4"/>
-    <w:basedOn w:val="665"/>
+    <w:basedOn w:val="909"/>
     <w:uiPriority w:val="99"/>
     <w:pPr>
       <w:pBdr/>
@@ -22019,9 +22662,9 @@
       </w:tcPr>
     </w:tblStylePr>
   </w:style>
-  <w:style w:type="table" w:styleId="80">
+  <w:style w:type="table" w:styleId="791">
     <w:name w:val="List Table 2 - Accent 5"/>
-    <w:basedOn w:val="665"/>
+    <w:basedOn w:val="909"/>
     <w:uiPriority w:val="99"/>
     <w:pPr>
       <w:pBdr/>
@@ -22257,9 +22900,9 @@
       </w:tcPr>
     </w:tblStylePr>
   </w:style>
-  <w:style w:type="table" w:styleId="81">
+  <w:style w:type="table" w:styleId="792">
     <w:name w:val="List Table 2 - Accent 6"/>
-    <w:basedOn w:val="665"/>
+    <w:basedOn w:val="909"/>
     <w:uiPriority w:val="99"/>
     <w:pPr>
       <w:pBdr/>
@@ -22495,9 +23138,9 @@
       </w:tcPr>
     </w:tblStylePr>
   </w:style>
-  <w:style w:type="table" w:styleId="82">
+  <w:style w:type="table" w:styleId="793">
     <w:name w:val="List Table 3"/>
-    <w:basedOn w:val="665"/>
+    <w:basedOn w:val="909"/>
     <w:uiPriority w:val="99"/>
     <w:pPr>
       <w:pBdr/>
@@ -22723,9 +23366,9 @@
       </w:tcPr>
     </w:tblStylePr>
   </w:style>
-  <w:style w:type="table" w:styleId="83">
+  <w:style w:type="table" w:styleId="794">
     <w:name w:val="List Table 3 - Accent 1"/>
-    <w:basedOn w:val="665"/>
+    <w:basedOn w:val="909"/>
     <w:uiPriority w:val="99"/>
     <w:pPr>
       <w:pBdr/>
@@ -22951,9 +23594,9 @@
       </w:tcPr>
     </w:tblStylePr>
   </w:style>
-  <w:style w:type="table" w:styleId="84">
+  <w:style w:type="table" w:styleId="795">
     <w:name w:val="List Table 3 - Accent 2"/>
-    <w:basedOn w:val="665"/>
+    <w:basedOn w:val="909"/>
     <w:uiPriority w:val="99"/>
     <w:pPr>
       <w:pBdr/>
@@ -23179,9 +23822,9 @@
       </w:tcPr>
     </w:tblStylePr>
   </w:style>
-  <w:style w:type="table" w:styleId="85">
+  <w:style w:type="table" w:styleId="796">
     <w:name w:val="List Table 3 - Accent 3"/>
-    <w:basedOn w:val="665"/>
+    <w:basedOn w:val="909"/>
     <w:uiPriority w:val="99"/>
     <w:pPr>
       <w:pBdr/>
@@ -23407,9 +24050,9 @@
       </w:tcPr>
     </w:tblStylePr>
   </w:style>
-  <w:style w:type="table" w:styleId="86">
+  <w:style w:type="table" w:styleId="797">
     <w:name w:val="List Table 3 - Accent 4"/>
-    <w:basedOn w:val="665"/>
+    <w:basedOn w:val="909"/>
     <w:uiPriority w:val="99"/>
     <w:pPr>
       <w:pBdr/>
@@ -23635,9 +24278,9 @@
       </w:tcPr>
     </w:tblStylePr>
   </w:style>
-  <w:style w:type="table" w:styleId="87">
+  <w:style w:type="table" w:styleId="798">
     <w:name w:val="List Table 3 - Accent 5"/>
-    <w:basedOn w:val="665"/>
+    <w:basedOn w:val="909"/>
     <w:uiPriority w:val="99"/>
     <w:pPr>
       <w:pBdr/>
@@ -23863,9 +24506,9 @@
       </w:tcPr>
     </w:tblStylePr>
   </w:style>
-  <w:style w:type="table" w:styleId="88">
+  <w:style w:type="table" w:styleId="799">
     <w:name w:val="List Table 3 - Accent 6"/>
-    <w:basedOn w:val="665"/>
+    <w:basedOn w:val="909"/>
     <w:uiPriority w:val="99"/>
     <w:pPr>
       <w:pBdr/>
@@ -24091,9 +24734,9 @@
       </w:tcPr>
     </w:tblStylePr>
   </w:style>
-  <w:style w:type="table" w:styleId="89">
+  <w:style w:type="table" w:styleId="800">
     <w:name w:val="List Table 4"/>
-    <w:basedOn w:val="665"/>
+    <w:basedOn w:val="909"/>
     <w:uiPriority w:val="99"/>
     <w:pPr>
       <w:pBdr/>
@@ -24316,9 +24959,9 @@
       </w:tcPr>
     </w:tblStylePr>
   </w:style>
-  <w:style w:type="table" w:styleId="90">
+  <w:style w:type="table" w:styleId="801">
     <w:name w:val="List Table 4 - Accent 1"/>
-    <w:basedOn w:val="665"/>
+    <w:basedOn w:val="909"/>
     <w:uiPriority w:val="99"/>
     <w:pPr>
       <w:pBdr/>
@@ -24541,9 +25184,9 @@
       </w:tcPr>
     </w:tblStylePr>
   </w:style>
-  <w:style w:type="table" w:styleId="91">
+  <w:style w:type="table" w:styleId="802">
     <w:name w:val="List Table 4 - Accent 2"/>
-    <w:basedOn w:val="665"/>
+    <w:basedOn w:val="909"/>
     <w:uiPriority w:val="99"/>
     <w:pPr>
       <w:pBdr/>
@@ -24766,9 +25409,9 @@
       </w:tcPr>
     </w:tblStylePr>
   </w:style>
-  <w:style w:type="table" w:styleId="92">
+  <w:style w:type="table" w:styleId="803">
     <w:name w:val="List Table 4 - Accent 3"/>
-    <w:basedOn w:val="665"/>
+    <w:basedOn w:val="909"/>
     <w:uiPriority w:val="99"/>
     <w:pPr>
       <w:pBdr/>
@@ -24991,9 +25634,9 @@
       </w:tcPr>
     </w:tblStylePr>
   </w:style>
-  <w:style w:type="table" w:styleId="93">
+  <w:style w:type="table" w:styleId="804">
     <w:name w:val="List Table 4 - Accent 4"/>
-    <w:basedOn w:val="665"/>
+    <w:basedOn w:val="909"/>
     <w:uiPriority w:val="99"/>
     <w:pPr>
       <w:pBdr/>
@@ -25216,9 +25859,9 @@
       </w:tcPr>
     </w:tblStylePr>
   </w:style>
-  <w:style w:type="table" w:styleId="94">
+  <w:style w:type="table" w:styleId="805">
     <w:name w:val="List Table 4 - Accent 5"/>
-    <w:basedOn w:val="665"/>
+    <w:basedOn w:val="909"/>
     <w:uiPriority w:val="99"/>
     <w:pPr>
       <w:pBdr/>
@@ -25441,9 +26084,9 @@
       </w:tcPr>
     </w:tblStylePr>
   </w:style>
-  <w:style w:type="table" w:styleId="95">
+  <w:style w:type="table" w:styleId="806">
     <w:name w:val="List Table 4 - Accent 6"/>
-    <w:basedOn w:val="665"/>
+    <w:basedOn w:val="909"/>
     <w:uiPriority w:val="99"/>
     <w:pPr>
       <w:pBdr/>
@@ -25666,9 +26309,9 @@
       </w:tcPr>
     </w:tblStylePr>
   </w:style>
-  <w:style w:type="table" w:styleId="96">
+  <w:style w:type="table" w:styleId="807">
     <w:name w:val="List Table 5 Dark"/>
-    <w:basedOn w:val="665"/>
+    <w:basedOn w:val="909"/>
     <w:uiPriority w:val="99"/>
     <w:pPr>
       <w:pBdr/>
@@ -25908,9 +26551,9 @@
       </w:tcPr>
     </w:tblStylePr>
   </w:style>
-  <w:style w:type="table" w:styleId="97">
+  <w:style w:type="table" w:styleId="808">
     <w:name w:val="List Table 5 Dark - Accent 1"/>
-    <w:basedOn w:val="665"/>
+    <w:basedOn w:val="909"/>
     <w:uiPriority w:val="99"/>
     <w:pPr>
       <w:pBdr/>
@@ -26150,9 +26793,9 @@
       </w:tcPr>
     </w:tblStylePr>
   </w:style>
-  <w:style w:type="table" w:styleId="98">
+  <w:style w:type="table" w:styleId="809">
     <w:name w:val="List Table 5 Dark - Accent 2"/>
-    <w:basedOn w:val="665"/>
+    <w:basedOn w:val="909"/>
     <w:uiPriority w:val="99"/>
     <w:pPr>
       <w:pBdr/>
@@ -26392,9 +27035,9 @@
       </w:tcPr>
     </w:tblStylePr>
   </w:style>
-  <w:style w:type="table" w:styleId="99">
+  <w:style w:type="table" w:styleId="810">
     <w:name w:val="List Table 5 Dark - Accent 3"/>
-    <w:basedOn w:val="665"/>
+    <w:basedOn w:val="909"/>
     <w:uiPriority w:val="99"/>
     <w:pPr>
       <w:pBdr/>
@@ -26634,9 +27277,9 @@
       </w:tcPr>
     </w:tblStylePr>
   </w:style>
-  <w:style w:type="table" w:styleId="100">
+  <w:style w:type="table" w:styleId="811">
     <w:name w:val="List Table 5 Dark - Accent 4"/>
-    <w:basedOn w:val="665"/>
+    <w:basedOn w:val="909"/>
     <w:uiPriority w:val="99"/>
     <w:pPr>
       <w:pBdr/>
@@ -26876,9 +27519,9 @@
       </w:tcPr>
     </w:tblStylePr>
   </w:style>
-  <w:style w:type="table" w:styleId="101">
+  <w:style w:type="table" w:styleId="812">
     <w:name w:val="List Table 5 Dark - Accent 5"/>
-    <w:basedOn w:val="665"/>
+    <w:basedOn w:val="909"/>
     <w:uiPriority w:val="99"/>
     <w:pPr>
       <w:pBdr/>
@@ -27118,9 +27761,9 @@
       </w:tcPr>
     </w:tblStylePr>
   </w:style>
-  <w:style w:type="table" w:styleId="102">
+  <w:style w:type="table" w:styleId="813">
     <w:name w:val="List Table 5 Dark - Accent 6"/>
-    <w:basedOn w:val="665"/>
+    <w:basedOn w:val="909"/>
     <w:uiPriority w:val="99"/>
     <w:pPr>
       <w:pBdr/>
@@ -27360,9 +28003,9 @@
       </w:tcPr>
     </w:tblStylePr>
   </w:style>
-  <w:style w:type="table" w:styleId="103">
+  <w:style w:type="table" w:styleId="814">
     <w:name w:val="List Table 6 Colorful"/>
-    <w:basedOn w:val="665"/>
+    <w:basedOn w:val="909"/>
     <w:uiPriority w:val="99"/>
     <w:pPr>
       <w:pBdr/>
@@ -27583,9 +28226,9 @@
       </w:tcPr>
     </w:tblStylePr>
   </w:style>
-  <w:style w:type="table" w:styleId="104">
+  <w:style w:type="table" w:styleId="815">
     <w:name w:val="List Table 6 Colorful - Accent 1"/>
-    <w:basedOn w:val="665"/>
+    <w:basedOn w:val="909"/>
     <w:uiPriority w:val="99"/>
     <w:pPr>
       <w:pBdr/>
@@ -27806,9 +28449,9 @@
       </w:tcPr>
     </w:tblStylePr>
   </w:style>
-  <w:style w:type="table" w:styleId="105">
+  <w:style w:type="table" w:styleId="816">
     <w:name w:val="List Table 6 Colorful - Accent 2"/>
-    <w:basedOn w:val="665"/>
+    <w:basedOn w:val="909"/>
     <w:uiPriority w:val="99"/>
     <w:pPr>
       <w:pBdr/>
@@ -28029,9 +28672,9 @@
       </w:tcPr>
     </w:tblStylePr>
   </w:style>
-  <w:style w:type="table" w:styleId="106">
+  <w:style w:type="table" w:styleId="817">
     <w:name w:val="List Table 6 Colorful - Accent 3"/>
-    <w:basedOn w:val="665"/>
+    <w:basedOn w:val="909"/>
     <w:uiPriority w:val="99"/>
     <w:pPr>
       <w:pBdr/>
@@ -28252,9 +28895,9 @@
       </w:tcPr>
     </w:tblStylePr>
   </w:style>
-  <w:style w:type="table" w:styleId="107">
+  <w:style w:type="table" w:styleId="818">
     <w:name w:val="List Table 6 Colorful - Accent 4"/>
-    <w:basedOn w:val="665"/>
+    <w:basedOn w:val="909"/>
     <w:uiPriority w:val="99"/>
     <w:pPr>
       <w:pBdr/>
@@ -28475,9 +29118,9 @@
       </w:tcPr>
     </w:tblStylePr>
   </w:style>
-  <w:style w:type="table" w:styleId="108">
+  <w:style w:type="table" w:styleId="819">
     <w:name w:val="List Table 6 Colorful - Accent 5"/>
-    <w:basedOn w:val="665"/>
+    <w:basedOn w:val="909"/>
     <w:uiPriority w:val="99"/>
     <w:pPr>
       <w:pBdr/>
@@ -28698,9 +29341,9 @@
       </w:tcPr>
     </w:tblStylePr>
   </w:style>
-  <w:style w:type="table" w:styleId="109">
+  <w:style w:type="table" w:styleId="820">
     <w:name w:val="List Table 6 Colorful - Accent 6"/>
-    <w:basedOn w:val="665"/>
+    <w:basedOn w:val="909"/>
     <w:uiPriority w:val="99"/>
     <w:pPr>
       <w:pBdr/>
@@ -28921,9 +29564,9 @@
       </w:tcPr>
     </w:tblStylePr>
   </w:style>
-  <w:style w:type="table" w:styleId="110">
+  <w:style w:type="table" w:styleId="821">
     <w:name w:val="List Table 7 Colorful"/>
-    <w:basedOn w:val="665"/>
+    <w:basedOn w:val="909"/>
     <w:uiPriority w:val="99"/>
     <w:pPr>
       <w:pBdr/>
@@ -29022,11 +29665,11 @@
         <w:tblBorders/>
       </w:tblPr>
       <w:tcPr>
-        <w:shd w:color="ffffff"/>
+        <w:shd w:val="clear" w:color="ffffff"/>
         <w:tcBorders>
-          <w:top w:val="none"/>
-          <w:left w:val="none"/>
-          <w:bottom w:val="none"/>
+          <w:top w:val="none" w:color="000000" w:sz="4" w:space="0"/>
+          <w:left w:val="none" w:color="000000" w:sz="4" w:space="0"/>
+          <w:bottom w:val="none" w:color="000000" w:sz="4" w:space="0"/>
           <w:right w:val="single" w:color="000000" w:themeColor="text1" w:themeTint="80" w:sz="4" w:space="0"/>
         </w:tcBorders>
       </w:tcPr>
@@ -29049,10 +29692,10 @@
       <w:tcPr>
         <w:shd w:val="clear" w:color="ffffff" w:themeColor="light1" w:fill="ffffff" w:themeFill="light1"/>
         <w:tcBorders>
-          <w:top w:val="none"/>
-          <w:left w:val="none"/>
+          <w:top w:val="none" w:color="000000" w:sz="4" w:space="0"/>
+          <w:left w:val="none" w:color="000000" w:sz="4" w:space="0"/>
           <w:bottom w:val="single" w:color="000000" w:themeColor="text1" w:themeTint="80" w:sz="4" w:space="0"/>
-          <w:right w:val="none"/>
+          <w:right w:val="none" w:color="000000" w:sz="4" w:space="0"/>
         </w:tcBorders>
       </w:tcPr>
     </w:tblStylePr>
@@ -29072,12 +29715,12 @@
         <w:tblBorders/>
       </w:tblPr>
       <w:tcPr>
-        <w:shd w:color="ffffff"/>
+        <w:shd w:val="clear" w:color="ffffff"/>
         <w:tcBorders>
-          <w:top w:val="none"/>
+          <w:top w:val="none" w:color="000000" w:sz="4" w:space="0"/>
           <w:left w:val="single" w:color="000000" w:themeColor="text1" w:themeTint="80" w:sz="4" w:space="0"/>
-          <w:bottom w:val="none"/>
-          <w:right w:val="none"/>
+          <w:bottom w:val="none" w:color="000000" w:sz="4" w:space="0"/>
+          <w:right w:val="none" w:color="000000" w:sz="4" w:space="0"/>
         </w:tcBorders>
       </w:tcPr>
     </w:tblStylePr>
@@ -29100,9 +29743,9 @@
         <w:shd w:val="clear" w:color="ffffff" w:themeColor="light1" w:fill="ffffff" w:themeFill="light1"/>
         <w:tcBorders>
           <w:top w:val="single" w:color="000000" w:themeColor="text1" w:themeTint="80" w:sz="4" w:space="0"/>
-          <w:left w:val="none"/>
-          <w:bottom w:val="none"/>
-          <w:right w:val="none"/>
+          <w:left w:val="none" w:color="000000" w:sz="4" w:space="0"/>
+          <w:bottom w:val="none" w:color="000000" w:sz="4" w:space="0"/>
+          <w:right w:val="none" w:color="000000" w:sz="4" w:space="0"/>
         </w:tcBorders>
       </w:tcPr>
     </w:tblStylePr>
@@ -29177,9 +29820,9 @@
       </w:tcPr>
     </w:tblStylePr>
   </w:style>
-  <w:style w:type="table" w:styleId="111">
+  <w:style w:type="table" w:styleId="822">
     <w:name w:val="List Table 7 Colorful - Accent 1"/>
-    <w:basedOn w:val="665"/>
+    <w:basedOn w:val="909"/>
     <w:uiPriority w:val="99"/>
     <w:pPr>
       <w:pBdr/>
@@ -29278,11 +29921,11 @@
         <w:tblBorders/>
       </w:tblPr>
       <w:tcPr>
-        <w:shd w:color="ffffff"/>
+        <w:shd w:val="clear" w:color="ffffff"/>
         <w:tcBorders>
-          <w:top w:val="none"/>
-          <w:left w:val="none"/>
-          <w:bottom w:val="none"/>
+          <w:top w:val="none" w:color="000000" w:sz="4" w:space="0"/>
+          <w:left w:val="none" w:color="000000" w:sz="4" w:space="0"/>
+          <w:bottom w:val="none" w:color="000000" w:sz="4" w:space="0"/>
           <w:right w:val="single" w:color="000000" w:themeColor="accent1" w:sz="4" w:space="0"/>
         </w:tcBorders>
       </w:tcPr>
@@ -29305,10 +29948,10 @@
       <w:tcPr>
         <w:shd w:val="clear" w:color="ffffff" w:themeColor="light1" w:fill="ffffff" w:themeFill="light1"/>
         <w:tcBorders>
-          <w:top w:val="none"/>
-          <w:left w:val="none"/>
+          <w:top w:val="none" w:color="000000" w:sz="4" w:space="0"/>
+          <w:left w:val="none" w:color="000000" w:sz="4" w:space="0"/>
           <w:bottom w:val="single" w:color="000000" w:themeColor="accent1" w:sz="4" w:space="0"/>
-          <w:right w:val="none"/>
+          <w:right w:val="none" w:color="000000" w:sz="4" w:space="0"/>
         </w:tcBorders>
       </w:tcPr>
     </w:tblStylePr>
@@ -29328,12 +29971,12 @@
         <w:tblBorders/>
       </w:tblPr>
       <w:tcPr>
-        <w:shd w:color="ffffff"/>
+        <w:shd w:val="clear" w:color="ffffff"/>
         <w:tcBorders>
-          <w:top w:val="none"/>
+          <w:top w:val="none" w:color="000000" w:sz="4" w:space="0"/>
           <w:left w:val="single" w:color="000000" w:themeColor="accent1" w:sz="4" w:space="0"/>
-          <w:bottom w:val="none"/>
-          <w:right w:val="none"/>
+          <w:bottom w:val="none" w:color="000000" w:sz="4" w:space="0"/>
+          <w:right w:val="none" w:color="000000" w:sz="4" w:space="0"/>
         </w:tcBorders>
       </w:tcPr>
     </w:tblStylePr>
@@ -29356,9 +29999,9 @@
         <w:shd w:val="clear" w:color="ffffff" w:themeColor="light1" w:fill="ffffff" w:themeFill="light1"/>
         <w:tcBorders>
           <w:top w:val="single" w:color="000000" w:themeColor="accent1" w:sz="4" w:space="0"/>
-          <w:left w:val="none"/>
-          <w:bottom w:val="none"/>
-          <w:right w:val="none"/>
+          <w:left w:val="none" w:color="000000" w:sz="4" w:space="0"/>
+          <w:bottom w:val="none" w:color="000000" w:sz="4" w:space="0"/>
+          <w:right w:val="none" w:color="000000" w:sz="4" w:space="0"/>
         </w:tcBorders>
       </w:tcPr>
     </w:tblStylePr>
@@ -29433,9 +30076,9 @@
       </w:tcPr>
     </w:tblStylePr>
   </w:style>
-  <w:style w:type="table" w:styleId="112">
+  <w:style w:type="table" w:styleId="823">
     <w:name w:val="List Table 7 Colorful - Accent 2"/>
-    <w:basedOn w:val="665"/>
+    <w:basedOn w:val="909"/>
     <w:uiPriority w:val="99"/>
     <w:pPr>
       <w:pBdr/>
@@ -29534,11 +30177,11 @@
         <w:tblBorders/>
       </w:tblPr>
       <w:tcPr>
-        <w:shd w:color="ffffff"/>
+        <w:shd w:val="clear" w:color="ffffff"/>
         <w:tcBorders>
-          <w:top w:val="none"/>
-          <w:left w:val="none"/>
-          <w:bottom w:val="none"/>
+          <w:top w:val="none" w:color="000000" w:sz="4" w:space="0"/>
+          <w:left w:val="none" w:color="000000" w:sz="4" w:space="0"/>
+          <w:bottom w:val="none" w:color="000000" w:sz="4" w:space="0"/>
           <w:right w:val="single" w:color="000000" w:themeColor="accent2" w:themeTint="97" w:sz="4" w:space="0"/>
         </w:tcBorders>
       </w:tcPr>
@@ -29561,10 +30204,10 @@
       <w:tcPr>
         <w:shd w:val="clear" w:color="ffffff" w:themeColor="light1" w:fill="ffffff" w:themeFill="light1"/>
         <w:tcBorders>
-          <w:top w:val="none"/>
-          <w:left w:val="none"/>
+          <w:top w:val="none" w:color="000000" w:sz="4" w:space="0"/>
+          <w:left w:val="none" w:color="000000" w:sz="4" w:space="0"/>
           <w:bottom w:val="single" w:color="000000" w:themeColor="accent2" w:themeTint="97" w:sz="4" w:space="0"/>
-          <w:right w:val="none"/>
+          <w:right w:val="none" w:color="000000" w:sz="4" w:space="0"/>
         </w:tcBorders>
       </w:tcPr>
     </w:tblStylePr>
@@ -29584,12 +30227,12 @@
         <w:tblBorders/>
       </w:tblPr>
       <w:tcPr>
-        <w:shd w:color="ffffff"/>
+        <w:shd w:val="clear" w:color="ffffff"/>
         <w:tcBorders>
-          <w:top w:val="none"/>
+          <w:top w:val="none" w:color="000000" w:sz="4" w:space="0"/>
           <w:left w:val="single" w:color="000000" w:themeColor="accent2" w:themeTint="97" w:sz="4" w:space="0"/>
-          <w:bottom w:val="none"/>
-          <w:right w:val="none"/>
+          <w:bottom w:val="none" w:color="000000" w:sz="4" w:space="0"/>
+          <w:right w:val="none" w:color="000000" w:sz="4" w:space="0"/>
         </w:tcBorders>
       </w:tcPr>
     </w:tblStylePr>
@@ -29612,9 +30255,9 @@
         <w:shd w:val="clear" w:color="ffffff" w:themeColor="light1" w:fill="ffffff" w:themeFill="light1"/>
         <w:tcBorders>
           <w:top w:val="single" w:color="000000" w:themeColor="accent2" w:themeTint="97" w:sz="4" w:space="0"/>
-          <w:left w:val="none"/>
-          <w:bottom w:val="none"/>
-          <w:right w:val="none"/>
+          <w:left w:val="none" w:color="000000" w:sz="4" w:space="0"/>
+          <w:bottom w:val="none" w:color="000000" w:sz="4" w:space="0"/>
+          <w:right w:val="none" w:color="000000" w:sz="4" w:space="0"/>
         </w:tcBorders>
       </w:tcPr>
     </w:tblStylePr>
@@ -29689,9 +30332,9 @@
       </w:tcPr>
     </w:tblStylePr>
   </w:style>
-  <w:style w:type="table" w:styleId="113">
+  <w:style w:type="table" w:styleId="824">
     <w:name w:val="List Table 7 Colorful - Accent 3"/>
-    <w:basedOn w:val="665"/>
+    <w:basedOn w:val="909"/>
     <w:uiPriority w:val="99"/>
     <w:pPr>
       <w:pBdr/>
@@ -29790,11 +30433,11 @@
         <w:tblBorders/>
       </w:tblPr>
       <w:tcPr>
-        <w:shd w:color="ffffff"/>
+        <w:shd w:val="clear" w:color="ffffff"/>
         <w:tcBorders>
-          <w:top w:val="none"/>
-          <w:left w:val="none"/>
-          <w:bottom w:val="none"/>
+          <w:top w:val="none" w:color="000000" w:sz="4" w:space="0"/>
+          <w:left w:val="none" w:color="000000" w:sz="4" w:space="0"/>
+          <w:bottom w:val="none" w:color="000000" w:sz="4" w:space="0"/>
           <w:right w:val="single" w:color="000000" w:themeColor="accent3" w:themeTint="98" w:sz="4" w:space="0"/>
         </w:tcBorders>
       </w:tcPr>
@@ -29817,10 +30460,10 @@
       <w:tcPr>
         <w:shd w:val="clear" w:color="ffffff" w:themeColor="light1" w:fill="ffffff" w:themeFill="light1"/>
         <w:tcBorders>
-          <w:top w:val="none"/>
-          <w:left w:val="none"/>
+          <w:top w:val="none" w:color="000000" w:sz="4" w:space="0"/>
+          <w:left w:val="none" w:color="000000" w:sz="4" w:space="0"/>
           <w:bottom w:val="single" w:color="000000" w:themeColor="accent3" w:themeTint="98" w:sz="4" w:space="0"/>
-          <w:right w:val="none"/>
+          <w:right w:val="none" w:color="000000" w:sz="4" w:space="0"/>
         </w:tcBorders>
       </w:tcPr>
     </w:tblStylePr>
@@ -29840,12 +30483,12 @@
         <w:tblBorders/>
       </w:tblPr>
       <w:tcPr>
-        <w:shd w:color="ffffff"/>
+        <w:shd w:val="clear" w:color="ffffff"/>
         <w:tcBorders>
-          <w:top w:val="none"/>
+          <w:top w:val="none" w:color="000000" w:sz="4" w:space="0"/>
           <w:left w:val="single" w:color="000000" w:themeColor="accent3" w:themeTint="98" w:sz="4" w:space="0"/>
-          <w:bottom w:val="none"/>
-          <w:right w:val="none"/>
+          <w:bottom w:val="none" w:color="000000" w:sz="4" w:space="0"/>
+          <w:right w:val="none" w:color="000000" w:sz="4" w:space="0"/>
         </w:tcBorders>
       </w:tcPr>
     </w:tblStylePr>
@@ -29868,9 +30511,9 @@
         <w:shd w:val="clear" w:color="ffffff" w:themeColor="light1" w:fill="ffffff" w:themeFill="light1"/>
         <w:tcBorders>
           <w:top w:val="single" w:color="000000" w:themeColor="accent3" w:themeTint="98" w:sz="4" w:space="0"/>
-          <w:left w:val="none"/>
-          <w:bottom w:val="none"/>
-          <w:right w:val="none"/>
+          <w:left w:val="none" w:color="000000" w:sz="4" w:space="0"/>
+          <w:bottom w:val="none" w:color="000000" w:sz="4" w:space="0"/>
+          <w:right w:val="none" w:color="000000" w:sz="4" w:space="0"/>
         </w:tcBorders>
       </w:tcPr>
     </w:tblStylePr>
@@ -29945,9 +30588,9 @@
       </w:tcPr>
     </w:tblStylePr>
   </w:style>
-  <w:style w:type="table" w:styleId="114">
+  <w:style w:type="table" w:styleId="825">
     <w:name w:val="List Table 7 Colorful - Accent 4"/>
-    <w:basedOn w:val="665"/>
+    <w:basedOn w:val="909"/>
     <w:uiPriority w:val="99"/>
     <w:pPr>
       <w:pBdr/>
@@ -30046,11 +30689,11 @@
         <w:tblBorders/>
       </w:tblPr>
       <w:tcPr>
-        <w:shd w:color="ffffff"/>
+        <w:shd w:val="clear" w:color="ffffff"/>
         <w:tcBorders>
-          <w:top w:val="none"/>
-          <w:left w:val="none"/>
-          <w:bottom w:val="none"/>
+          <w:top w:val="none" w:color="000000" w:sz="4" w:space="0"/>
+          <w:left w:val="none" w:color="000000" w:sz="4" w:space="0"/>
+          <w:bottom w:val="none" w:color="000000" w:sz="4" w:space="0"/>
           <w:right w:val="single" w:color="000000" w:themeColor="accent4" w:themeTint="9A" w:sz="4" w:space="0"/>
         </w:tcBorders>
       </w:tcPr>
@@ -30073,10 +30716,10 @@
       <w:tcPr>
         <w:shd w:val="clear" w:color="ffffff" w:themeColor="light1" w:fill="ffffff" w:themeFill="light1"/>
         <w:tcBorders>
-          <w:top w:val="none"/>
-          <w:left w:val="none"/>
+          <w:top w:val="none" w:color="000000" w:sz="4" w:space="0"/>
+          <w:left w:val="none" w:color="000000" w:sz="4" w:space="0"/>
           <w:bottom w:val="single" w:color="000000" w:themeColor="accent4" w:themeTint="9A" w:sz="4" w:space="0"/>
-          <w:right w:val="none"/>
+          <w:right w:val="none" w:color="000000" w:sz="4" w:space="0"/>
         </w:tcBorders>
       </w:tcPr>
     </w:tblStylePr>
@@ -30096,12 +30739,12 @@
         <w:tblBorders/>
       </w:tblPr>
       <w:tcPr>
-        <w:shd w:color="ffffff"/>
+        <w:shd w:val="clear" w:color="ffffff"/>
         <w:tcBorders>
-          <w:top w:val="none"/>
+          <w:top w:val="none" w:color="000000" w:sz="4" w:space="0"/>
           <w:left w:val="single" w:color="000000" w:themeColor="accent4" w:themeTint="9A" w:sz="4" w:space="0"/>
-          <w:bottom w:val="none"/>
-          <w:right w:val="none"/>
+          <w:bottom w:val="none" w:color="000000" w:sz="4" w:space="0"/>
+          <w:right w:val="none" w:color="000000" w:sz="4" w:space="0"/>
         </w:tcBorders>
       </w:tcPr>
     </w:tblStylePr>
@@ -30124,9 +30767,9 @@
         <w:shd w:val="clear" w:color="ffffff" w:themeColor="light1" w:fill="ffffff" w:themeFill="light1"/>
         <w:tcBorders>
           <w:top w:val="single" w:color="000000" w:themeColor="accent4" w:themeTint="9A" w:sz="4" w:space="0"/>
-          <w:left w:val="none"/>
-          <w:bottom w:val="none"/>
-          <w:right w:val="none"/>
+          <w:left w:val="none" w:color="000000" w:sz="4" w:space="0"/>
+          <w:bottom w:val="none" w:color="000000" w:sz="4" w:space="0"/>
+          <w:right w:val="none" w:color="000000" w:sz="4" w:space="0"/>
         </w:tcBorders>
       </w:tcPr>
     </w:tblStylePr>
@@ -30201,9 +30844,9 @@
       </w:tcPr>
     </w:tblStylePr>
   </w:style>
-  <w:style w:type="table" w:styleId="115">
+  <w:style w:type="table" w:styleId="826">
     <w:name w:val="List Table 7 Colorful - Accent 5"/>
-    <w:basedOn w:val="665"/>
+    <w:basedOn w:val="909"/>
     <w:uiPriority w:val="99"/>
     <w:pPr>
       <w:pBdr/>
@@ -30302,11 +30945,11 @@
         <w:tblBorders/>
       </w:tblPr>
       <w:tcPr>
-        <w:shd w:color="ffffff"/>
+        <w:shd w:val="clear" w:color="ffffff"/>
         <w:tcBorders>
-          <w:top w:val="none"/>
-          <w:left w:val="none"/>
-          <w:bottom w:val="none"/>
+          <w:top w:val="none" w:color="000000" w:sz="4" w:space="0"/>
+          <w:left w:val="none" w:color="000000" w:sz="4" w:space="0"/>
+          <w:bottom w:val="none" w:color="000000" w:sz="4" w:space="0"/>
           <w:right w:val="single" w:color="000000" w:themeColor="accent5" w:themeTint="9A" w:sz="4" w:space="0"/>
         </w:tcBorders>
       </w:tcPr>
@@ -30329,10 +30972,10 @@
       <w:tcPr>
         <w:shd w:val="clear" w:color="ffffff" w:themeColor="light1" w:fill="ffffff" w:themeFill="light1"/>
         <w:tcBorders>
-          <w:top w:val="none"/>
-          <w:left w:val="none"/>
+          <w:top w:val="none" w:color="000000" w:sz="4" w:space="0"/>
+          <w:left w:val="none" w:color="000000" w:sz="4" w:space="0"/>
           <w:bottom w:val="single" w:color="000000" w:themeColor="accent5" w:themeTint="9A" w:sz="4" w:space="0"/>
-          <w:right w:val="none"/>
+          <w:right w:val="none" w:color="000000" w:sz="4" w:space="0"/>
         </w:tcBorders>
       </w:tcPr>
     </w:tblStylePr>
@@ -30352,12 +30995,12 @@
         <w:tblBorders/>
       </w:tblPr>
       <w:tcPr>
-        <w:shd w:color="ffffff"/>
+        <w:shd w:val="clear" w:color="ffffff"/>
         <w:tcBorders>
-          <w:top w:val="none"/>
+          <w:top w:val="none" w:color="000000" w:sz="4" w:space="0"/>
           <w:left w:val="single" w:color="000000" w:themeColor="accent5" w:themeTint="9A" w:sz="4" w:space="0"/>
-          <w:bottom w:val="none"/>
-          <w:right w:val="none"/>
+          <w:bottom w:val="none" w:color="000000" w:sz="4" w:space="0"/>
+          <w:right w:val="none" w:color="000000" w:sz="4" w:space="0"/>
         </w:tcBorders>
       </w:tcPr>
     </w:tblStylePr>
@@ -30380,9 +31023,9 @@
         <w:shd w:val="clear" w:color="ffffff" w:themeColor="light1" w:fill="ffffff" w:themeFill="light1"/>
         <w:tcBorders>
           <w:top w:val="single" w:color="000000" w:themeColor="accent5" w:themeTint="9A" w:sz="4" w:space="0"/>
-          <w:left w:val="none"/>
-          <w:bottom w:val="none"/>
-          <w:right w:val="none"/>
+          <w:left w:val="none" w:color="000000" w:sz="4" w:space="0"/>
+          <w:bottom w:val="none" w:color="000000" w:sz="4" w:space="0"/>
+          <w:right w:val="none" w:color="000000" w:sz="4" w:space="0"/>
         </w:tcBorders>
       </w:tcPr>
     </w:tblStylePr>
@@ -30457,9 +31100,9 @@
       </w:tcPr>
     </w:tblStylePr>
   </w:style>
-  <w:style w:type="table" w:styleId="116">
+  <w:style w:type="table" w:styleId="827">
     <w:name w:val="List Table 7 Colorful - Accent 6"/>
-    <w:basedOn w:val="665"/>
+    <w:basedOn w:val="909"/>
     <w:uiPriority w:val="99"/>
     <w:pPr>
       <w:pBdr/>
@@ -30558,11 +31201,11 @@
         <w:tblBorders/>
       </w:tblPr>
       <w:tcPr>
-        <w:shd w:color="ffffff"/>
+        <w:shd w:val="clear" w:color="ffffff"/>
         <w:tcBorders>
-          <w:top w:val="none"/>
-          <w:left w:val="none"/>
-          <w:bottom w:val="none"/>
+          <w:top w:val="none" w:color="000000" w:sz="4" w:space="0"/>
+          <w:left w:val="none" w:color="000000" w:sz="4" w:space="0"/>
+          <w:bottom w:val="none" w:color="000000" w:sz="4" w:space="0"/>
           <w:right w:val="single" w:color="000000" w:themeColor="accent6" w:themeTint="98" w:sz="4" w:space="0"/>
         </w:tcBorders>
       </w:tcPr>
@@ -30585,10 +31228,10 @@
       <w:tcPr>
         <w:shd w:val="clear" w:color="ffffff" w:themeColor="light1" w:fill="ffffff" w:themeFill="light1"/>
         <w:tcBorders>
-          <w:top w:val="none"/>
-          <w:left w:val="none"/>
+          <w:top w:val="none" w:color="000000" w:sz="4" w:space="0"/>
+          <w:left w:val="none" w:color="000000" w:sz="4" w:space="0"/>
           <w:bottom w:val="single" w:color="000000" w:themeColor="accent6" w:themeTint="98" w:sz="4" w:space="0"/>
-          <w:right w:val="none"/>
+          <w:right w:val="none" w:color="000000" w:sz="4" w:space="0"/>
         </w:tcBorders>
       </w:tcPr>
     </w:tblStylePr>
@@ -30608,12 +31251,12 @@
         <w:tblBorders/>
       </w:tblPr>
       <w:tcPr>
-        <w:shd w:color="ffffff"/>
+        <w:shd w:val="clear" w:color="ffffff"/>
         <w:tcBorders>
-          <w:top w:val="none"/>
+          <w:top w:val="none" w:color="000000" w:sz="4" w:space="0"/>
           <w:left w:val="single" w:color="000000" w:themeColor="accent6" w:themeTint="98" w:sz="4" w:space="0"/>
-          <w:bottom w:val="none"/>
-          <w:right w:val="none"/>
+          <w:bottom w:val="none" w:color="000000" w:sz="4" w:space="0"/>
+          <w:right w:val="none" w:color="000000" w:sz="4" w:space="0"/>
         </w:tcBorders>
       </w:tcPr>
     </w:tblStylePr>
@@ -30636,9 +31279,9 @@
         <w:shd w:val="clear" w:color="ffffff" w:themeColor="light1" w:fill="ffffff" w:themeFill="light1"/>
         <w:tcBorders>
           <w:top w:val="single" w:color="000000" w:themeColor="accent6" w:themeTint="98" w:sz="4" w:space="0"/>
-          <w:left w:val="none"/>
-          <w:bottom w:val="none"/>
-          <w:right w:val="none"/>
+          <w:left w:val="none" w:color="000000" w:sz="4" w:space="0"/>
+          <w:bottom w:val="none" w:color="000000" w:sz="4" w:space="0"/>
+          <w:right w:val="none" w:color="000000" w:sz="4" w:space="0"/>
         </w:tcBorders>
       </w:tcPr>
     </w:tblStylePr>
@@ -30713,9 +31356,9 @@
       </w:tcPr>
     </w:tblStylePr>
   </w:style>
-  <w:style w:type="table" w:styleId="117">
+  <w:style w:type="table" w:styleId="828">
     <w:name w:val="Lined - Accent"/>
-    <w:basedOn w:val="665"/>
+    <w:basedOn w:val="909"/>
     <w:uiPriority w:val="99"/>
     <w:pPr>
       <w:pBdr/>
@@ -30950,9 +31593,9 @@
       </w:tcPr>
     </w:tblStylePr>
   </w:style>
-  <w:style w:type="table" w:styleId="118">
+  <w:style w:type="table" w:styleId="829">
     <w:name w:val="Lined - Accent 1"/>
-    <w:basedOn w:val="665"/>
+    <w:basedOn w:val="909"/>
     <w:uiPriority w:val="99"/>
     <w:pPr>
       <w:pBdr/>
@@ -31187,9 +31830,9 @@
       </w:tcPr>
     </w:tblStylePr>
   </w:style>
-  <w:style w:type="table" w:styleId="119">
+  <w:style w:type="table" w:styleId="830">
     <w:name w:val="Lined - Accent 2"/>
-    <w:basedOn w:val="665"/>
+    <w:basedOn w:val="909"/>
     <w:uiPriority w:val="99"/>
     <w:pPr>
       <w:pBdr/>
@@ -31424,9 +32067,9 @@
       </w:tcPr>
     </w:tblStylePr>
   </w:style>
-  <w:style w:type="table" w:styleId="120">
+  <w:style w:type="table" w:styleId="831">
     <w:name w:val="Lined - Accent 3"/>
-    <w:basedOn w:val="665"/>
+    <w:basedOn w:val="909"/>
     <w:uiPriority w:val="99"/>
     <w:pPr>
       <w:pBdr/>
@@ -31661,9 +32304,9 @@
       </w:tcPr>
     </w:tblStylePr>
   </w:style>
-  <w:style w:type="table" w:styleId="121">
+  <w:style w:type="table" w:styleId="832">
     <w:name w:val="Lined - Accent 4"/>
-    <w:basedOn w:val="665"/>
+    <w:basedOn w:val="909"/>
     <w:uiPriority w:val="99"/>
     <w:pPr>
       <w:pBdr/>
@@ -31898,9 +32541,9 @@
       </w:tcPr>
     </w:tblStylePr>
   </w:style>
-  <w:style w:type="table" w:styleId="122">
+  <w:style w:type="table" w:styleId="833">
     <w:name w:val="Lined - Accent 5"/>
-    <w:basedOn w:val="665"/>
+    <w:basedOn w:val="909"/>
     <w:uiPriority w:val="99"/>
     <w:pPr>
       <w:pBdr/>
@@ -32135,9 +32778,9 @@
       </w:tcPr>
     </w:tblStylePr>
   </w:style>
-  <w:style w:type="table" w:styleId="123">
+  <w:style w:type="table" w:styleId="834">
     <w:name w:val="Lined - Accent 6"/>
-    <w:basedOn w:val="665"/>
+    <w:basedOn w:val="909"/>
     <w:uiPriority w:val="99"/>
     <w:pPr>
       <w:pBdr/>
@@ -32372,9 +33015,9 @@
       </w:tcPr>
     </w:tblStylePr>
   </w:style>
-  <w:style w:type="table" w:styleId="124">
+  <w:style w:type="table" w:styleId="835">
     <w:name w:val="Bordered &amp; Lined - Accent"/>
-    <w:basedOn w:val="665"/>
+    <w:basedOn w:val="909"/>
     <w:uiPriority w:val="99"/>
     <w:pPr>
       <w:pBdr/>
@@ -32616,9 +33259,9 @@
       </w:tcPr>
     </w:tblStylePr>
   </w:style>
-  <w:style w:type="table" w:styleId="125">
+  <w:style w:type="table" w:styleId="836">
     <w:name w:val="Bordered &amp; Lined - Accent 1"/>
-    <w:basedOn w:val="665"/>
+    <w:basedOn w:val="909"/>
     <w:uiPriority w:val="99"/>
     <w:pPr>
       <w:pBdr/>
@@ -32860,9 +33503,9 @@
       </w:tcPr>
     </w:tblStylePr>
   </w:style>
-  <w:style w:type="table" w:styleId="126">
+  <w:style w:type="table" w:styleId="837">
     <w:name w:val="Bordered &amp; Lined - Accent 2"/>
-    <w:basedOn w:val="665"/>
+    <w:basedOn w:val="909"/>
     <w:uiPriority w:val="99"/>
     <w:pPr>
       <w:pBdr/>
@@ -33104,9 +33747,9 @@
       </w:tcPr>
     </w:tblStylePr>
   </w:style>
-  <w:style w:type="table" w:styleId="127">
+  <w:style w:type="table" w:styleId="838">
     <w:name w:val="Bordered &amp; Lined - Accent 3"/>
-    <w:basedOn w:val="665"/>
+    <w:basedOn w:val="909"/>
     <w:uiPriority w:val="99"/>
     <w:pPr>
       <w:pBdr/>
@@ -33348,9 +33991,9 @@
       </w:tcPr>
     </w:tblStylePr>
   </w:style>
-  <w:style w:type="table" w:styleId="128">
+  <w:style w:type="table" w:styleId="839">
     <w:name w:val="Bordered &amp; Lined - Accent 4"/>
-    <w:basedOn w:val="665"/>
+    <w:basedOn w:val="909"/>
     <w:uiPriority w:val="99"/>
     <w:pPr>
       <w:pBdr/>
@@ -33592,9 +34235,9 @@
       </w:tcPr>
     </w:tblStylePr>
   </w:style>
-  <w:style w:type="table" w:styleId="129">
+  <w:style w:type="table" w:styleId="840">
     <w:name w:val="Bordered &amp; Lined - Accent 5"/>
-    <w:basedOn w:val="665"/>
+    <w:basedOn w:val="909"/>
     <w:uiPriority w:val="99"/>
     <w:pPr>
       <w:pBdr/>
@@ -33836,9 +34479,9 @@
       </w:tcPr>
     </w:tblStylePr>
   </w:style>
-  <w:style w:type="table" w:styleId="130">
+  <w:style w:type="table" w:styleId="841">
     <w:name w:val="Bordered &amp; Lined - Accent 6"/>
-    <w:basedOn w:val="665"/>
+    <w:basedOn w:val="909"/>
     <w:uiPriority w:val="99"/>
     <w:pPr>
       <w:pBdr/>
@@ -34080,9 +34723,9 @@
       </w:tcPr>
     </w:tblStylePr>
   </w:style>
-  <w:style w:type="table" w:styleId="131">
+  <w:style w:type="table" w:styleId="842">
     <w:name w:val="Bordered"/>
-    <w:basedOn w:val="665"/>
+    <w:basedOn w:val="909"/>
     <w:uiPriority w:val="99"/>
     <w:pPr>
       <w:pBdr/>
@@ -34311,9 +34954,9 @@
       </w:tcPr>
     </w:tblStylePr>
   </w:style>
-  <w:style w:type="table" w:styleId="132">
+  <w:style w:type="table" w:styleId="843">
     <w:name w:val="Bordered - Accent 1"/>
-    <w:basedOn w:val="665"/>
+    <w:basedOn w:val="909"/>
     <w:uiPriority w:val="99"/>
     <w:pPr>
       <w:pBdr/>
@@ -34542,9 +35185,9 @@
       </w:tcPr>
     </w:tblStylePr>
   </w:style>
-  <w:style w:type="table" w:styleId="133">
+  <w:style w:type="table" w:styleId="844">
     <w:name w:val="Bordered - Accent 2"/>
-    <w:basedOn w:val="665"/>
+    <w:basedOn w:val="909"/>
     <w:uiPriority w:val="99"/>
     <w:pPr>
       <w:pBdr/>
@@ -34773,9 +35416,9 @@
       </w:tcPr>
     </w:tblStylePr>
   </w:style>
-  <w:style w:type="table" w:styleId="134">
+  <w:style w:type="table" w:styleId="845">
     <w:name w:val="Bordered - Accent 3"/>
-    <w:basedOn w:val="665"/>
+    <w:basedOn w:val="909"/>
     <w:uiPriority w:val="99"/>
     <w:pPr>
       <w:pBdr/>
@@ -35004,9 +35647,9 @@
       </w:tcPr>
     </w:tblStylePr>
   </w:style>
-  <w:style w:type="table" w:styleId="135">
+  <w:style w:type="table" w:styleId="846">
     <w:name w:val="Bordered - Accent 4"/>
-    <w:basedOn w:val="665"/>
+    <w:basedOn w:val="909"/>
     <w:uiPriority w:val="99"/>
     <w:pPr>
       <w:pBdr/>
@@ -35235,9 +35878,9 @@
       </w:tcPr>
     </w:tblStylePr>
   </w:style>
-  <w:style w:type="table" w:styleId="136">
+  <w:style w:type="table" w:styleId="847">
     <w:name w:val="Bordered - Accent 5"/>
-    <w:basedOn w:val="665"/>
+    <w:basedOn w:val="909"/>
     <w:uiPriority w:val="99"/>
     <w:pPr>
       <w:pBdr/>
@@ -35466,9 +36109,9 @@
       </w:tcPr>
     </w:tblStylePr>
   </w:style>
-  <w:style w:type="table" w:styleId="137">
+  <w:style w:type="table" w:styleId="848">
     <w:name w:val="Bordered - Accent 6"/>
-    <w:basedOn w:val="665"/>
+    <w:basedOn w:val="909"/>
     <w:uiPriority w:val="99"/>
     <w:pPr>
       <w:pBdr/>
@@ -35697,11 +36340,11 @@
       </w:tcPr>
     </w:tblStylePr>
   </w:style>
-  <w:style w:type="paragraph" w:styleId="139">
+  <w:style w:type="paragraph" w:styleId="849">
     <w:name w:val="Heading 1"/>
-    <w:basedOn w:val="664"/>
-    <w:next w:val="664"/>
-    <w:link w:val="150"/>
+    <w:basedOn w:val="908"/>
+    <w:next w:val="908"/>
+    <w:link w:val="859"/>
     <w:uiPriority w:val="9"/>
     <w:qFormat/>
     <w:pPr>
@@ -35719,11 +36362,11 @@
       <w:szCs w:val="40"/>
     </w:rPr>
   </w:style>
-  <w:style w:type="paragraph" w:styleId="140">
+  <w:style w:type="paragraph" w:styleId="850">
     <w:name w:val="Heading 2"/>
-    <w:basedOn w:val="664"/>
-    <w:next w:val="664"/>
-    <w:link w:val="151"/>
+    <w:basedOn w:val="908"/>
+    <w:next w:val="908"/>
+    <w:link w:val="860"/>
     <w:uiPriority w:val="9"/>
     <w:unhideWhenUsed/>
     <w:qFormat/>
@@ -35742,11 +36385,11 @@
       <w:szCs w:val="32"/>
     </w:rPr>
   </w:style>
-  <w:style w:type="paragraph" w:styleId="141">
+  <w:style w:type="paragraph" w:styleId="851">
     <w:name w:val="Heading 3"/>
-    <w:basedOn w:val="664"/>
-    <w:next w:val="664"/>
-    <w:link w:val="152"/>
+    <w:basedOn w:val="908"/>
+    <w:next w:val="908"/>
+    <w:link w:val="861"/>
     <w:uiPriority w:val="9"/>
     <w:unhideWhenUsed/>
     <w:qFormat/>
@@ -35765,11 +36408,11 @@
       <w:szCs w:val="28"/>
     </w:rPr>
   </w:style>
-  <w:style w:type="paragraph" w:styleId="142">
+  <w:style w:type="paragraph" w:styleId="852">
     <w:name w:val="Heading 4"/>
-    <w:basedOn w:val="664"/>
-    <w:next w:val="664"/>
-    <w:link w:val="153"/>
+    <w:basedOn w:val="908"/>
+    <w:next w:val="908"/>
+    <w:link w:val="862"/>
     <w:uiPriority w:val="9"/>
     <w:unhideWhenUsed/>
     <w:qFormat/>
@@ -35788,11 +36431,11 @@
       <w:color w:val="0f4761" w:themeColor="accent1" w:themeShade="BF"/>
     </w:rPr>
   </w:style>
-  <w:style w:type="paragraph" w:styleId="143">
+  <w:style w:type="paragraph" w:styleId="853">
     <w:name w:val="Heading 5"/>
-    <w:basedOn w:val="664"/>
-    <w:next w:val="664"/>
-    <w:link w:val="154"/>
+    <w:basedOn w:val="908"/>
+    <w:next w:val="908"/>
+    <w:link w:val="863"/>
     <w:uiPriority w:val="9"/>
     <w:unhideWhenUsed/>
     <w:qFormat/>
@@ -35809,11 +36452,11 @@
       <w:color w:val="0f4761" w:themeColor="accent1" w:themeShade="BF"/>
     </w:rPr>
   </w:style>
-  <w:style w:type="paragraph" w:styleId="144">
+  <w:style w:type="paragraph" w:styleId="854">
     <w:name w:val="Heading 6"/>
-    <w:basedOn w:val="664"/>
-    <w:next w:val="664"/>
-    <w:link w:val="155"/>
+    <w:basedOn w:val="908"/>
+    <w:next w:val="908"/>
+    <w:link w:val="864"/>
     <w:uiPriority w:val="9"/>
     <w:unhideWhenUsed/>
     <w:qFormat/>
@@ -35832,11 +36475,11 @@
       <w:color w:val="595959" w:themeColor="text1" w:themeTint="A6"/>
     </w:rPr>
   </w:style>
-  <w:style w:type="paragraph" w:styleId="145">
+  <w:style w:type="paragraph" w:styleId="855">
     <w:name w:val="Heading 7"/>
-    <w:basedOn w:val="664"/>
-    <w:next w:val="664"/>
-    <w:link w:val="156"/>
+    <w:basedOn w:val="908"/>
+    <w:next w:val="908"/>
+    <w:link w:val="865"/>
     <w:uiPriority w:val="9"/>
     <w:unhideWhenUsed/>
     <w:qFormat/>
@@ -35853,11 +36496,11 @@
       <w:color w:val="595959" w:themeColor="text1" w:themeTint="A6"/>
     </w:rPr>
   </w:style>
-  <w:style w:type="paragraph" w:styleId="146">
+  <w:style w:type="paragraph" w:styleId="856">
     <w:name w:val="Heading 8"/>
-    <w:basedOn w:val="664"/>
-    <w:next w:val="664"/>
-    <w:link w:val="157"/>
+    <w:basedOn w:val="908"/>
+    <w:next w:val="908"/>
+    <w:link w:val="866"/>
     <w:uiPriority w:val="9"/>
     <w:unhideWhenUsed/>
     <w:qFormat/>
@@ -35876,11 +36519,11 @@
       <w:color w:val="272727" w:themeColor="text1" w:themeTint="D8"/>
     </w:rPr>
   </w:style>
-  <w:style w:type="paragraph" w:styleId="147">
+  <w:style w:type="paragraph" w:styleId="857">
     <w:name w:val="Heading 9"/>
-    <w:basedOn w:val="664"/>
-    <w:next w:val="664"/>
-    <w:link w:val="158"/>
+    <w:basedOn w:val="908"/>
+    <w:next w:val="908"/>
+    <w:link w:val="867"/>
     <w:uiPriority w:val="9"/>
     <w:unhideWhenUsed/>
     <w:qFormat/>
@@ -35899,7 +36542,7 @@
       <w:color w:val="272727" w:themeColor="text1" w:themeTint="D8"/>
     </w:rPr>
   </w:style>
-  <w:style w:type="character" w:styleId="148" w:default="1">
+  <w:style w:type="character" w:styleId="858" w:default="1">
     <w:name w:val="Default Paragraph Font"/>
     <w:uiPriority w:val="1"/>
     <w:semiHidden/>
@@ -35910,10 +36553,10 @@
       <w:ind/>
     </w:pPr>
   </w:style>
-  <w:style w:type="character" w:styleId="150">
+  <w:style w:type="character" w:styleId="859">
     <w:name w:val="Heading 1 Char"/>
-    <w:basedOn w:val="148"/>
-    <w:link w:val="139"/>
+    <w:basedOn w:val="858"/>
+    <w:link w:val="849"/>
     <w:uiPriority w:val="9"/>
     <w:pPr>
       <w:pBdr/>
@@ -35927,10 +36570,10 @@
       <w:szCs w:val="40"/>
     </w:rPr>
   </w:style>
-  <w:style w:type="character" w:styleId="151">
+  <w:style w:type="character" w:styleId="860">
     <w:name w:val="Heading 2 Char"/>
-    <w:basedOn w:val="148"/>
-    <w:link w:val="140"/>
+    <w:basedOn w:val="858"/>
+    <w:link w:val="850"/>
     <w:uiPriority w:val="9"/>
     <w:pPr>
       <w:pBdr/>
@@ -35944,10 +36587,10 @@
       <w:szCs w:val="32"/>
     </w:rPr>
   </w:style>
-  <w:style w:type="character" w:styleId="152">
+  <w:style w:type="character" w:styleId="861">
     <w:name w:val="Heading 3 Char"/>
-    <w:basedOn w:val="148"/>
-    <w:link w:val="141"/>
+    <w:basedOn w:val="858"/>
+    <w:link w:val="851"/>
     <w:uiPriority w:val="9"/>
     <w:pPr>
       <w:pBdr/>
@@ -35961,10 +36604,10 @@
       <w:szCs w:val="28"/>
     </w:rPr>
   </w:style>
-  <w:style w:type="character" w:styleId="153">
+  <w:style w:type="character" w:styleId="862">
     <w:name w:val="Heading 4 Char"/>
-    <w:basedOn w:val="148"/>
-    <w:link w:val="142"/>
+    <w:basedOn w:val="858"/>
+    <w:link w:val="852"/>
     <w:uiPriority w:val="9"/>
     <w:pPr>
       <w:pBdr/>
@@ -35978,10 +36621,10 @@
       <w:color w:val="0f4761" w:themeColor="accent1" w:themeShade="BF"/>
     </w:rPr>
   </w:style>
-  <w:style w:type="character" w:styleId="154">
+  <w:style w:type="character" w:styleId="863">
     <w:name w:val="Heading 5 Char"/>
-    <w:basedOn w:val="148"/>
-    <w:link w:val="143"/>
+    <w:basedOn w:val="858"/>
+    <w:link w:val="853"/>
     <w:uiPriority w:val="9"/>
     <w:pPr>
       <w:pBdr/>
@@ -35993,10 +36636,10 @@
       <w:color w:val="0f4761" w:themeColor="accent1" w:themeShade="BF"/>
     </w:rPr>
   </w:style>
-  <w:style w:type="character" w:styleId="155">
+  <w:style w:type="character" w:styleId="864">
     <w:name w:val="Heading 6 Char"/>
-    <w:basedOn w:val="148"/>
-    <w:link w:val="144"/>
+    <w:basedOn w:val="858"/>
+    <w:link w:val="854"/>
     <w:uiPriority w:val="9"/>
     <w:pPr>
       <w:pBdr/>
@@ -36010,10 +36653,10 @@
       <w:color w:val="595959" w:themeColor="text1" w:themeTint="A6"/>
     </w:rPr>
   </w:style>
-  <w:style w:type="character" w:styleId="156">
+  <w:style w:type="character" w:styleId="865">
     <w:name w:val="Heading 7 Char"/>
-    <w:basedOn w:val="148"/>
-    <w:link w:val="145"/>
+    <w:basedOn w:val="858"/>
+    <w:link w:val="855"/>
     <w:uiPriority w:val="9"/>
     <w:pPr>
       <w:pBdr/>
@@ -36025,10 +36668,10 @@
       <w:color w:val="595959" w:themeColor="text1" w:themeTint="A6"/>
     </w:rPr>
   </w:style>
-  <w:style w:type="character" w:styleId="157">
+  <w:style w:type="character" w:styleId="866">
     <w:name w:val="Heading 8 Char"/>
-    <w:basedOn w:val="148"/>
-    <w:link w:val="146"/>
+    <w:basedOn w:val="858"/>
+    <w:link w:val="856"/>
     <w:uiPriority w:val="9"/>
     <w:pPr>
       <w:pBdr/>
@@ -36042,10 +36685,10 @@
       <w:color w:val="272727" w:themeColor="text1" w:themeTint="D8"/>
     </w:rPr>
   </w:style>
-  <w:style w:type="character" w:styleId="158">
+  <w:style w:type="character" w:styleId="867">
     <w:name w:val="Heading 9 Char"/>
-    <w:basedOn w:val="148"/>
-    <w:link w:val="147"/>
+    <w:basedOn w:val="858"/>
+    <w:link w:val="857"/>
     <w:uiPriority w:val="9"/>
     <w:pPr>
       <w:pBdr/>
@@ -36059,11 +36702,11 @@
       <w:color w:val="272727" w:themeColor="text1" w:themeTint="D8"/>
     </w:rPr>
   </w:style>
-  <w:style w:type="paragraph" w:styleId="159">
+  <w:style w:type="paragraph" w:styleId="868">
     <w:name w:val="Title"/>
-    <w:basedOn w:val="664"/>
-    <w:next w:val="664"/>
-    <w:link w:val="160"/>
+    <w:basedOn w:val="908"/>
+    <w:next w:val="908"/>
+    <w:link w:val="869"/>
     <w:uiPriority w:val="10"/>
     <w:qFormat/>
     <w:pPr>
@@ -36079,10 +36722,10 @@
       <w:szCs w:val="56"/>
     </w:rPr>
   </w:style>
-  <w:style w:type="character" w:styleId="160">
+  <w:style w:type="character" w:styleId="869">
     <w:name w:val="Title Char"/>
-    <w:basedOn w:val="148"/>
-    <w:link w:val="159"/>
+    <w:basedOn w:val="858"/>
+    <w:link w:val="868"/>
     <w:uiPriority w:val="10"/>
     <w:pPr>
       <w:pBdr/>
@@ -36096,11 +36739,11 @@
       <w:szCs w:val="56"/>
     </w:rPr>
   </w:style>
-  <w:style w:type="paragraph" w:styleId="161">
+  <w:style w:type="paragraph" w:styleId="870">
     <w:name w:val="Subtitle"/>
-    <w:basedOn w:val="664"/>
-    <w:next w:val="664"/>
-    <w:link w:val="162"/>
+    <w:basedOn w:val="908"/>
+    <w:next w:val="908"/>
+    <w:link w:val="871"/>
     <w:uiPriority w:val="11"/>
     <w:qFormat/>
     <w:pPr>
@@ -36118,10 +36761,10 @@
       <w:szCs w:val="28"/>
     </w:rPr>
   </w:style>
-  <w:style w:type="character" w:styleId="162">
+  <w:style w:type="character" w:styleId="871">
     <w:name w:val="Subtitle Char"/>
-    <w:basedOn w:val="148"/>
-    <w:link w:val="161"/>
+    <w:basedOn w:val="858"/>
+    <w:link w:val="870"/>
     <w:uiPriority w:val="11"/>
     <w:pPr>
       <w:pBdr/>
@@ -36135,11 +36778,11 @@
       <w:szCs w:val="28"/>
     </w:rPr>
   </w:style>
-  <w:style w:type="paragraph" w:styleId="163">
+  <w:style w:type="paragraph" w:styleId="872">
     <w:name w:val="Quote"/>
-    <w:basedOn w:val="664"/>
-    <w:next w:val="664"/>
-    <w:link w:val="164"/>
+    <w:basedOn w:val="908"/>
+    <w:next w:val="908"/>
+    <w:link w:val="873"/>
     <w:uiPriority w:val="29"/>
     <w:qFormat/>
     <w:pPr>
@@ -36154,10 +36797,10 @@
       <w:color w:val="404040" w:themeColor="text1" w:themeTint="BF"/>
     </w:rPr>
   </w:style>
-  <w:style w:type="character" w:styleId="164">
+  <w:style w:type="character" w:styleId="873">
     <w:name w:val="Quote Char"/>
-    <w:basedOn w:val="148"/>
-    <w:link w:val="163"/>
+    <w:basedOn w:val="858"/>
+    <w:link w:val="872"/>
     <w:uiPriority w:val="29"/>
     <w:pPr>
       <w:pBdr/>
@@ -36170,9 +36813,9 @@
       <w:color w:val="404040" w:themeColor="text1" w:themeTint="BF"/>
     </w:rPr>
   </w:style>
-  <w:style w:type="character" w:styleId="166">
+  <w:style w:type="character" w:styleId="874">
     <w:name w:val="Intense Emphasis"/>
-    <w:basedOn w:val="148"/>
+    <w:basedOn w:val="858"/>
     <w:uiPriority w:val="21"/>
     <w:qFormat/>
     <w:pPr>
@@ -36186,11 +36829,11 @@
       <w:color w:val="0f4761" w:themeColor="accent1" w:themeShade="BF"/>
     </w:rPr>
   </w:style>
-  <w:style w:type="paragraph" w:styleId="167">
+  <w:style w:type="paragraph" w:styleId="875">
     <w:name w:val="Intense Quote"/>
-    <w:basedOn w:val="664"/>
-    <w:next w:val="664"/>
-    <w:link w:val="168"/>
+    <w:basedOn w:val="908"/>
+    <w:next w:val="908"/>
+    <w:link w:val="876"/>
     <w:uiPriority w:val="30"/>
     <w:qFormat/>
     <w:pPr>
@@ -36208,10 +36851,10 @@
       <w:color w:val="0f4761" w:themeColor="accent1" w:themeShade="BF"/>
     </w:rPr>
   </w:style>
-  <w:style w:type="character" w:styleId="168">
+  <w:style w:type="character" w:styleId="876">
     <w:name w:val="Intense Quote Char"/>
-    <w:basedOn w:val="148"/>
-    <w:link w:val="167"/>
+    <w:basedOn w:val="858"/>
+    <w:link w:val="875"/>
     <w:uiPriority w:val="30"/>
     <w:pPr>
       <w:pBdr/>
@@ -36224,9 +36867,9 @@
       <w:color w:val="0f4761" w:themeColor="accent1" w:themeShade="BF"/>
     </w:rPr>
   </w:style>
-  <w:style w:type="character" w:styleId="169">
+  <w:style w:type="character" w:styleId="877">
     <w:name w:val="Intense Reference"/>
-    <w:basedOn w:val="148"/>
+    <w:basedOn w:val="858"/>
     <w:uiPriority w:val="32"/>
     <w:qFormat/>
     <w:pPr>
@@ -36242,9 +36885,9 @@
       <w:spacing w:val="5"/>
     </w:rPr>
   </w:style>
-  <w:style w:type="character" w:styleId="171">
+  <w:style w:type="character" w:styleId="878">
     <w:name w:val="Subtle Emphasis"/>
-    <w:basedOn w:val="148"/>
+    <w:basedOn w:val="858"/>
     <w:uiPriority w:val="19"/>
     <w:qFormat/>
     <w:pPr>
@@ -36258,9 +36901,9 @@
       <w:color w:val="404040" w:themeColor="text1" w:themeTint="BF"/>
     </w:rPr>
   </w:style>
-  <w:style w:type="character" w:styleId="172">
+  <w:style w:type="character" w:styleId="879">
     <w:name w:val="Emphasis"/>
-    <w:basedOn w:val="148"/>
+    <w:basedOn w:val="858"/>
     <w:uiPriority w:val="20"/>
     <w:qFormat/>
     <w:pPr>
@@ -36273,9 +36916,9 @@
       <w:iCs/>
     </w:rPr>
   </w:style>
-  <w:style w:type="character" w:styleId="173">
+  <w:style w:type="character" w:styleId="880">
     <w:name w:val="Strong"/>
-    <w:basedOn w:val="148"/>
+    <w:basedOn w:val="858"/>
     <w:uiPriority w:val="22"/>
     <w:qFormat/>
     <w:pPr>
@@ -36288,9 +36931,9 @@
       <w:bCs/>
     </w:rPr>
   </w:style>
-  <w:style w:type="character" w:styleId="174">
+  <w:style w:type="character" w:styleId="881">
     <w:name w:val="Subtle Reference"/>
-    <w:basedOn w:val="148"/>
+    <w:basedOn w:val="858"/>
     <w:uiPriority w:val="31"/>
     <w:qFormat/>
     <w:pPr>
@@ -36303,9 +36946,9 @@
       <w:color w:val="5a5a5a" w:themeColor="text1" w:themeTint="A5"/>
     </w:rPr>
   </w:style>
-  <w:style w:type="character" w:styleId="175">
+  <w:style w:type="character" w:styleId="882">
     <w:name w:val="Book Title"/>
-    <w:basedOn w:val="148"/>
+    <w:basedOn w:val="858"/>
     <w:uiPriority w:val="33"/>
     <w:qFormat/>
     <w:pPr>
@@ -36321,10 +36964,10 @@
       <w:spacing w:val="5"/>
     </w:rPr>
   </w:style>
-  <w:style w:type="paragraph" w:styleId="176">
+  <w:style w:type="paragraph" w:styleId="883">
     <w:name w:val="Header"/>
-    <w:basedOn w:val="664"/>
-    <w:link w:val="177"/>
+    <w:basedOn w:val="908"/>
+    <w:link w:val="884"/>
     <w:uiPriority w:val="99"/>
     <w:unhideWhenUsed/>
     <w:pPr>
@@ -36337,10 +36980,10 @@
       <w:ind/>
     </w:pPr>
   </w:style>
-  <w:style w:type="character" w:styleId="177">
+  <w:style w:type="character" w:styleId="884">
     <w:name w:val="Header Char"/>
-    <w:basedOn w:val="148"/>
-    <w:link w:val="176"/>
+    <w:basedOn w:val="858"/>
+    <w:link w:val="883"/>
     <w:uiPriority w:val="99"/>
     <w:pPr>
       <w:pBdr/>
@@ -36348,10 +36991,10 @@
       <w:ind/>
     </w:pPr>
   </w:style>
-  <w:style w:type="paragraph" w:styleId="178">
+  <w:style w:type="paragraph" w:styleId="885">
     <w:name w:val="Footer"/>
-    <w:basedOn w:val="664"/>
-    <w:link w:val="179"/>
+    <w:basedOn w:val="908"/>
+    <w:link w:val="886"/>
     <w:uiPriority w:val="99"/>
     <w:unhideWhenUsed/>
     <w:pPr>
@@ -36364,10 +37007,10 @@
       <w:ind/>
     </w:pPr>
   </w:style>
-  <w:style w:type="character" w:styleId="179">
+  <w:style w:type="character" w:styleId="886">
     <w:name w:val="Footer Char"/>
-    <w:basedOn w:val="148"/>
-    <w:link w:val="178"/>
+    <w:basedOn w:val="858"/>
+    <w:link w:val="885"/>
     <w:uiPriority w:val="99"/>
     <w:pPr>
       <w:pBdr/>
@@ -36375,10 +37018,10 @@
       <w:ind/>
     </w:pPr>
   </w:style>
-  <w:style w:type="paragraph" w:styleId="180">
+  <w:style w:type="paragraph" w:styleId="887">
     <w:name w:val="Caption"/>
-    <w:basedOn w:val="664"/>
-    <w:next w:val="664"/>
+    <w:basedOn w:val="908"/>
+    <w:next w:val="908"/>
     <w:uiPriority w:val="35"/>
     <w:unhideWhenUsed/>
     <w:qFormat/>
@@ -36395,10 +37038,10 @@
       <w:szCs w:val="18"/>
     </w:rPr>
   </w:style>
-  <w:style w:type="paragraph" w:styleId="181">
+  <w:style w:type="paragraph" w:styleId="888">
     <w:name w:val="footnote text"/>
-    <w:basedOn w:val="664"/>
-    <w:link w:val="182"/>
+    <w:basedOn w:val="908"/>
+    <w:link w:val="889"/>
     <w:uiPriority w:val="99"/>
     <w:semiHidden/>
     <w:unhideWhenUsed/>
@@ -36412,10 +37055,10 @@
       <w:szCs w:val="20"/>
     </w:rPr>
   </w:style>
-  <w:style w:type="character" w:styleId="182">
+  <w:style w:type="character" w:styleId="889">
     <w:name w:val="Footnote Text Char"/>
-    <w:basedOn w:val="148"/>
-    <w:link w:val="181"/>
+    <w:basedOn w:val="858"/>
+    <w:link w:val="888"/>
     <w:uiPriority w:val="99"/>
     <w:semiHidden/>
     <w:pPr>
@@ -36428,9 +37071,9 @@
       <w:szCs w:val="20"/>
     </w:rPr>
   </w:style>
-  <w:style w:type="character" w:styleId="183">
+  <w:style w:type="character" w:styleId="890">
     <w:name w:val="footnote reference"/>
-    <w:basedOn w:val="148"/>
+    <w:basedOn w:val="858"/>
     <w:uiPriority w:val="99"/>
     <w:semiHidden/>
     <w:unhideWhenUsed/>
@@ -36443,10 +37086,10 @@
       <w:vertAlign w:val="superscript"/>
     </w:rPr>
   </w:style>
-  <w:style w:type="paragraph" w:styleId="184">
+  <w:style w:type="paragraph" w:styleId="891">
     <w:name w:val="endnote text"/>
-    <w:basedOn w:val="664"/>
-    <w:link w:val="185"/>
+    <w:basedOn w:val="908"/>
+    <w:link w:val="892"/>
     <w:uiPriority w:val="99"/>
     <w:semiHidden/>
     <w:unhideWhenUsed/>
@@ -36460,10 +37103,10 @@
       <w:szCs w:val="20"/>
     </w:rPr>
   </w:style>
-  <w:style w:type="character" w:styleId="185">
+  <w:style w:type="character" w:styleId="892">
     <w:name w:val="Endnote Text Char"/>
-    <w:basedOn w:val="148"/>
-    <w:link w:val="184"/>
+    <w:basedOn w:val="858"/>
+    <w:link w:val="891"/>
     <w:uiPriority w:val="99"/>
     <w:semiHidden/>
     <w:pPr>
@@ -36476,9 +37119,9 @@
       <w:szCs w:val="20"/>
     </w:rPr>
   </w:style>
-  <w:style w:type="character" w:styleId="186">
+  <w:style w:type="character" w:styleId="893">
     <w:name w:val="endnote reference"/>
-    <w:basedOn w:val="148"/>
+    <w:basedOn w:val="858"/>
     <w:uiPriority w:val="99"/>
     <w:semiHidden/>
     <w:unhideWhenUsed/>
@@ -36491,9 +37134,9 @@
       <w:vertAlign w:val="superscript"/>
     </w:rPr>
   </w:style>
-  <w:style w:type="character" w:styleId="187">
+  <w:style w:type="character" w:styleId="894">
     <w:name w:val="Hyperlink"/>
-    <w:basedOn w:val="148"/>
+    <w:basedOn w:val="858"/>
     <w:uiPriority w:val="99"/>
     <w:unhideWhenUsed/>
     <w:pPr>
@@ -36506,9 +37149,9 @@
       <w:u w:val="single"/>
     </w:rPr>
   </w:style>
-  <w:style w:type="character" w:styleId="188">
+  <w:style w:type="character" w:styleId="895">
     <w:name w:val="FollowedHyperlink"/>
-    <w:basedOn w:val="148"/>
+    <w:basedOn w:val="858"/>
     <w:uiPriority w:val="99"/>
     <w:semiHidden/>
     <w:unhideWhenUsed/>
@@ -36522,10 +37165,10 @@
       <w:u w:val="single"/>
     </w:rPr>
   </w:style>
-  <w:style w:type="paragraph" w:styleId="189">
+  <w:style w:type="paragraph" w:styleId="896">
     <w:name w:val="toc 1"/>
-    <w:basedOn w:val="664"/>
-    <w:next w:val="664"/>
+    <w:basedOn w:val="908"/>
+    <w:next w:val="908"/>
     <w:uiPriority w:val="39"/>
     <w:unhideWhenUsed/>
     <w:pPr>
@@ -36534,10 +37177,10 @@
       <w:ind/>
     </w:pPr>
   </w:style>
-  <w:style w:type="paragraph" w:styleId="190">
+  <w:style w:type="paragraph" w:styleId="897">
     <w:name w:val="toc 2"/>
-    <w:basedOn w:val="664"/>
-    <w:next w:val="664"/>
+    <w:basedOn w:val="908"/>
+    <w:next w:val="908"/>
     <w:uiPriority w:val="39"/>
     <w:unhideWhenUsed/>
     <w:pPr>
@@ -36546,10 +37189,10 @@
       <w:ind w:left="220"/>
     </w:pPr>
   </w:style>
-  <w:style w:type="paragraph" w:styleId="191">
+  <w:style w:type="paragraph" w:styleId="898">
     <w:name w:val="toc 3"/>
-    <w:basedOn w:val="664"/>
-    <w:next w:val="664"/>
+    <w:basedOn w:val="908"/>
+    <w:next w:val="908"/>
     <w:uiPriority w:val="39"/>
     <w:unhideWhenUsed/>
     <w:pPr>
@@ -36558,10 +37201,10 @@
       <w:ind w:left="440"/>
     </w:pPr>
   </w:style>
-  <w:style w:type="paragraph" w:styleId="192">
+  <w:style w:type="paragraph" w:styleId="899">
     <w:name w:val="toc 4"/>
-    <w:basedOn w:val="664"/>
-    <w:next w:val="664"/>
+    <w:basedOn w:val="908"/>
+    <w:next w:val="908"/>
     <w:uiPriority w:val="39"/>
     <w:unhideWhenUsed/>
     <w:pPr>
@@ -36570,10 +37213,10 @@
       <w:ind w:left="660"/>
     </w:pPr>
   </w:style>
-  <w:style w:type="paragraph" w:styleId="193">
+  <w:style w:type="paragraph" w:styleId="900">
     <w:name w:val="toc 5"/>
-    <w:basedOn w:val="664"/>
-    <w:next w:val="664"/>
+    <w:basedOn w:val="908"/>
+    <w:next w:val="908"/>
     <w:uiPriority w:val="39"/>
     <w:unhideWhenUsed/>
     <w:pPr>
@@ -36582,10 +37225,10 @@
       <w:ind w:left="880"/>
     </w:pPr>
   </w:style>
-  <w:style w:type="paragraph" w:styleId="194">
+  <w:style w:type="paragraph" w:styleId="901">
     <w:name w:val="toc 6"/>
-    <w:basedOn w:val="664"/>
-    <w:next w:val="664"/>
+    <w:basedOn w:val="908"/>
+    <w:next w:val="908"/>
     <w:uiPriority w:val="39"/>
     <w:unhideWhenUsed/>
     <w:pPr>
@@ -36594,10 +37237,10 @@
       <w:ind w:left="1100"/>
     </w:pPr>
   </w:style>
-  <w:style w:type="paragraph" w:styleId="195">
+  <w:style w:type="paragraph" w:styleId="902">
     <w:name w:val="toc 7"/>
-    <w:basedOn w:val="664"/>
-    <w:next w:val="664"/>
+    <w:basedOn w:val="908"/>
+    <w:next w:val="908"/>
     <w:uiPriority w:val="39"/>
     <w:unhideWhenUsed/>
     <w:pPr>
@@ -36606,10 +37249,10 @@
       <w:ind w:left="1320"/>
     </w:pPr>
   </w:style>
-  <w:style w:type="paragraph" w:styleId="196">
+  <w:style w:type="paragraph" w:styleId="903">
     <w:name w:val="toc 8"/>
-    <w:basedOn w:val="664"/>
-    <w:next w:val="664"/>
+    <w:basedOn w:val="908"/>
+    <w:next w:val="908"/>
     <w:uiPriority w:val="39"/>
     <w:unhideWhenUsed/>
     <w:pPr>
@@ -36618,10 +37261,10 @@
       <w:ind w:left="1540"/>
     </w:pPr>
   </w:style>
-  <w:style w:type="paragraph" w:styleId="197">
+  <w:style w:type="paragraph" w:styleId="904">
     <w:name w:val="toc 9"/>
-    <w:basedOn w:val="664"/>
-    <w:next w:val="664"/>
+    <w:basedOn w:val="908"/>
+    <w:next w:val="908"/>
     <w:uiPriority w:val="39"/>
     <w:unhideWhenUsed/>
     <w:pPr>
@@ -36630,9 +37273,9 @@
       <w:ind w:left="1760"/>
     </w:pPr>
   </w:style>
-  <w:style w:type="character" w:styleId="198">
+  <w:style w:type="character" w:styleId="905">
     <w:name w:val="Placeholder Text"/>
-    <w:basedOn w:val="148"/>
+    <w:basedOn w:val="858"/>
     <w:uiPriority w:val="99"/>
     <w:semiHidden/>
     <w:pPr>
@@ -36644,7 +37287,7 @@
       <w:color w:val="666666"/>
     </w:rPr>
   </w:style>
-  <w:style w:type="paragraph" w:styleId="208">
+  <w:style w:type="paragraph" w:styleId="906">
     <w:name w:val="TOC Heading"/>
     <w:uiPriority w:val="39"/>
     <w:unhideWhenUsed/>
@@ -36654,10 +37297,10 @@
       <w:ind/>
     </w:pPr>
   </w:style>
-  <w:style w:type="paragraph" w:styleId="209">
+  <w:style w:type="paragraph" w:styleId="907">
     <w:name w:val="table of figures"/>
-    <w:basedOn w:val="664"/>
-    <w:next w:val="664"/>
+    <w:basedOn w:val="908"/>
+    <w:next w:val="908"/>
     <w:uiPriority w:val="99"/>
     <w:unhideWhenUsed/>
     <w:pPr>
@@ -36666,7 +37309,7 @@
       <w:ind/>
     </w:pPr>
   </w:style>
-  <w:style w:type="paragraph" w:styleId="664" w:default="1">
+  <w:style w:type="paragraph" w:styleId="908" w:default="1">
     <w:name w:val="Normal"/>
     <w:qFormat/>
     <w:pPr>
@@ -36675,7 +37318,7 @@
       <w:ind/>
     </w:pPr>
   </w:style>
-  <w:style w:type="table" w:styleId="665" w:default="1">
+  <w:style w:type="table" w:styleId="909" w:default="1">
     <w:name w:val="Normal Table"/>
     <w:uiPriority w:val="99"/>
     <w:semiHidden/>
@@ -36868,7 +37511,7 @@
       </w:tcPr>
     </w:tblStylePr>
   </w:style>
-  <w:style w:type="numbering" w:styleId="666" w:default="1">
+  <w:style w:type="numbering" w:styleId="910" w:default="1">
     <w:name w:val="No List"/>
     <w:uiPriority w:val="99"/>
     <w:semiHidden/>
@@ -36879,9 +37522,9 @@
       <w:ind/>
     </w:pPr>
   </w:style>
-  <w:style w:type="paragraph" w:styleId="667">
+  <w:style w:type="paragraph" w:styleId="911">
     <w:name w:val="No Spacing"/>
-    <w:basedOn w:val="664"/>
+    <w:basedOn w:val="908"/>
     <w:uiPriority w:val="1"/>
     <w:qFormat/>
     <w:pPr>
@@ -36890,9 +37533,9 @@
       <w:ind/>
     </w:pPr>
   </w:style>
-  <w:style w:type="paragraph" w:styleId="668">
+  <w:style w:type="paragraph" w:styleId="912">
     <w:name w:val="List Paragraph"/>
-    <w:basedOn w:val="664"/>
+    <w:basedOn w:val="908"/>
     <w:uiPriority w:val="34"/>
     <w:qFormat/>
     <w:pPr>
